--- a/transcripts/Thesis interview Erica.docx
+++ b/transcripts/Thesis interview Erica.docx
@@ -887,7 +887,13 @@
         <w:t xml:space="preserve"> </w:t>
       </w:r>
       <w:r>
-        <w:t xml:space="preserve">“Hey, maybe I need to draw some data there, and then do this, and then this is my final output.”</w:t>
+        <w:t xml:space="preserve">“</w:t>
+      </w:r>
+      <w:r>
+        <w:t xml:space="preserve">Hey, maybe I need to draw some data there, and then do this, and then this is my final output.</w:t>
+      </w:r>
+      <w:r>
+        <w:t xml:space="preserve">”</w:t>
       </w:r>
     </w:p>
     <w:p>
@@ -1061,7 +1067,13 @@
         <w:t xml:space="preserve"> </w:t>
       </w:r>
       <w:r>
-        <w:t xml:space="preserve">“What is your new address?”</w:t>
+        <w:t xml:space="preserve">“</w:t>
+      </w:r>
+      <w:r>
+        <w:t xml:space="preserve">What is your new address?</w:t>
+      </w:r>
+      <w:r>
+        <w:t xml:space="preserve">”</w:t>
       </w:r>
       <w:r>
         <w:t xml:space="preserve"> </w:t>
@@ -1115,7 +1127,13 @@
         <w:t xml:space="preserve"> </w:t>
       </w:r>
       <w:r>
-        <w:t xml:space="preserve">“Okay, this is the right moment for you to send out this email now.”</w:t>
+        <w:t xml:space="preserve">“</w:t>
+      </w:r>
+      <w:r>
+        <w:t xml:space="preserve">Okay, this is the right moment for you to send out this email now.</w:t>
+      </w:r>
+      <w:r>
+        <w:t xml:space="preserve">”</w:t>
       </w:r>
       <w:r>
         <w:t xml:space="preserve"> </w:t>
@@ -2639,7 +2657,13 @@
         <w:t xml:space="preserve"> </w:t>
       </w:r>
       <w:r>
-        <w:t xml:space="preserve">“Let’s just do everything at the same time and see where the ship lands.”</w:t>
+        <w:t xml:space="preserve">“</w:t>
+      </w:r>
+      <w:r>
+        <w:t xml:space="preserve">Let’s just do everything at the same time and see where the ship lands.</w:t>
+      </w:r>
+      <w:r>
+        <w:t xml:space="preserve">”</w:t>
       </w:r>
     </w:p>
     <w:p>
@@ -2659,7 +2683,13 @@
         <w:t xml:space="preserve"> </w:t>
       </w:r>
       <w:r>
-        <w:t xml:space="preserve">“wildgroei”</w:t>
+        <w:t xml:space="preserve">“</w:t>
+      </w:r>
+      <w:r>
+        <w:t xml:space="preserve">wildgroei</w:t>
+      </w:r>
+      <w:r>
+        <w:t xml:space="preserve">”</w:t>
       </w:r>
       <w:r>
         <w:t xml:space="preserve">- … which I also completely understand. But I’m a firm believer of just do everything at this moment, because as long as we learn and we get better, and as long as there’s a business case behind every case, it’s worth it.</w:t>
@@ -2808,7 +2838,13 @@
         <w:t xml:space="preserve"> </w:t>
       </w:r>
       <w:r>
-        <w:t xml:space="preserve">“Should I call her or should I not?”</w:t>
+        <w:t xml:space="preserve">“</w:t>
+      </w:r>
+      <w:r>
+        <w:t xml:space="preserve">Should I call her or should I not?</w:t>
+      </w:r>
+      <w:r>
+        <w:t xml:space="preserve">”</w:t>
       </w:r>
       <w:r>
         <w:t xml:space="preserve"> </w:t>
@@ -2876,7 +2912,13 @@
         <w:t xml:space="preserve"> </w:t>
       </w:r>
       <w:r>
-        <w:t xml:space="preserve">“Would she think if I did call her now?”</w:t>
+        <w:t xml:space="preserve">“</w:t>
+      </w:r>
+      <w:r>
+        <w:t xml:space="preserve">Would she think if I did call her now?</w:t>
+      </w:r>
+      <w:r>
+        <w:t xml:space="preserve">”</w:t>
       </w:r>
       <w:r>
         <w:t xml:space="preserve"> </w:t>
@@ -3042,7 +3084,13 @@
         <w:t xml:space="preserve"> </w:t>
       </w:r>
       <w:r>
-        <w:t xml:space="preserve">“Where is he?”</w:t>
+        <w:t xml:space="preserve">“</w:t>
+      </w:r>
+      <w:r>
+        <w:t xml:space="preserve">Where is he?</w:t>
+      </w:r>
+      <w:r>
+        <w:t xml:space="preserve">”</w:t>
       </w:r>
       <w:r>
         <w:t xml:space="preserve"> </w:t>
@@ -3054,7 +3102,13 @@
         <w:t xml:space="preserve"> </w:t>
       </w:r>
       <w:r>
-        <w:t xml:space="preserve">“Yeah, I don’t know.”</w:t>
+        <w:t xml:space="preserve">“</w:t>
+      </w:r>
+      <w:r>
+        <w:t xml:space="preserve">Yeah, I don’t know.</w:t>
+      </w:r>
+      <w:r>
+        <w:t xml:space="preserve">”</w:t>
       </w:r>
       <w:r>
         <w:t xml:space="preserve"> </w:t>
@@ -4158,7 +4212,13 @@
         <w:t xml:space="preserve"> </w:t>
       </w:r>
       <w:r>
-        <w:t xml:space="preserve">“Hey, I saw you didn’t go. Where were you? I missed you.”</w:t>
+        <w:t xml:space="preserve">“</w:t>
+      </w:r>
+      <w:r>
+        <w:t xml:space="preserve">Hey, I saw you didn’t go. Where were you? I missed you.</w:t>
+      </w:r>
+      <w:r>
+        <w:t xml:space="preserve">”</w:t>
       </w:r>
       <w:r>
         <w:t xml:space="preserve"> </w:t>
@@ -4590,7 +4650,13 @@
         <w:t xml:space="preserve"> </w:t>
       </w:r>
       <w:r>
-        <w:t xml:space="preserve">“Okay, we deployed something that was not fully safe or had bias in it.”</w:t>
+        <w:t xml:space="preserve">“</w:t>
+      </w:r>
+      <w:r>
+        <w:t xml:space="preserve">Okay, we deployed something that was not fully safe or had bias in it.</w:t>
+      </w:r>
+      <w:r>
+        <w:t xml:space="preserve">”</w:t>
       </w:r>
       <w:r>
         <w:t xml:space="preserve"> </w:t>
@@ -4784,7 +4850,13 @@
         <w:t xml:space="preserve"> </w:t>
       </w:r>
       <w:r>
-        <w:t xml:space="preserve">“Oh yeah, value is important. What am I really driving with the things that I’m doing?”</w:t>
+        <w:t xml:space="preserve">“</w:t>
+      </w:r>
+      <w:r>
+        <w:t xml:space="preserve">Oh yeah, value is important. What am I really driving with the things that I’m doing?</w:t>
+      </w:r>
+      <w:r>
+        <w:t xml:space="preserve">”</w:t>
       </w:r>
     </w:p>
     <w:p>
@@ -4846,7 +4918,13 @@
         <w:t xml:space="preserve"> </w:t>
       </w:r>
       <w:r>
-        <w:t xml:space="preserve">“Nice.”</w:t>
+        <w:t xml:space="preserve">“</w:t>
+      </w:r>
+      <w:r>
+        <w:t xml:space="preserve">Nice.</w:t>
+      </w:r>
+      <w:r>
+        <w:t xml:space="preserve">”</w:t>
       </w:r>
     </w:p>
     <w:p>
@@ -4922,7 +5000,13 @@
         <w:t xml:space="preserve"> </w:t>
       </w:r>
       <w:r>
-        <w:t xml:space="preserve">“You cannot use this system because you’re already on this system,”</w:t>
+        <w:t xml:space="preserve">“</w:t>
+      </w:r>
+      <w:r>
+        <w:t xml:space="preserve">You cannot use this system because you’re already on this system,</w:t>
+      </w:r>
+      <w:r>
+        <w:t xml:space="preserve">”</w:t>
       </w:r>
       <w:r>
         <w:t xml:space="preserve"> </w:t>
@@ -4990,7 +5074,13 @@
         <w:t xml:space="preserve"> </w:t>
       </w:r>
       <w:r>
-        <w:t xml:space="preserve">“We want to build this internally. It also needs to be a case that the IT team- … can be very proud of.”</w:t>
+        <w:t xml:space="preserve">“</w:t>
+      </w:r>
+      <w:r>
+        <w:t xml:space="preserve">We want to build this internally. It also needs to be a case that the IT team- … can be very proud of.</w:t>
+      </w:r>
+      <w:r>
+        <w:t xml:space="preserve">”</w:t>
       </w:r>
       <w:r>
         <w:t xml:space="preserve"> </w:t>
@@ -5002,7 +5092,13 @@
         <w:t xml:space="preserve"> </w:t>
       </w:r>
       <w:r>
-        <w:t xml:space="preserve">“Yeah, then I’m going to wait two years before I get space on the backlog,”</w:t>
+        <w:t xml:space="preserve">“</w:t>
+      </w:r>
+      <w:r>
+        <w:t xml:space="preserve">Yeah, then I’m going to wait two years before I get space on the backlog,</w:t>
+      </w:r>
+      <w:r>
+        <w:t xml:space="preserve">”</w:t>
       </w:r>
       <w:r>
         <w:t xml:space="preserve"> </w:t>
@@ -5056,13 +5152,25 @@
         <w:t xml:space="preserve"> </w:t>
       </w:r>
       <w:r>
-        <w:t xml:space="preserve">“I really want to get this live, can I please go?”</w:t>
-      </w:r>
-      <w:r>
-        <w:t xml:space="preserve"> </w:t>
-      </w:r>
-      <w:r>
-        <w:t xml:space="preserve">“Yeah, please go.”</w:t>
+        <w:t xml:space="preserve">“</w:t>
+      </w:r>
+      <w:r>
+        <w:t xml:space="preserve">I really want to get this live, can I please go?</w:t>
+      </w:r>
+      <w:r>
+        <w:t xml:space="preserve">”</w:t>
+      </w:r>
+      <w:r>
+        <w:t xml:space="preserve"> </w:t>
+      </w:r>
+      <w:r>
+        <w:t xml:space="preserve">“</w:t>
+      </w:r>
+      <w:r>
+        <w:t xml:space="preserve">Yeah, please go.</w:t>
+      </w:r>
+      <w:r>
+        <w:t xml:space="preserve">”</w:t>
       </w:r>
       <w:r>
         <w:t xml:space="preserve"> </w:t>
@@ -5102,7 +5210,13 @@
         <w:t xml:space="preserve"> </w:t>
       </w:r>
       <w:r>
-        <w:t xml:space="preserve">“You cannot do this.”</w:t>
+        <w:t xml:space="preserve">“</w:t>
+      </w:r>
+      <w:r>
+        <w:t xml:space="preserve">You cannot do this.</w:t>
+      </w:r>
+      <w:r>
+        <w:t xml:space="preserve">”</w:t>
       </w:r>
       <w:r>
         <w:t xml:space="preserve"> </w:t>
@@ -5156,7 +5270,13 @@
         <w:t xml:space="preserve"> </w:t>
       </w:r>
       <w:r>
-        <w:t xml:space="preserve">“Oh, we don’t have an agreement yet,”</w:t>
+        <w:t xml:space="preserve">“</w:t>
+      </w:r>
+      <w:r>
+        <w:t xml:space="preserve">Oh, we don’t have an agreement yet,</w:t>
+      </w:r>
+      <w:r>
+        <w:t xml:space="preserve">”</w:t>
       </w:r>
       <w:r>
         <w:t xml:space="preserve"> </w:t>
@@ -5168,7 +5288,13 @@
         <w:t xml:space="preserve"> </w:t>
       </w:r>
       <w:r>
-        <w:t xml:space="preserve">“The NDA wasn’t signed,”</w:t>
+        <w:t xml:space="preserve">“</w:t>
+      </w:r>
+      <w:r>
+        <w:t xml:space="preserve">The NDA wasn’t signed,</w:t>
+      </w:r>
+      <w:r>
+        <w:t xml:space="preserve">”</w:t>
       </w:r>
       <w:r>
         <w:t xml:space="preserve"> </w:t>
@@ -5264,7 +5390,13 @@
         <w:t xml:space="preserve"> </w:t>
       </w:r>
       <w:r>
-        <w:t xml:space="preserve">“How the hell is this possible?”</w:t>
+        <w:t xml:space="preserve">“</w:t>
+      </w:r>
+      <w:r>
+        <w:t xml:space="preserve">How the hell is this possible?</w:t>
+      </w:r>
+      <w:r>
+        <w:t xml:space="preserve">”</w:t>
       </w:r>
       <w:r>
         <w:t xml:space="preserve"> </w:t>
@@ -5668,7 +5800,13 @@
         <w:t xml:space="preserve"> </w:t>
       </w:r>
       <w:r>
-        <w:t xml:space="preserve">“Yes, I am,”</w:t>
+        <w:t xml:space="preserve">“</w:t>
+      </w:r>
+      <w:r>
+        <w:t xml:space="preserve">Yes, I am,</w:t>
+      </w:r>
+      <w:r>
+        <w:t xml:space="preserve">”</w:t>
       </w:r>
       <w:r>
         <w:t xml:space="preserve"> </w:t>
@@ -5680,7 +5818,13 @@
         <w:t xml:space="preserve"> </w:t>
       </w:r>
       <w:r>
-        <w:t xml:space="preserve">“No, this is the vision. This is where we’re going. Help me get there.”</w:t>
+        <w:t xml:space="preserve">“</w:t>
+      </w:r>
+      <w:r>
+        <w:t xml:space="preserve">No, this is the vision. This is where we’re going. Help me get there.</w:t>
+      </w:r>
+      <w:r>
+        <w:t xml:space="preserve">”</w:t>
       </w:r>
       <w:r>
         <w:t xml:space="preserve"> </w:t>
@@ -6084,7 +6228,13 @@
         <w:t xml:space="preserve"> </w:t>
       </w:r>
       <w:r>
-        <w:t xml:space="preserve">“Oh, you could speak to them. They are already working with AI a lot in a team.”</w:t>
+        <w:t xml:space="preserve">“</w:t>
+      </w:r>
+      <w:r>
+        <w:t xml:space="preserve">Oh, you could speak to them. They are already working with AI a lot in a team.</w:t>
+      </w:r>
+      <w:r>
+        <w:t xml:space="preserve">”</w:t>
       </w:r>
       <w:r>
         <w:t xml:space="preserve"> </w:t>
@@ -6096,7 +6246,13 @@
         <w:t xml:space="preserve"> </w:t>
       </w:r>
       <w:r>
-        <w:t xml:space="preserve">“I help marketing teams build value with AI.”</w:t>
+        <w:t xml:space="preserve">“</w:t>
+      </w:r>
+      <w:r>
+        <w:t xml:space="preserve">I help marketing teams build value with AI.</w:t>
+      </w:r>
+      <w:r>
+        <w:t xml:space="preserve">”</w:t>
       </w:r>
       <w:r>
         <w:t xml:space="preserve"> </w:t>
@@ -6416,7 +6572,13 @@
         <w:t xml:space="preserve"> </w:t>
       </w:r>
       <w:r>
-        <w:t xml:space="preserve">“I’m going to do my studies.”</w:t>
+        <w:t xml:space="preserve">“</w:t>
+      </w:r>
+      <w:r>
+        <w:t xml:space="preserve">I’m going to do my studies.</w:t>
+      </w:r>
+      <w:r>
+        <w:t xml:space="preserve">”</w:t>
       </w:r>
       <w:r>
         <w:t xml:space="preserve"> </w:t>
@@ -6565,11 +6727,7 @@
         <w:t xml:space="preserve">Yes. See you. Bye.</w:t>
       </w:r>
     </w:p>
-    <w:sectPr>
-      <w:footnotePr>
-        <w:numRestart w:val="eachSect"/>
-      </w:footnotePr>
-    </w:sectPr>
+    <w:sectPr/>
   </w:body>
 </w:document>
 </file>
@@ -6600,14 +6758,14 @@
 <file path=word/numbering.xml><?xml version="1.0" encoding="utf-8"?>
 <w:numbering xmlns:w="http://schemas.openxmlformats.org/wordprocessingml/2006/main">
   <w:abstractNum w:abstractNumId="990">
-    <w:nsid w:val="0000A990"/>
+    <w:nsid w:val="A990"/>
     <w:multiLevelType w:val="multilevel"/>
     <w:lvl w:ilvl="0">
       <w:numFmt w:val="bullet"/>
       <w:lvlText w:val=" "/>
       <w:lvlJc w:val="left"/>
       <w:pPr>
-        <w:ind w:left="720" w:hanging="360"/>
+        <w:ind w:left="720" w:hanging="480"/>
       </w:pPr>
     </w:lvl>
     <w:lvl w:ilvl="1">
@@ -6615,7 +6773,7 @@
       <w:lvlText w:val=" "/>
       <w:lvlJc w:val="left"/>
       <w:pPr>
-        <w:ind w:left="1440" w:hanging="360"/>
+        <w:ind w:left="1440" w:hanging="480"/>
       </w:pPr>
     </w:lvl>
     <w:lvl w:ilvl="2">
@@ -6623,7 +6781,7 @@
       <w:lvlText w:val=" "/>
       <w:lvlJc w:val="left"/>
       <w:pPr>
-        <w:ind w:left="2160" w:hanging="360"/>
+        <w:ind w:left="2160" w:hanging="480"/>
       </w:pPr>
     </w:lvl>
     <w:lvl w:ilvl="3">
@@ -6631,7 +6789,7 @@
       <w:lvlText w:val=" "/>
       <w:lvlJc w:val="left"/>
       <w:pPr>
-        <w:ind w:left="2880" w:hanging="360"/>
+        <w:ind w:left="2880" w:hanging="480"/>
       </w:pPr>
     </w:lvl>
     <w:lvl w:ilvl="4">
@@ -6639,7 +6797,7 @@
       <w:lvlText w:val=" "/>
       <w:lvlJc w:val="left"/>
       <w:pPr>
-        <w:ind w:left="3600" w:hanging="360"/>
+        <w:ind w:left="3600" w:hanging="480"/>
       </w:pPr>
     </w:lvl>
     <w:lvl w:ilvl="5">
@@ -6647,7 +6805,7 @@
       <w:lvlText w:val=" "/>
       <w:lvlJc w:val="left"/>
       <w:pPr>
-        <w:ind w:left="4320" w:hanging="360"/>
+        <w:ind w:left="4320" w:hanging="480"/>
       </w:pPr>
     </w:lvl>
     <w:lvl w:ilvl="6">
@@ -6655,7 +6813,7 @@
       <w:lvlText w:val=" "/>
       <w:lvlJc w:val="left"/>
       <w:pPr>
-        <w:ind w:left="5040" w:hanging="360"/>
+        <w:ind w:left="5040" w:hanging="480"/>
       </w:pPr>
     </w:lvl>
     <w:lvl w:ilvl="7">
@@ -6663,7 +6821,7 @@
       <w:lvlText w:val=" "/>
       <w:lvlJc w:val="left"/>
       <w:pPr>
-        <w:ind w:left="5760" w:hanging="360"/>
+        <w:ind w:left="5760" w:hanging="480"/>
       </w:pPr>
     </w:lvl>
     <w:lvl w:ilvl="8">
@@ -6671,7 +6829,7 @@
       <w:lvlText w:val=" "/>
       <w:lvlJc w:val="left"/>
       <w:pPr>
-        <w:ind w:left="6480" w:hanging="360"/>
+        <w:ind w:left="6480" w:hanging="480"/>
       </w:pPr>
     </w:lvl>
   </w:abstractNum>
@@ -6686,10 +6844,10 @@
   <w:docDefaults>
     <w:rPrDefault>
       <w:rPr>
-        <w:rFonts w:asciiTheme="minorHAnsi" w:cstheme="minorBidi" w:eastAsiaTheme="minorEastAsia" w:hAnsiTheme="minorHAnsi"/>
+        <w:rFonts w:asciiTheme="minorHAnsi" w:cstheme="minorBidi" w:eastAsiaTheme="minorHAnsi" w:hAnsiTheme="minorHAnsi"/>
         <w:sz w:val="24"/>
         <w:szCs w:val="24"/>
-        <w:lang w:bidi="ar-SA" w:eastAsia="zh-CN" w:val="en-US"/>
+        <w:lang w:bidi="ar-SA" w:eastAsia="en-US" w:val="en-US"/>
       </w:rPr>
     </w:rPrDefault>
     <w:pPrDefault>
@@ -6707,10 +6865,10 @@
     <w:name w:val="Body Text"/>
     <w:basedOn w:val="Normal"/>
     <w:link w:val="BodyTextChar"/>
-    <w:qFormat/>
     <w:pPr>
       <w:spacing w:after="180" w:before="180"/>
     </w:pPr>
+    <w:qFormat/>
   </w:style>
   <w:style w:customStyle="1" w:styleId="FirstParagraph" w:type="paragraph">
     <w:name w:val="First Paragraph"/>
@@ -6730,94 +6888,57 @@
     <w:name w:val="Title"/>
     <w:basedOn w:val="Normal"/>
     <w:next w:val="BodyText"/>
-    <w:link w:val="TitleChar"/>
-    <w:uiPriority w:val="10"/>
     <w:qFormat/>
-    <w:rsid w:val="00A10FD9"/>
     <w:pPr>
-      <w:spacing w:after="80" w:line="240" w:lineRule="auto"/>
-      <w:contextualSpacing/>
+      <w:keepNext/>
+      <w:keepLines/>
+      <w:spacing w:after="240" w:before="480"/>
       <w:jc w:val="center"/>
     </w:pPr>
     <w:rPr>
       <w:rFonts w:asciiTheme="majorHAnsi" w:cstheme="majorBidi" w:eastAsiaTheme="majorEastAsia" w:hAnsiTheme="majorHAnsi"/>
-      <w:sz w:val="56"/>
-      <w:szCs w:val="56"/>
-    </w:rPr>
-  </w:style>
-  <w:style w:customStyle="1" w:styleId="TitleChar" w:type="character">
-    <w:name w:val="Title Char"/>
-    <w:basedOn w:val="DefaultParagraphFont"/>
-    <w:link w:val="Title"/>
-    <w:uiPriority w:val="10"/>
-    <w:rsid w:val="00A10FD9"/>
-    <w:rPr>
-      <w:rFonts w:asciiTheme="majorHAnsi" w:cstheme="majorBidi" w:eastAsiaTheme="majorEastAsia" w:hAnsiTheme="majorHAnsi"/>
-      <w:sz w:val="56"/>
-      <w:szCs w:val="56"/>
+      <w:b/>
+      <w:bCs/>
+      <w:color w:themeColor="accent1" w:themeShade="B5" w:val="345A8A"/>
+      <w:sz w:val="36"/>
+      <w:szCs w:val="36"/>
     </w:rPr>
   </w:style>
   <w:style w:styleId="Subtitle" w:type="paragraph">
     <w:name w:val="Subtitle"/>
     <w:basedOn w:val="Title"/>
     <w:next w:val="BodyText"/>
-    <w:link w:val="SubtitleChar"/>
-    <w:uiPriority w:val="11"/>
     <w:qFormat/>
-    <w:rsid w:val="00A10FD9"/>
     <w:pPr>
-      <w:numPr>
-        <w:ilvl w:val="1"/>
-      </w:numPr>
+      <w:keepNext/>
+      <w:keepLines/>
+      <w:spacing w:after="240" w:before="240"/>
+      <w:jc w:val="center"/>
     </w:pPr>
     <w:rPr>
-      <w:rFonts w:cstheme="majorBidi" w:eastAsiaTheme="majorEastAsia"/>
-      <w:spacing w:val="15"/>
-      <w:sz w:val="28"/>
-      <w:szCs w:val="28"/>
-    </w:rPr>
-  </w:style>
-  <w:style w:customStyle="1" w:styleId="SubtitleChar" w:type="character">
-    <w:name w:val="Subtitle Char"/>
-    <w:basedOn w:val="DefaultParagraphFont"/>
-    <w:link w:val="Subtitle"/>
-    <w:uiPriority w:val="11"/>
-    <w:rsid w:val="00A10FD9"/>
-    <w:rPr>
-      <w:rFonts w:cstheme="majorBidi" w:eastAsiaTheme="majorEastAsia"/>
-      <w:color w:themeColor="text1" w:themeTint="A6" w:val="595959"/>
-      <w:spacing w:val="15"/>
-      <w:sz w:val="28"/>
-      <w:szCs w:val="28"/>
+      <w:sz w:val="30"/>
+      <w:szCs w:val="30"/>
     </w:rPr>
   </w:style>
   <w:style w:customStyle="1" w:styleId="Author" w:type="paragraph">
     <w:name w:val="Author"/>
-    <w:basedOn w:val="Title"/>
     <w:next w:val="BodyText"/>
     <w:qFormat/>
     <w:pPr>
       <w:keepNext/>
       <w:keepLines/>
+      <w:jc w:val="center"/>
     </w:pPr>
-    <w:rPr>
-      <w:sz w:val="24"/>
-      <w:szCs w:val="24"/>
-    </w:rPr>
   </w:style>
   <w:style w:styleId="Date" w:type="paragraph">
     <w:name w:val="Date"/>
-    <w:basedOn w:val="Title"/>
     <w:next w:val="BodyText"/>
     <w:qFormat/>
     <w:pPr>
       <w:keepNext/>
       <w:keepLines/>
+      <w:jc w:val="center"/>
     </w:pPr>
-    <w:rPr>
-      <w:sz w:val="24"/>
-      <w:szCs w:val="24"/>
-    </w:rPr>
   </w:style>
   <w:style w:customStyle="1" w:styleId="AbstractTitle" w:type="paragraph">
     <w:name w:val="Abstract Title"/>
@@ -6827,13 +6948,15 @@
     <w:pPr>
       <w:keepNext/>
       <w:keepLines/>
+      <w:jc w:val="center"/>
       <w:spacing w:after="0" w:before="300"/>
-      <w:jc w:val="center"/>
     </w:pPr>
     <w:rPr>
-      <w:b/>
       <w:sz w:val="20"/>
       <w:szCs w:val="20"/>
+      <w:b/>
+      <w:color w:val="345A8A"/>
+      &gt;
     </w:rPr>
   </w:style>
   <w:style w:customStyle="1" w:styleId="Abstract" w:type="paragraph">
@@ -6860,321 +6983,191 @@
     <w:rPr/>
   </w:style>
   <w:style w:styleId="Heading1" w:type="paragraph">
-    <w:name w:val="heading 1"/>
+    <w:name w:val="Heading 1"/>
     <w:basedOn w:val="Normal"/>
     <w:next w:val="BodyText"/>
-    <w:link w:val="Heading1Char"/>
     <w:uiPriority w:val="9"/>
     <w:qFormat/>
-    <w:rsid w:val="00A10FD9"/>
     <w:pPr>
       <w:keepNext/>
       <w:keepLines/>
-      <w:spacing w:after="80" w:before="360"/>
+      <w:spacing w:after="0" w:before="480"/>
       <w:outlineLvl w:val="0"/>
     </w:pPr>
     <w:rPr>
       <w:rFonts w:asciiTheme="majorHAnsi" w:cstheme="majorBidi" w:eastAsiaTheme="majorEastAsia" w:hAnsiTheme="majorHAnsi"/>
-      <w:color w:themeColor="accent1" w:themeShade="BF" w:val="0F4761"/>
-      <w:sz w:val="40"/>
-      <w:szCs w:val="40"/>
+      <w:b/>
+      <w:bCs/>
+      <w:color w:themeColor="accent1" w:val="4F81BD"/>
+      <w:sz w:val="32"/>
+      <w:szCs w:val="32"/>
     </w:rPr>
   </w:style>
   <w:style w:styleId="Heading2" w:type="paragraph">
-    <w:name w:val="heading 2"/>
+    <w:name w:val="Heading 2"/>
     <w:basedOn w:val="Normal"/>
     <w:next w:val="BodyText"/>
-    <w:link w:val="Heading2Char"/>
     <w:uiPriority w:val="9"/>
-    <w:semiHidden/>
     <w:unhideWhenUsed/>
     <w:qFormat/>
-    <w:rsid w:val="00A10FD9"/>
     <w:pPr>
       <w:keepNext/>
       <w:keepLines/>
-      <w:spacing w:after="80" w:before="160"/>
+      <w:spacing w:after="0" w:before="200"/>
       <w:outlineLvl w:val="1"/>
     </w:pPr>
     <w:rPr>
       <w:rFonts w:asciiTheme="majorHAnsi" w:cstheme="majorBidi" w:eastAsiaTheme="majorEastAsia" w:hAnsiTheme="majorHAnsi"/>
-      <w:color w:themeColor="accent1" w:themeShade="BF" w:val="0F4761"/>
-      <w:sz w:val="32"/>
-      <w:szCs w:val="32"/>
-    </w:rPr>
-  </w:style>
-  <w:style w:styleId="Heading3" w:type="paragraph">
-    <w:name w:val="heading 3"/>
-    <w:basedOn w:val="Normal"/>
-    <w:next w:val="BodyText"/>
-    <w:link w:val="Heading3Char"/>
-    <w:uiPriority w:val="9"/>
-    <w:semiHidden/>
-    <w:unhideWhenUsed/>
-    <w:qFormat/>
-    <w:rsid w:val="00A10FD9"/>
-    <w:pPr>
-      <w:keepNext/>
-      <w:keepLines/>
-      <w:spacing w:after="80" w:before="160"/>
-      <w:outlineLvl w:val="2"/>
-    </w:pPr>
-    <w:rPr>
-      <w:rFonts w:cstheme="majorBidi" w:eastAsiaTheme="majorEastAsia"/>
-      <w:color w:themeColor="accent1" w:themeShade="BF" w:val="0F4761"/>
+      <w:b/>
+      <w:bCs/>
+      <w:color w:themeColor="accent1" w:val="4F81BD"/>
       <w:sz w:val="28"/>
       <w:szCs w:val="28"/>
     </w:rPr>
   </w:style>
-  <w:style w:styleId="Heading4" w:type="paragraph">
-    <w:name w:val="heading 4"/>
+  <w:style w:styleId="Heading3" w:type="paragraph">
+    <w:name w:val="Heading 3"/>
     <w:basedOn w:val="Normal"/>
     <w:next w:val="BodyText"/>
-    <w:link w:val="Heading4Char"/>
     <w:uiPriority w:val="9"/>
-    <w:semiHidden/>
     <w:unhideWhenUsed/>
     <w:qFormat/>
-    <w:rsid w:val="00A10FD9"/>
     <w:pPr>
       <w:keepNext/>
       <w:keepLines/>
-      <w:spacing w:after="40" w:before="80"/>
+      <w:spacing w:after="0" w:before="200"/>
+      <w:outlineLvl w:val="2"/>
+    </w:pPr>
+    <w:rPr>
+      <w:rFonts w:asciiTheme="majorHAnsi" w:cstheme="majorBidi" w:eastAsiaTheme="majorEastAsia" w:hAnsiTheme="majorHAnsi"/>
+      <w:b/>
+      <w:bCs/>
+      <w:color w:themeColor="accent1" w:val="4F81BD"/>
+      <w:sz w:val="24"/>
+      <w:szCs w:val="24"/>
+    </w:rPr>
+  </w:style>
+  <w:style w:styleId="Heading4" w:type="paragraph">
+    <w:name w:val="Heading 4"/>
+    <w:basedOn w:val="Normal"/>
+    <w:next w:val="BodyText"/>
+    <w:uiPriority w:val="9"/>
+    <w:unhideWhenUsed/>
+    <w:qFormat/>
+    <w:pPr>
+      <w:keepNext/>
+      <w:keepLines/>
+      <w:spacing w:after="0" w:before="200"/>
       <w:outlineLvl w:val="3"/>
     </w:pPr>
     <w:rPr>
-      <w:rFonts w:cstheme="majorBidi" w:eastAsiaTheme="majorEastAsia"/>
+      <w:rFonts w:asciiTheme="majorHAnsi" w:cstheme="majorBidi" w:eastAsiaTheme="majorEastAsia" w:hAnsiTheme="majorHAnsi"/>
       <w:i/>
-      <w:iCs/>
-      <w:color w:themeColor="accent1" w:themeShade="BF" w:val="0F4761"/>
+      <w:bCs/>
+      <w:color w:themeColor="accent1" w:val="4F81BD"/>
+      <w:sz w:val="24"/>
+      <w:szCs w:val="24"/>
     </w:rPr>
   </w:style>
   <w:style w:styleId="Heading5" w:type="paragraph">
-    <w:name w:val="heading 5"/>
+    <w:name w:val="Heading 5"/>
     <w:basedOn w:val="Normal"/>
     <w:next w:val="BodyText"/>
-    <w:link w:val="Heading5Char"/>
     <w:uiPriority w:val="9"/>
-    <w:semiHidden/>
     <w:unhideWhenUsed/>
     <w:qFormat/>
-    <w:rsid w:val="00A10FD9"/>
     <w:pPr>
       <w:keepNext/>
       <w:keepLines/>
-      <w:spacing w:after="40" w:before="80"/>
+      <w:spacing w:after="0" w:before="200"/>
       <w:outlineLvl w:val="4"/>
     </w:pPr>
     <w:rPr>
-      <w:rFonts w:cstheme="majorBidi" w:eastAsiaTheme="majorEastAsia"/>
-      <w:color w:themeColor="accent1" w:themeShade="BF" w:val="0F4761"/>
+      <w:rFonts w:asciiTheme="majorHAnsi" w:cstheme="majorBidi" w:eastAsiaTheme="majorEastAsia" w:hAnsiTheme="majorHAnsi"/>
+      <w:iCs/>
+      <w:color w:themeColor="accent1" w:val="4F81BD"/>
+      <w:sz w:val="24"/>
+      <w:szCs w:val="24"/>
     </w:rPr>
   </w:style>
   <w:style w:styleId="Heading6" w:type="paragraph">
-    <w:name w:val="heading 6"/>
+    <w:name w:val="Heading 6"/>
     <w:basedOn w:val="Normal"/>
     <w:next w:val="BodyText"/>
-    <w:link w:val="Heading6Char"/>
     <w:uiPriority w:val="9"/>
-    <w:semiHidden/>
     <w:unhideWhenUsed/>
     <w:qFormat/>
-    <w:rsid w:val="00A10FD9"/>
     <w:pPr>
       <w:keepNext/>
       <w:keepLines/>
-      <w:spacing w:after="0" w:before="40"/>
+      <w:spacing w:after="0" w:before="200"/>
       <w:outlineLvl w:val="5"/>
     </w:pPr>
     <w:rPr>
-      <w:rFonts w:cstheme="majorBidi" w:eastAsiaTheme="majorEastAsia"/>
-      <w:i/>
-      <w:iCs/>
-      <w:color w:themeColor="text1" w:themeTint="A6" w:val="595959"/>
+      <w:rFonts w:asciiTheme="majorHAnsi" w:cstheme="majorBidi" w:eastAsiaTheme="majorEastAsia" w:hAnsiTheme="majorHAnsi"/>
+      <w:color w:themeColor="accent1" w:val="4F81BD"/>
+      <w:sz w:val="24"/>
+      <w:szCs w:val="24"/>
     </w:rPr>
   </w:style>
   <w:style w:styleId="Heading7" w:type="paragraph">
-    <w:name w:val="heading 7"/>
+    <w:name w:val="Heading 7"/>
     <w:basedOn w:val="Normal"/>
     <w:next w:val="BodyText"/>
-    <w:link w:val="Heading7Char"/>
     <w:uiPriority w:val="9"/>
-    <w:semiHidden/>
     <w:unhideWhenUsed/>
     <w:qFormat/>
-    <w:rsid w:val="00A10FD9"/>
     <w:pPr>
       <w:keepNext/>
       <w:keepLines/>
-      <w:spacing w:after="0" w:before="40"/>
+      <w:spacing w:after="0" w:before="200"/>
       <w:outlineLvl w:val="6"/>
     </w:pPr>
     <w:rPr>
-      <w:rFonts w:cstheme="majorBidi" w:eastAsiaTheme="majorEastAsia"/>
-      <w:color w:themeColor="text1" w:themeTint="A6" w:val="595959"/>
+      <w:rFonts w:asciiTheme="majorHAnsi" w:cstheme="majorBidi" w:eastAsiaTheme="majorEastAsia" w:hAnsiTheme="majorHAnsi"/>
+      <w:color w:themeColor="accent1" w:val="4F81BD"/>
+      <w:sz w:val="24"/>
+      <w:szCs w:val="24"/>
     </w:rPr>
   </w:style>
   <w:style w:styleId="Heading8" w:type="paragraph">
-    <w:name w:val="heading 8"/>
+    <w:name w:val="Heading 8"/>
     <w:basedOn w:val="Normal"/>
     <w:next w:val="BodyText"/>
-    <w:link w:val="Heading8Char"/>
     <w:uiPriority w:val="9"/>
-    <w:semiHidden/>
     <w:unhideWhenUsed/>
     <w:qFormat/>
-    <w:rsid w:val="00A10FD9"/>
     <w:pPr>
       <w:keepNext/>
       <w:keepLines/>
-      <w:spacing w:after="0"/>
+      <w:spacing w:after="0" w:before="200"/>
       <w:outlineLvl w:val="7"/>
     </w:pPr>
     <w:rPr>
-      <w:rFonts w:cstheme="majorBidi" w:eastAsiaTheme="majorEastAsia"/>
-      <w:i/>
-      <w:iCs/>
-      <w:color w:themeColor="text1" w:themeTint="D8" w:val="272727"/>
+      <w:rFonts w:asciiTheme="majorHAnsi" w:cstheme="majorBidi" w:eastAsiaTheme="majorEastAsia" w:hAnsiTheme="majorHAnsi"/>
+      <w:color w:themeColor="accent1" w:val="4F81BD"/>
+      <w:sz w:val="24"/>
+      <w:szCs w:val="24"/>
     </w:rPr>
   </w:style>
   <w:style w:styleId="Heading9" w:type="paragraph">
-    <w:name w:val="heading 9"/>
+    <w:name w:val="Heading 9"/>
     <w:basedOn w:val="Normal"/>
     <w:next w:val="BodyText"/>
-    <w:link w:val="Heading9Char"/>
     <w:uiPriority w:val="9"/>
-    <w:semiHidden/>
     <w:unhideWhenUsed/>
     <w:qFormat/>
-    <w:rsid w:val="00A10FD9"/>
     <w:pPr>
       <w:keepNext/>
       <w:keepLines/>
-      <w:spacing w:after="0"/>
+      <w:spacing w:after="0" w:before="200"/>
       <w:outlineLvl w:val="8"/>
     </w:pPr>
     <w:rPr>
-      <w:rFonts w:cstheme="majorBidi" w:eastAsiaTheme="majorEastAsia"/>
-      <w:color w:themeColor="text1" w:themeTint="D8" w:val="272727"/>
-    </w:rPr>
-  </w:style>
-  <w:style w:customStyle="1" w:styleId="Heading1Char" w:type="character">
-    <w:name w:val="Heading 1 Char"/>
-    <w:basedOn w:val="DefaultParagraphFont"/>
-    <w:link w:val="Heading1"/>
-    <w:uiPriority w:val="9"/>
-    <w:rsid w:val="00A10FD9"/>
-    <w:rPr>
       <w:rFonts w:asciiTheme="majorHAnsi" w:cstheme="majorBidi" w:eastAsiaTheme="majorEastAsia" w:hAnsiTheme="majorHAnsi"/>
-      <w:color w:themeColor="accent1" w:themeShade="BF" w:val="0F4761"/>
-      <w:sz w:val="40"/>
-      <w:szCs w:val="40"/>
-    </w:rPr>
-  </w:style>
-  <w:style w:customStyle="1" w:styleId="Heading2Char" w:type="character">
-    <w:name w:val="Heading 2 Char"/>
-    <w:basedOn w:val="DefaultParagraphFont"/>
-    <w:link w:val="Heading2"/>
-    <w:uiPriority w:val="9"/>
-    <w:semiHidden/>
-    <w:rsid w:val="00A10FD9"/>
-    <w:rPr>
-      <w:rFonts w:asciiTheme="majorHAnsi" w:cstheme="majorBidi" w:eastAsiaTheme="majorEastAsia" w:hAnsiTheme="majorHAnsi"/>
-      <w:color w:themeColor="accent1" w:themeShade="BF" w:val="0F4761"/>
-      <w:sz w:val="32"/>
-      <w:szCs w:val="32"/>
-    </w:rPr>
-  </w:style>
-  <w:style w:customStyle="1" w:styleId="Heading3Char" w:type="character">
-    <w:name w:val="Heading 3 Char"/>
-    <w:basedOn w:val="DefaultParagraphFont"/>
-    <w:link w:val="Heading3"/>
-    <w:uiPriority w:val="9"/>
-    <w:semiHidden/>
-    <w:rsid w:val="00A10FD9"/>
-    <w:rPr>
-      <w:rFonts w:cstheme="majorBidi" w:eastAsiaTheme="majorEastAsia"/>
-      <w:color w:themeColor="accent1" w:themeShade="BF" w:val="0F4761"/>
-      <w:sz w:val="28"/>
-      <w:szCs w:val="28"/>
-    </w:rPr>
-  </w:style>
-  <w:style w:customStyle="1" w:styleId="Heading4Char" w:type="character">
-    <w:name w:val="Heading 4 Char"/>
-    <w:basedOn w:val="DefaultParagraphFont"/>
-    <w:link w:val="Heading4"/>
-    <w:uiPriority w:val="9"/>
-    <w:semiHidden/>
-    <w:rsid w:val="00A10FD9"/>
-    <w:rPr>
-      <w:rFonts w:cstheme="majorBidi" w:eastAsiaTheme="majorEastAsia"/>
-      <w:i/>
-      <w:iCs/>
-      <w:color w:themeColor="accent1" w:themeShade="BF" w:val="0F4761"/>
-    </w:rPr>
-  </w:style>
-  <w:style w:customStyle="1" w:styleId="Heading5Char" w:type="character">
-    <w:name w:val="Heading 5 Char"/>
-    <w:basedOn w:val="DefaultParagraphFont"/>
-    <w:link w:val="Heading5"/>
-    <w:uiPriority w:val="9"/>
-    <w:semiHidden/>
-    <w:rsid w:val="00A10FD9"/>
-    <w:rPr>
-      <w:rFonts w:cstheme="majorBidi" w:eastAsiaTheme="majorEastAsia"/>
-      <w:color w:themeColor="accent1" w:themeShade="BF" w:val="0F4761"/>
-    </w:rPr>
-  </w:style>
-  <w:style w:customStyle="1" w:styleId="Heading6Char" w:type="character">
-    <w:name w:val="Heading 6 Char"/>
-    <w:basedOn w:val="DefaultParagraphFont"/>
-    <w:link w:val="Heading6"/>
-    <w:uiPriority w:val="9"/>
-    <w:semiHidden/>
-    <w:rsid w:val="00A10FD9"/>
-    <w:rPr>
-      <w:rFonts w:cstheme="majorBidi" w:eastAsiaTheme="majorEastAsia"/>
-      <w:i/>
-      <w:iCs/>
-      <w:color w:themeColor="text1" w:themeTint="A6" w:val="595959"/>
-    </w:rPr>
-  </w:style>
-  <w:style w:customStyle="1" w:styleId="Heading7Char" w:type="character">
-    <w:name w:val="Heading 7 Char"/>
-    <w:basedOn w:val="DefaultParagraphFont"/>
-    <w:link w:val="Heading7"/>
-    <w:uiPriority w:val="9"/>
-    <w:semiHidden/>
-    <w:rsid w:val="00A10FD9"/>
-    <w:rPr>
-      <w:rFonts w:cstheme="majorBidi" w:eastAsiaTheme="majorEastAsia"/>
-      <w:color w:themeColor="text1" w:themeTint="A6" w:val="595959"/>
-    </w:rPr>
-  </w:style>
-  <w:style w:customStyle="1" w:styleId="Heading8Char" w:type="character">
-    <w:name w:val="Heading 8 Char"/>
-    <w:basedOn w:val="DefaultParagraphFont"/>
-    <w:link w:val="Heading8"/>
-    <w:uiPriority w:val="9"/>
-    <w:semiHidden/>
-    <w:rsid w:val="00A10FD9"/>
-    <w:rPr>
-      <w:rFonts w:cstheme="majorBidi" w:eastAsiaTheme="majorEastAsia"/>
-      <w:i/>
-      <w:iCs/>
-      <w:color w:themeColor="text1" w:themeTint="D8" w:val="272727"/>
-    </w:rPr>
-  </w:style>
-  <w:style w:customStyle="1" w:styleId="Heading9Char" w:type="character">
-    <w:name w:val="Heading 9 Char"/>
-    <w:basedOn w:val="DefaultParagraphFont"/>
-    <w:link w:val="Heading9"/>
-    <w:uiPriority w:val="9"/>
-    <w:semiHidden/>
-    <w:rsid w:val="00A10FD9"/>
-    <w:rPr>
-      <w:rFonts w:cstheme="majorBidi" w:eastAsiaTheme="majorEastAsia"/>
-      <w:color w:themeColor="text1" w:themeTint="D8" w:val="272727"/>
+      <w:color w:themeColor="accent1" w:val="4F81BD"/>
+      <w:sz w:val="24"/>
+      <w:szCs w:val="24"/>
     </w:rPr>
   </w:style>
   <w:style w:styleId="BlockText" w:type="paragraph">
@@ -7197,18 +7190,6 @@
     <w:unhideWhenUsed/>
     <w:qFormat/>
   </w:style>
-  <w:style w:styleId="FootnoteBlockText" w:type="paragraph">
-    <w:name w:val="Footnote Block Text"/>
-    <w:basedOn w:val="FootnoteText"/>
-    <w:next w:val="FootnoteText"/>
-    <w:uiPriority w:val="9"/>
-    <w:unhideWhenUsed/>
-    <w:qFormat/>
-    <w:pPr>
-      <w:spacing w:after="100" w:before="100"/>
-      <w:ind w:firstLine="0" w:left="480" w:right="480"/>
-    </w:pPr>
-  </w:style>
   <w:style w:default="1" w:styleId="DefaultParagraphFont" w:type="character">
     <w:name w:val="Default Paragraph Font"/>
     <w:semiHidden/>
@@ -7230,11 +7211,18 @@
       </w:tblCellMar>
     </w:tblPr>
     <w:tblStylePr w:type="firstRow">
+      <w:tblPr>
+        <w:jc w:val="left"/>
+        <w:tblInd w:type="dxa" w:w="0"/>
+      </w:tblPr>
+      <w:trPr>
+        <w:jc w:val="left"/>
+      </w:trPr>
       <w:tcPr>
+        <w:vAlign w:val="bottom"/>
         <w:tcBorders>
           <w:bottom w:val="single"/>
         </w:tcBorders>
-        <w:vAlign w:val="bottom"/>
       </w:tcPr>
     </w:tblStylePr>
   </w:style>
@@ -7349,8 +7337,8 @@
     <w:name w:val="KeywordTok"/>
     <w:basedOn w:val="VerbatimChar"/>
     <w:rPr>
+      <w:color w:val="007020"/>
       <w:b/>
-      <w:color w:val="007020"/>
     </w:rPr>
   </w:style>
   <w:style w:type="character" w:customStyle="1" w:styleId="DataTypeTok">
@@ -7427,42 +7415,42 @@
     <w:name w:val="ImportTok"/>
     <w:basedOn w:val="VerbatimChar"/>
     <w:rPr>
+      <w:color w:val="008000"/>
       <w:b/>
-      <w:color w:val="008000"/>
     </w:rPr>
   </w:style>
   <w:style w:type="character" w:customStyle="1" w:styleId="CommentTok">
     <w:name w:val="CommentTok"/>
     <w:basedOn w:val="VerbatimChar"/>
     <w:rPr>
+      <w:color w:val="60a0b0"/>
       <w:i/>
-      <w:color w:val="60a0b0"/>
     </w:rPr>
   </w:style>
   <w:style w:type="character" w:customStyle="1" w:styleId="DocumentationTok">
     <w:name w:val="DocumentationTok"/>
     <w:basedOn w:val="VerbatimChar"/>
     <w:rPr>
+      <w:color w:val="ba2121"/>
       <w:i/>
-      <w:color w:val="ba2121"/>
     </w:rPr>
   </w:style>
   <w:style w:type="character" w:customStyle="1" w:styleId="AnnotationTok">
     <w:name w:val="AnnotationTok"/>
     <w:basedOn w:val="VerbatimChar"/>
     <w:rPr>
+      <w:color w:val="60a0b0"/>
       <w:b/>
       <w:i/>
-      <w:color w:val="60a0b0"/>
     </w:rPr>
   </w:style>
   <w:style w:type="character" w:customStyle="1" w:styleId="CommentVarTok">
     <w:name w:val="CommentVarTok"/>
     <w:basedOn w:val="VerbatimChar"/>
     <w:rPr>
+      <w:color w:val="60a0b0"/>
       <w:b/>
       <w:i/>
-      <w:color w:val="60a0b0"/>
     </w:rPr>
   </w:style>
   <w:style w:type="character" w:customStyle="1" w:styleId="OtherTok">
@@ -7490,8 +7478,8 @@
     <w:name w:val="ControlFlowTok"/>
     <w:basedOn w:val="VerbatimChar"/>
     <w:rPr>
+      <w:color w:val="007020"/>
       <w:b/>
-      <w:color w:val="007020"/>
     </w:rPr>
   </w:style>
   <w:style w:type="character" w:customStyle="1" w:styleId="OperatorTok">
@@ -7536,34 +7524,34 @@
     <w:name w:val="InformationTok"/>
     <w:basedOn w:val="VerbatimChar"/>
     <w:rPr>
+      <w:color w:val="60a0b0"/>
       <w:b/>
       <w:i/>
-      <w:color w:val="60a0b0"/>
     </w:rPr>
   </w:style>
   <w:style w:type="character" w:customStyle="1" w:styleId="WarningTok">
     <w:name w:val="WarningTok"/>
     <w:basedOn w:val="VerbatimChar"/>
     <w:rPr>
+      <w:color w:val="60a0b0"/>
       <w:b/>
       <w:i/>
-      <w:color w:val="60a0b0"/>
     </w:rPr>
   </w:style>
   <w:style w:type="character" w:customStyle="1" w:styleId="AlertTok">
     <w:name w:val="AlertTok"/>
     <w:basedOn w:val="VerbatimChar"/>
     <w:rPr>
+      <w:color w:val="ff0000"/>
       <w:b/>
-      <w:color w:val="ff0000"/>
     </w:rPr>
   </w:style>
   <w:style w:type="character" w:customStyle="1" w:styleId="ErrorTok">
     <w:name w:val="ErrorTok"/>
     <w:basedOn w:val="VerbatimChar"/>
     <w:rPr>
+      <w:color w:val="ff0000"/>
       <w:b/>
-      <w:color w:val="ff0000"/>
     </w:rPr>
   </w:style>
   <w:style w:type="character" w:customStyle="1" w:styleId="NormalTok">
@@ -7585,44 +7573,44 @@
         <a:sysClr val="window" lastClr="FFFFFF"/>
       </a:lt1>
       <a:dk2>
-        <a:srgbClr val="0E2841"/>
+        <a:srgbClr val="1F497D"/>
       </a:dk2>
       <a:lt2>
-        <a:srgbClr val="E8E8E8"/>
+        <a:srgbClr val="EEECE1"/>
       </a:lt2>
       <a:accent1>
-        <a:srgbClr val="156082"/>
+        <a:srgbClr val="4F81BD"/>
       </a:accent1>
       <a:accent2>
-        <a:srgbClr val="E97132"/>
+        <a:srgbClr val="C0504D"/>
       </a:accent2>
       <a:accent3>
-        <a:srgbClr val="196B24"/>
+        <a:srgbClr val="9BBB59"/>
       </a:accent3>
       <a:accent4>
-        <a:srgbClr val="0F9ED5"/>
+        <a:srgbClr val="8064A2"/>
       </a:accent4>
       <a:accent5>
-        <a:srgbClr val="A02B93"/>
+        <a:srgbClr val="4BACC6"/>
       </a:accent5>
       <a:accent6>
-        <a:srgbClr val="4EA72E"/>
+        <a:srgbClr val="F79646"/>
       </a:accent6>
       <a:hlink>
-        <a:srgbClr val="467886"/>
+        <a:srgbClr val="0000FF"/>
       </a:hlink>
       <a:folHlink>
-        <a:srgbClr val="96607D"/>
+        <a:srgbClr val="800080"/>
       </a:folHlink>
     </a:clrScheme>
     <a:fontScheme name="Office">
       <a:majorFont>
-        <a:latin typeface="Aptos Display" panose="02110004020202020204"/>
+        <a:latin typeface="Calibri"/>
         <a:ea typeface=""/>
         <a:cs typeface=""/>
-        <a:font script="Jpan" typeface="游ゴシック Light"/>
+        <a:font script="Jpan" typeface="ＭＳ ゴシック"/>
         <a:font script="Hang" typeface="맑은 고딕"/>
-        <a:font script="Hans" typeface="等线 Light"/>
+        <a:font script="Hans" typeface="宋体"/>
         <a:font script="Hant" typeface="新細明體"/>
         <a:font script="Arab" typeface="Times New Roman"/>
         <a:font script="Hebr" typeface="Times New Roman"/>
@@ -7649,32 +7637,14 @@
         <a:font script="Mong" typeface="Mongolian Baiti"/>
         <a:font script="Viet" typeface="Times New Roman"/>
         <a:font script="Uigh" typeface="Microsoft Uighur"/>
-        <a:font script="Geor" typeface="Sylfaen"/>
-        <a:font script="Armn" typeface="Arial"/>
-        <a:font script="Bugi" typeface="Leelawadee UI"/>
-        <a:font script="Bopo" typeface="Microsoft JhengHei"/>
-        <a:font script="Java" typeface="Javanese Text"/>
-        <a:font script="Lisu" typeface="Segoe UI"/>
-        <a:font script="Mymr" typeface="Myanmar Text"/>
-        <a:font script="Nkoo" typeface="Ebrima"/>
-        <a:font script="Olck" typeface="Nirmala UI"/>
-        <a:font script="Osma" typeface="Ebrima"/>
-        <a:font script="Phag" typeface="Phagspa"/>
-        <a:font script="Syrn" typeface="Estrangelo Edessa"/>
-        <a:font script="Syrj" typeface="Estrangelo Edessa"/>
-        <a:font script="Syre" typeface="Estrangelo Edessa"/>
-        <a:font script="Sora" typeface="Nirmala UI"/>
-        <a:font script="Tale" typeface="Microsoft Tai Le"/>
-        <a:font script="Talu" typeface="Microsoft New Tai Lue"/>
-        <a:font script="Tfng" typeface="Ebrima"/>
       </a:majorFont>
       <a:minorFont>
-        <a:latin typeface="Aptos" panose="02110004020202020204"/>
+        <a:latin typeface="Cambria"/>
         <a:ea typeface=""/>
         <a:cs typeface=""/>
-        <a:font script="Jpan" typeface="游明朝"/>
+        <a:font script="Jpan" typeface="ＭＳ 明朝"/>
         <a:font script="Hang" typeface="맑은 고딕"/>
-        <a:font script="Hans" typeface="等线"/>
+        <a:font script="Hans" typeface="宋体"/>
         <a:font script="Hant" typeface="新細明體"/>
         <a:font script="Arab" typeface="Arial"/>
         <a:font script="Hebr" typeface="Arial"/>
@@ -7701,24 +7671,6 @@
         <a:font script="Mong" typeface="Mongolian Baiti"/>
         <a:font script="Viet" typeface="Arial"/>
         <a:font script="Uigh" typeface="Microsoft Uighur"/>
-        <a:font script="Geor" typeface="Sylfaen"/>
-        <a:font script="Armn" typeface="Arial"/>
-        <a:font script="Bugi" typeface="Leelawadee UI"/>
-        <a:font script="Bopo" typeface="Microsoft JhengHei"/>
-        <a:font script="Java" typeface="Javanese Text"/>
-        <a:font script="Lisu" typeface="Segoe UI"/>
-        <a:font script="Mymr" typeface="Myanmar Text"/>
-        <a:font script="Nkoo" typeface="Ebrima"/>
-        <a:font script="Olck" typeface="Nirmala UI"/>
-        <a:font script="Osma" typeface="Ebrima"/>
-        <a:font script="Phag" typeface="Phagspa"/>
-        <a:font script="Syrn" typeface="Estrangelo Edessa"/>
-        <a:font script="Syrj" typeface="Estrangelo Edessa"/>
-        <a:font script="Syre" typeface="Estrangelo Edessa"/>
-        <a:font script="Sora" typeface="Nirmala UI"/>
-        <a:font script="Tale" typeface="Microsoft Tai Le"/>
-        <a:font script="Talu" typeface="Microsoft New Tai Lue"/>
-        <a:font script="Tfng" typeface="Ebrima"/>
       </a:minorFont>
     </a:fontScheme>
     <a:fmtScheme name="Office">
@@ -7730,141 +7682,200 @@
           <a:gsLst>
             <a:gs pos="0">
               <a:schemeClr val="phClr">
-                <a:lumMod val="110000"/>
-                <a:satMod val="105000"/>
-                <a:tint val="67000"/>
+                <a:tint val="50000"/>
+                <a:satMod val="300000"/>
               </a:schemeClr>
             </a:gs>
-            <a:gs pos="50000">
+            <a:gs pos="35000">
               <a:schemeClr val="phClr">
-                <a:lumMod val="105000"/>
-                <a:satMod val="103000"/>
-                <a:tint val="73000"/>
+                <a:tint val="37000"/>
+                <a:satMod val="300000"/>
               </a:schemeClr>
             </a:gs>
             <a:gs pos="100000">
               <a:schemeClr val="phClr">
-                <a:lumMod val="105000"/>
-                <a:satMod val="109000"/>
-                <a:tint val="81000"/>
+                <a:tint val="15000"/>
+                <a:satMod val="350000"/>
               </a:schemeClr>
             </a:gs>
           </a:gsLst>
-          <a:lin ang="5400000" scaled="0"/>
+          <a:lin ang="16200000" scaled="1"/>
         </a:gradFill>
         <a:gradFill rotWithShape="1">
           <a:gsLst>
             <a:gs pos="0">
               <a:schemeClr val="phClr">
-                <a:satMod val="103000"/>
-                <a:lumMod val="102000"/>
-                <a:tint val="94000"/>
-              </a:schemeClr>
-            </a:gs>
-            <a:gs pos="50000">
-              <a:schemeClr val="phClr">
-                <a:satMod val="110000"/>
-                <a:lumMod val="100000"/>
+                <a:tint val="100000"/>
                 <a:shade val="100000"/>
+                <a:satMod val="130000"/>
               </a:schemeClr>
             </a:gs>
             <a:gs pos="100000">
               <a:schemeClr val="phClr">
-                <a:lumMod val="99000"/>
-                <a:satMod val="120000"/>
-                <a:shade val="78000"/>
+                <a:tint val="50000"/>
+                <a:shade val="100000"/>
+                <a:satMod val="350000"/>
               </a:schemeClr>
             </a:gs>
           </a:gsLst>
-          <a:lin ang="5400000" scaled="0"/>
+          <a:lin ang="16200000" scaled="0"/>
         </a:gradFill>
       </a:fillStyleLst>
       <a:lnStyleLst>
-        <a:ln w="6350" cap="flat" cmpd="sng" algn="ctr">
+        <a:ln w="9525" cap="flat" cmpd="sng" algn="ctr">
+          <a:solidFill>
+            <a:schemeClr val="phClr">
+              <a:shade val="95000"/>
+              <a:satMod val="105000"/>
+            </a:schemeClr>
+          </a:solidFill>
+          <a:prstDash val="solid"/>
+        </a:ln>
+        <a:ln w="25400" cap="flat" cmpd="sng" algn="ctr">
           <a:solidFill>
             <a:schemeClr val="phClr"/>
           </a:solidFill>
           <a:prstDash val="solid"/>
-          <a:miter lim="800000"/>
         </a:ln>
-        <a:ln w="12700" cap="flat" cmpd="sng" algn="ctr">
+        <a:ln w="38100" cap="flat" cmpd="sng" algn="ctr">
           <a:solidFill>
             <a:schemeClr val="phClr"/>
           </a:solidFill>
           <a:prstDash val="solid"/>
-          <a:miter lim="800000"/>
-        </a:ln>
-        <a:ln w="19050" cap="flat" cmpd="sng" algn="ctr">
-          <a:solidFill>
-            <a:schemeClr val="phClr"/>
-          </a:solidFill>
-          <a:prstDash val="solid"/>
-          <a:miter lim="800000"/>
         </a:ln>
       </a:lnStyleLst>
       <a:effectStyleLst>
         <a:effectStyle>
-          <a:effectLst/>
-        </a:effectStyle>
-        <a:effectStyle>
-          <a:effectLst/>
+          <a:effectLst>
+            <a:outerShdw blurRad="40000" dist="20000" dir="5400000" rotWithShape="0">
+              <a:srgbClr val="000000">
+                <a:alpha val="38000"/>
+              </a:srgbClr>
+            </a:outerShdw>
+          </a:effectLst>
         </a:effectStyle>
         <a:effectStyle>
           <a:effectLst>
-            <a:outerShdw blurRad="57150" dist="19050" dir="5400000" algn="ctr" rotWithShape="0">
+            <a:outerShdw blurRad="40000" dist="23000" dir="5400000" rotWithShape="0">
               <a:srgbClr val="000000">
-                <a:alpha val="63000"/>
+                <a:alpha val="35000"/>
               </a:srgbClr>
             </a:outerShdw>
           </a:effectLst>
+        </a:effectStyle>
+        <a:effectStyle>
+          <a:effectLst>
+            <a:outerShdw blurRad="40000" dist="23000" dir="5400000" rotWithShape="0">
+              <a:srgbClr val="000000">
+                <a:alpha val="35000"/>
+              </a:srgbClr>
+            </a:outerShdw>
+          </a:effectLst>
+          <a:scene3d>
+            <a:camera prst="orthographicFront">
+              <a:rot lat="0" lon="0" rev="0"/>
+            </a:camera>
+            <a:lightRig rig="threePt" dir="t">
+              <a:rot lat="0" lon="0" rev="1200000"/>
+            </a:lightRig>
+          </a:scene3d>
+          <a:sp3d>
+            <a:bevelT w="63500" h="25400"/>
+          </a:sp3d>
         </a:effectStyle>
       </a:effectStyleLst>
       <a:bgFillStyleLst>
         <a:solidFill>
           <a:schemeClr val="phClr"/>
         </a:solidFill>
-        <a:solidFill>
-          <a:schemeClr val="phClr">
-            <a:tint val="95000"/>
-            <a:satMod val="170000"/>
-          </a:schemeClr>
-        </a:solidFill>
         <a:gradFill rotWithShape="1">
           <a:gsLst>
             <a:gs pos="0">
               <a:schemeClr val="phClr">
-                <a:tint val="93000"/>
-                <a:satMod val="150000"/>
-                <a:shade val="98000"/>
-                <a:lumMod val="102000"/>
+                <a:tint val="40000"/>
+                <a:satMod val="350000"/>
               </a:schemeClr>
             </a:gs>
-            <a:gs pos="50000">
+            <a:gs pos="40000">
               <a:schemeClr val="phClr">
-                <a:tint val="98000"/>
-                <a:satMod val="130000"/>
-                <a:shade val="90000"/>
-                <a:lumMod val="103000"/>
+                <a:tint val="45000"/>
+                <a:shade val="99000"/>
+                <a:satMod val="350000"/>
               </a:schemeClr>
             </a:gs>
             <a:gs pos="100000">
               <a:schemeClr val="phClr">
-                <a:shade val="63000"/>
-                <a:satMod val="120000"/>
+                <a:shade val="20000"/>
+                <a:satMod val="255000"/>
               </a:schemeClr>
             </a:gs>
           </a:gsLst>
-          <a:lin ang="5400000" scaled="0"/>
+          <a:path path="circle">
+            <a:fillToRect l="50000" t="-80000" r="50000" b="180000"/>
+          </a:path>
+        </a:gradFill>
+        <a:gradFill rotWithShape="1">
+          <a:gsLst>
+            <a:gs pos="0">
+              <a:schemeClr val="phClr">
+                <a:tint val="80000"/>
+                <a:satMod val="300000"/>
+              </a:schemeClr>
+            </a:gs>
+            <a:gs pos="100000">
+              <a:schemeClr val="phClr">
+                <a:shade val="30000"/>
+                <a:satMod val="200000"/>
+              </a:schemeClr>
+            </a:gs>
+          </a:gsLst>
+          <a:path path="circle">
+            <a:fillToRect l="50000" t="50000" r="50000" b="50000"/>
+          </a:path>
         </a:gradFill>
       </a:bgFillStyleLst>
     </a:fmtScheme>
   </a:themeElements>
-  <a:objectDefaults/>
+  <a:objectDefaults>
+    <a:spDef>
+      <a:spPr/>
+      <a:bodyPr/>
+      <a:lstStyle/>
+      <a:style>
+        <a:lnRef idx="1">
+          <a:schemeClr val="accent1"/>
+        </a:lnRef>
+        <a:fillRef idx="3">
+          <a:schemeClr val="accent1"/>
+        </a:fillRef>
+        <a:effectRef idx="2">
+          <a:schemeClr val="accent1"/>
+        </a:effectRef>
+        <a:fontRef idx="minor">
+          <a:schemeClr val="lt1"/>
+        </a:fontRef>
+      </a:style>
+    </a:spDef>
+    <a:lnDef>
+      <a:spPr/>
+      <a:bodyPr/>
+      <a:lstStyle/>
+      <a:style>
+        <a:lnRef idx="2">
+          <a:schemeClr val="accent1"/>
+        </a:lnRef>
+        <a:fillRef idx="0">
+          <a:schemeClr val="accent1"/>
+        </a:fillRef>
+        <a:effectRef idx="1">
+          <a:schemeClr val="accent1"/>
+        </a:effectRef>
+        <a:fontRef idx="minor">
+          <a:schemeClr val="tx1"/>
+        </a:fontRef>
+      </a:style>
+    </a:lnDef>
+  </a:objectDefaults>
   <a:extraClrSchemeLst/>
-  <a:extLst>
-    <a:ext uri="{05A4C25C-085E-4340-85A3-A5531E510DB2}">
-      <thm15:themeFamily xmlns:thm15="http://schemas.microsoft.com/office/thememl/2012/main" name="Office Theme" id="{2E142A2C-CD16-42D6-873A-C26D2A0506FA}" vid="{1BDDFF52-6CD6-40A5-AB3C-68EB2F1E4D0A}"/>
-    </a:ext>
-  </a:extLst>
 </a:theme>
 </file>
--- a/transcripts/Thesis interview Erica.docx
+++ b/transcripts/Thesis interview Erica.docx
@@ -13,7 +13,7 @@
         <w:t xml:space="preserve"> </w:t>
       </w:r>
       <w:r>
-        <w:t xml:space="preserve">Erica, goededag.</w:t>
+        <w:t xml:space="preserve">[redacted], goededag.</w:t>
       </w:r>
     </w:p>
     <w:p>
@@ -887,13 +887,7 @@
         <w:t xml:space="preserve"> </w:t>
       </w:r>
       <w:r>
-        <w:t xml:space="preserve">“</w:t>
-      </w:r>
-      <w:r>
-        <w:t xml:space="preserve">Hey, maybe I need to draw some data there, and then do this, and then this is my final output.</w:t>
-      </w:r>
-      <w:r>
-        <w:t xml:space="preserve">”</w:t>
+        <w:t xml:space="preserve">“Hey, maybe I need to draw some data there, and then do this, and then this is my final output.”</w:t>
       </w:r>
     </w:p>
     <w:p>
@@ -1067,13 +1061,7 @@
         <w:t xml:space="preserve"> </w:t>
       </w:r>
       <w:r>
-        <w:t xml:space="preserve">“</w:t>
-      </w:r>
-      <w:r>
-        <w:t xml:space="preserve">What is your new address?</w:t>
-      </w:r>
-      <w:r>
-        <w:t xml:space="preserve">”</w:t>
+        <w:t xml:space="preserve">“What is your new address?”</w:t>
       </w:r>
       <w:r>
         <w:t xml:space="preserve"> </w:t>
@@ -1127,13 +1115,7 @@
         <w:t xml:space="preserve"> </w:t>
       </w:r>
       <w:r>
-        <w:t xml:space="preserve">“</w:t>
-      </w:r>
-      <w:r>
-        <w:t xml:space="preserve">Okay, this is the right moment for you to send out this email now.</w:t>
-      </w:r>
-      <w:r>
-        <w:t xml:space="preserve">”</w:t>
+        <w:t xml:space="preserve">“Okay, this is the right moment for you to send out this email now.”</w:t>
       </w:r>
       <w:r>
         <w:t xml:space="preserve"> </w:t>
@@ -1783,7 +1765,7 @@
         <w:t xml:space="preserve"> </w:t>
       </w:r>
       <w:r>
-        <w:t xml:space="preserve">Cool. Yeah. So just to wrap it up, anything else in the use case departments?</w:t>
+        <w:t xml:space="preserve">Cool. Yeah. So just to [company] it up, anything else in the use case departments?</w:t>
       </w:r>
     </w:p>
     <w:p>
@@ -2301,7 +2283,7 @@
         <w:t xml:space="preserve"> </w:t>
       </w:r>
       <w:r>
-        <w:t xml:space="preserve">we work with cm.com for the conversations a lot, and they have Halo. But then the whole Halo system is of course much more than just these conversations. But I would say we spent on technology for service and bot related, I think we would spend around 500K a year.</w:t>
+        <w:t xml:space="preserve">we work with [company] for the conversations a lot, and they have [product]. But then the whole [product] system is of course much more than just these conversations. But I would say we spent on technology for service and bot related, I think we would spend around 500K a year.</w:t>
       </w:r>
     </w:p>
     <w:p>
@@ -2329,7 +2311,7 @@
         <w:t xml:space="preserve"> </w:t>
       </w:r>
       <w:r>
-        <w:t xml:space="preserve">So do you then use parts of Halo in addition to your own stack? Because you’re also building based on the old flows that you already had in Ruby, and Halo isn’t that old.</w:t>
+        <w:t xml:space="preserve">So do you then use parts of [product] in addition to your own stack? Because you’re also building based on the old flows that you already had in Ruby, and [product] isn’t that old.</w:t>
       </w:r>
     </w:p>
     <w:p>
@@ -2371,7 +2353,7 @@
         <w:t xml:space="preserve"> </w:t>
       </w:r>
       <w:r>
-        <w:t xml:space="preserve">But Halo was based on Inspire, I think. So I think everything was also there and,</w:t>
+        <w:t xml:space="preserve">But [product] was based on Inspire, I think. So I think everything was also there and,</w:t>
       </w:r>
     </w:p>
     <w:p>
@@ -2469,7 +2451,7 @@
         <w:t xml:space="preserve"> </w:t>
       </w:r>
       <w:r>
-        <w:t xml:space="preserve">You build that new system using Halo, which also kept part of the old process.</w:t>
+        <w:t xml:space="preserve">You build that new system using [product], which also kept part of the old process.</w:t>
       </w:r>
     </w:p>
     <w:p>
@@ -2657,13 +2639,7 @@
         <w:t xml:space="preserve"> </w:t>
       </w:r>
       <w:r>
-        <w:t xml:space="preserve">“</w:t>
-      </w:r>
-      <w:r>
-        <w:t xml:space="preserve">Let’s just do everything at the same time and see where the ship lands.</w:t>
-      </w:r>
-      <w:r>
-        <w:t xml:space="preserve">”</w:t>
+        <w:t xml:space="preserve">“Let’s just do everything at the same time and see where the ship lands.”</w:t>
       </w:r>
     </w:p>
     <w:p>
@@ -2683,13 +2659,7 @@
         <w:t xml:space="preserve"> </w:t>
       </w:r>
       <w:r>
-        <w:t xml:space="preserve">“</w:t>
-      </w:r>
-      <w:r>
-        <w:t xml:space="preserve">wildgroei</w:t>
-      </w:r>
-      <w:r>
-        <w:t xml:space="preserve">”</w:t>
+        <w:t xml:space="preserve">“wildgroei”</w:t>
       </w:r>
       <w:r>
         <w:t xml:space="preserve">- … which I also completely understand. But I’m a firm believer of just do everything at this moment, because as long as we learn and we get better, and as long as there’s a business case behind every case, it’s worth it.</w:t>
@@ -2838,13 +2808,7 @@
         <w:t xml:space="preserve"> </w:t>
       </w:r>
       <w:r>
-        <w:t xml:space="preserve">“</w:t>
-      </w:r>
-      <w:r>
-        <w:t xml:space="preserve">Should I call her or should I not?</w:t>
-      </w:r>
-      <w:r>
-        <w:t xml:space="preserve">”</w:t>
+        <w:t xml:space="preserve">“Should I call her or should I not?”</w:t>
       </w:r>
       <w:r>
         <w:t xml:space="preserve"> </w:t>
@@ -2912,13 +2876,7 @@
         <w:t xml:space="preserve"> </w:t>
       </w:r>
       <w:r>
-        <w:t xml:space="preserve">“</w:t>
-      </w:r>
-      <w:r>
-        <w:t xml:space="preserve">Would she think if I did call her now?</w:t>
-      </w:r>
-      <w:r>
-        <w:t xml:space="preserve">”</w:t>
+        <w:t xml:space="preserve">“Would she think if I did call her now?”</w:t>
       </w:r>
       <w:r>
         <w:t xml:space="preserve"> </w:t>
@@ -3084,13 +3042,7 @@
         <w:t xml:space="preserve"> </w:t>
       </w:r>
       <w:r>
-        <w:t xml:space="preserve">“</w:t>
-      </w:r>
-      <w:r>
-        <w:t xml:space="preserve">Where is he?</w:t>
-      </w:r>
-      <w:r>
-        <w:t xml:space="preserve">”</w:t>
+        <w:t xml:space="preserve">“Where is he?”</w:t>
       </w:r>
       <w:r>
         <w:t xml:space="preserve"> </w:t>
@@ -3102,13 +3054,7 @@
         <w:t xml:space="preserve"> </w:t>
       </w:r>
       <w:r>
-        <w:t xml:space="preserve">“</w:t>
-      </w:r>
-      <w:r>
-        <w:t xml:space="preserve">Yeah, I don’t know.</w:t>
-      </w:r>
-      <w:r>
-        <w:t xml:space="preserve">”</w:t>
+        <w:t xml:space="preserve">“Yeah, I don’t know.”</w:t>
       </w:r>
       <w:r>
         <w:t xml:space="preserve"> </w:t>
@@ -4212,13 +4158,7 @@
         <w:t xml:space="preserve"> </w:t>
       </w:r>
       <w:r>
-        <w:t xml:space="preserve">“</w:t>
-      </w:r>
-      <w:r>
-        <w:t xml:space="preserve">Hey, I saw you didn’t go. Where were you? I missed you.</w:t>
-      </w:r>
-      <w:r>
-        <w:t xml:space="preserve">”</w:t>
+        <w:t xml:space="preserve">“Hey, I saw you didn’t go. Where were you? I missed you.”</w:t>
       </w:r>
       <w:r>
         <w:t xml:space="preserve"> </w:t>
@@ -4650,13 +4590,7 @@
         <w:t xml:space="preserve"> </w:t>
       </w:r>
       <w:r>
-        <w:t xml:space="preserve">“</w:t>
-      </w:r>
-      <w:r>
-        <w:t xml:space="preserve">Okay, we deployed something that was not fully safe or had bias in it.</w:t>
-      </w:r>
-      <w:r>
-        <w:t xml:space="preserve">”</w:t>
+        <w:t xml:space="preserve">“Okay, we deployed something that was not fully safe or had bias in it.”</w:t>
       </w:r>
       <w:r>
         <w:t xml:space="preserve"> </w:t>
@@ -4732,7 +4666,7 @@
         <w:t xml:space="preserve"> </w:t>
       </w:r>
       <w:r>
-        <w:t xml:space="preserve">I’m also like, McDonald’s did the whole AI campaign. I think it was brilliant, and they took it offline, and I think that was very stupid. But yeah. So it’s also opinions. I think</w:t>
+        <w:t xml:space="preserve">I’m also like, [company] did the whole AI campaign. I think it was brilliant, and they took it offline, and I think that was very stupid. But yeah. So it’s also opinions. I think</w:t>
       </w:r>
     </w:p>
     <w:p>
@@ -4850,13 +4784,7 @@
         <w:t xml:space="preserve"> </w:t>
       </w:r>
       <w:r>
-        <w:t xml:space="preserve">“</w:t>
-      </w:r>
-      <w:r>
-        <w:t xml:space="preserve">Oh yeah, value is important. What am I really driving with the things that I’m doing?</w:t>
-      </w:r>
-      <w:r>
-        <w:t xml:space="preserve">”</w:t>
+        <w:t xml:space="preserve">“Oh yeah, value is important. What am I really driving with the things that I’m doing?”</w:t>
       </w:r>
     </w:p>
     <w:p>
@@ -4918,1758 +4846,1668 @@
         <w:t xml:space="preserve"> </w:t>
       </w:r>
       <w:r>
-        <w:t xml:space="preserve">“</w:t>
+        <w:t xml:space="preserve">“Nice.”</w:t>
+      </w:r>
+    </w:p>
+    <w:p>
+      <w:pPr>
+        <w:pStyle w:val="BlockText"/>
+      </w:pPr>
+      <w:r>
+        <w:t xml:space="preserve">[Me]</w:t>
+      </w:r>
+      <w:r>
+        <w:t xml:space="preserve"> </w:t>
+      </w:r>
+      <w:r>
+        <w:t xml:space="preserve">[laughs]</w:t>
+      </w:r>
+    </w:p>
+    <w:p>
+      <w:pPr>
+        <w:pStyle w:val="BlockText"/>
+      </w:pPr>
+      <w:r>
+        <w:t xml:space="preserve">[Me]</w:t>
+      </w:r>
+      <w:r>
+        <w:t xml:space="preserve"> </w:t>
+      </w:r>
+      <w:r>
+        <w:t xml:space="preserve">Loads of notes. Yeah, that’s how it works.</w:t>
+      </w:r>
+    </w:p>
+    <w:p>
+      <w:pPr>
+        <w:pStyle w:val="FirstParagraph"/>
+      </w:pPr>
+      <w:r>
+        <w:t xml:space="preserve">[Them]</w:t>
+      </w:r>
+      <w:r>
+        <w:t xml:space="preserve"> </w:t>
+      </w:r>
+      <w:r>
+        <w:t xml:space="preserve">Good.</w:t>
+      </w:r>
+    </w:p>
+    <w:p>
+      <w:pPr>
+        <w:pStyle w:val="BlockText"/>
+      </w:pPr>
+      <w:r>
+        <w:t xml:space="preserve">[Me]</w:t>
+      </w:r>
+      <w:r>
+        <w:t xml:space="preserve"> </w:t>
+      </w:r>
+      <w:r>
+        <w:t xml:space="preserve">So you already described a bit about the context in the sense that you were able to really get the space to make mistakes, but maybe you can also take me through the tailwinds of what enabled your AI journey as a company essentially.</w:t>
+      </w:r>
+    </w:p>
+    <w:p>
+      <w:pPr>
+        <w:pStyle w:val="FirstParagraph"/>
+      </w:pPr>
+      <w:r>
+        <w:t xml:space="preserve">[Them]</w:t>
+      </w:r>
+      <w:r>
+        <w:t xml:space="preserve"> </w:t>
+      </w:r>
+      <w:r>
+        <w:t xml:space="preserve">What is a big enabler? Yeah. I think- … being able to use several systems, actually go and invest a bit in it, I think that is a big enabler. Because if we would’ve been stopped at the beginning, like,</w:t>
+      </w:r>
+      <w:r>
+        <w:t xml:space="preserve"> </w:t>
+      </w:r>
+      <w:r>
+        <w:t xml:space="preserve">“You cannot use this system because you’re already on this system,”</w:t>
+      </w:r>
+      <w:r>
+        <w:t xml:space="preserve"> </w:t>
+      </w:r>
+      <w:r>
+        <w:t xml:space="preserve">or, I think that is something that’s really</w:t>
+      </w:r>
+    </w:p>
+    <w:p>
+      <w:pPr>
+        <w:pStyle w:val="BodyText"/>
+      </w:pPr>
+      <w:r>
+        <w:t xml:space="preserve">[Them]</w:t>
+      </w:r>
+      <w:r>
+        <w:t xml:space="preserve"> </w:t>
+      </w:r>
+      <w:r>
+        <w:t xml:space="preserve">holding people back. Another one is actually using also experts externally, because if we would’ve waited for people internally, I think it would’ve been a major blocker. So,</w:t>
+      </w:r>
+    </w:p>
+    <w:p>
+      <w:pPr>
+        <w:pStyle w:val="BodyText"/>
+      </w:pPr>
+      <w:r>
+        <w:t xml:space="preserve">[Them]</w:t>
+      </w:r>
+      <w:r>
+        <w:t xml:space="preserve"> </w:t>
+      </w:r>
+      <w:r>
+        <w:t xml:space="preserve">at Niro you also get the process, what is it, operations management, and then you hear about the what is the main blocker. Well, if you just use internal knowledge, it’s never going to happen,</w:t>
+      </w:r>
+    </w:p>
+    <w:p>
+      <w:pPr>
+        <w:pStyle w:val="BodyText"/>
+      </w:pPr>
+      <w:r>
+        <w:t xml:space="preserve">[Them]</w:t>
+      </w:r>
+      <w:r>
+        <w:t xml:space="preserve"> </w:t>
+      </w:r>
+      <w:r>
+        <w:t xml:space="preserve">and they will be massive blockers. So actually using external knowledge also to make speed. I’d rather have something live and test and improve than have two years down the road and then finally have something live, and then once you start testing you again learn, you could’ve done so many things better. So I really believe in speed.</w:t>
+      </w:r>
+    </w:p>
+    <w:p>
+      <w:pPr>
+        <w:pStyle w:val="BodyText"/>
+      </w:pPr>
+      <w:r>
+        <w:t xml:space="preserve">[Them]</w:t>
+      </w:r>
+      <w:r>
+        <w:t xml:space="preserve"> </w:t>
+      </w:r>
+      <w:r>
+        <w:t xml:space="preserve">So for example, the Fitbuddies, we really had pushback internally, like,</w:t>
+      </w:r>
+      <w:r>
+        <w:t xml:space="preserve"> </w:t>
+      </w:r>
+      <w:r>
+        <w:t xml:space="preserve">“We want to build this internally. It also needs to be a case that the IT team- … can be very proud of.”</w:t>
+      </w:r>
+      <w:r>
+        <w:t xml:space="preserve"> </w:t>
+      </w:r>
+      <w:r>
+        <w:t xml:space="preserve">And I was like,</w:t>
+      </w:r>
+      <w:r>
+        <w:t xml:space="preserve"> </w:t>
+      </w:r>
+      <w:r>
+        <w:t xml:space="preserve">“Yeah, then I’m going to wait two years before I get space on the backlog,”</w:t>
+      </w:r>
+      <w:r>
+        <w:t xml:space="preserve"> </w:t>
+      </w:r>
+      <w:r>
+        <w:t xml:space="preserve">because ultimately everything that has business priority now will go first.</w:t>
+      </w:r>
+    </w:p>
+    <w:p>
+      <w:pPr>
+        <w:pStyle w:val="BodyText"/>
+      </w:pPr>
+      <w:r>
+        <w:t xml:space="preserve">[Them]</w:t>
+      </w:r>
+      <w:r>
+        <w:t xml:space="preserve"> </w:t>
+      </w:r>
+      <w:r>
+        <w:t xml:space="preserve">So that means my Fitbuddies will be postponed.</w:t>
+      </w:r>
+    </w:p>
+    <w:p>
+      <w:pPr>
+        <w:pStyle w:val="BodyText"/>
+      </w:pPr>
+      <w:r>
+        <w:t xml:space="preserve">[Them]</w:t>
+      </w:r>
+      <w:r>
+        <w:t xml:space="preserve"> </w:t>
+      </w:r>
+      <w:r>
+        <w:t xml:space="preserve">And I’d rather get something live now. So I think using that is extremely important, was really growth driver. And I think also,</w:t>
+      </w:r>
+    </w:p>
+    <w:p>
+      <w:pPr>
+        <w:pStyle w:val="BodyText"/>
+      </w:pPr>
+      <w:r>
+        <w:t xml:space="preserve">[Them]</w:t>
+      </w:r>
+      <w:r>
+        <w:t xml:space="preserve"> </w:t>
+      </w:r>
+      <w:r>
+        <w:t xml:space="preserve">believing in what people believe in. So, when somebody’s really harsh on,</w:t>
+      </w:r>
+      <w:r>
+        <w:t xml:space="preserve"> </w:t>
+      </w:r>
+      <w:r>
+        <w:t xml:space="preserve">“I really want to get this live, can I please go?”</w:t>
+      </w:r>
+      <w:r>
+        <w:t xml:space="preserve"> </w:t>
+      </w:r>
+      <w:r>
+        <w:t xml:space="preserve">“Yeah, please go.”</w:t>
+      </w:r>
+      <w:r>
+        <w:t xml:space="preserve"> </w:t>
+      </w:r>
+      <w:r>
+        <w:t xml:space="preserve">You know? So it’s also like if you need to have a few ambassadors, I would say, for projects, that really run with it, and that also really run through organization to promote what they’re doing because I think that’s- … And, also full trust from my board, I would say.</w:t>
+      </w:r>
+    </w:p>
+    <w:p>
+      <w:pPr>
+        <w:pStyle w:val="BodyText"/>
+      </w:pPr>
+      <w:r>
+        <w:t xml:space="preserve">[Them]</w:t>
+      </w:r>
+      <w:r>
+        <w:t xml:space="preserve"> </w:t>
+      </w:r>
+      <w:r>
+        <w:t xml:space="preserve">In my board,</w:t>
+      </w:r>
+    </w:p>
+    <w:p>
+      <w:pPr>
+        <w:pStyle w:val="BodyText"/>
+      </w:pPr>
+      <w:r>
+        <w:t xml:space="preserve">[Them]</w:t>
+      </w:r>
+      <w:r>
+        <w:t xml:space="preserve"> </w:t>
+      </w:r>
+      <w:r>
+        <w:t xml:space="preserve">we’re also not being held back too much, even though we’re still a listed company, and they’re never going to say,</w:t>
+      </w:r>
+      <w:r>
+        <w:t xml:space="preserve"> </w:t>
+      </w:r>
+      <w:r>
+        <w:t xml:space="preserve">“You cannot do this.”</w:t>
+      </w:r>
+      <w:r>
+        <w:t xml:space="preserve"> </w:t>
+      </w:r>
+      <w:r>
+        <w:t xml:space="preserve">If I believe in it, they will believe in it. So I think that’s also</w:t>
+      </w:r>
+    </w:p>
+    <w:p>
+      <w:pPr>
+        <w:pStyle w:val="BodyText"/>
+      </w:pPr>
+      <w:r>
+        <w:t xml:space="preserve">[Them]</w:t>
+      </w:r>
+      <w:r>
+        <w:t xml:space="preserve"> </w:t>
+      </w:r>
+      <w:r>
+        <w:t xml:space="preserve">really important to make it happen. Because I hear a lot of other companies where the board is afraid or legal is holding it back, or- … the in-cop updating, I don’t know, the buying department will be-</w:t>
+      </w:r>
+    </w:p>
+    <w:p>
+      <w:pPr>
+        <w:pStyle w:val="BlockText"/>
+      </w:pPr>
+      <w:r>
+        <w:t xml:space="preserve">[Me]</w:t>
+      </w:r>
+      <w:r>
+        <w:t xml:space="preserve"> </w:t>
+      </w:r>
+      <w:r>
+        <w:t xml:space="preserve">The purchasing department</w:t>
+      </w:r>
+    </w:p>
+    <w:p>
+      <w:pPr>
+        <w:pStyle w:val="FirstParagraph"/>
+      </w:pPr>
+      <w:r>
+        <w:t xml:space="preserve">[Them]</w:t>
+      </w:r>
+      <w:r>
+        <w:t xml:space="preserve"> </w:t>
+      </w:r>
+      <w:r>
+        <w:t xml:space="preserve">…</w:t>
+      </w:r>
+      <w:r>
+        <w:t xml:space="preserve"> </w:t>
+      </w:r>
+      <w:r>
+        <w:t xml:space="preserve">“Oh, we don’t have an agreement yet,”</w:t>
+      </w:r>
+      <w:r>
+        <w:t xml:space="preserve"> </w:t>
+      </w:r>
+      <w:r>
+        <w:t xml:space="preserve">or,</w:t>
+      </w:r>
+      <w:r>
+        <w:t xml:space="preserve"> </w:t>
+      </w:r>
+      <w:r>
+        <w:t xml:space="preserve">“The NDA wasn’t signed,”</w:t>
+      </w:r>
+      <w:r>
+        <w:t xml:space="preserve"> </w:t>
+      </w:r>
+      <w:r>
+        <w:t xml:space="preserve">or, yeah. Sorry, but you’d have to believe me on my blue eyes because I’m going to make this happen and I’m sure I choose the right partner. So,</w:t>
+      </w:r>
+    </w:p>
+    <w:p>
+      <w:pPr>
+        <w:pStyle w:val="BodyText"/>
+      </w:pPr>
+      <w:r>
+        <w:t xml:space="preserve">[Them]</w:t>
+      </w:r>
+      <w:r>
+        <w:t xml:space="preserve"> </w:t>
+      </w:r>
+      <w:r>
+        <w:t xml:space="preserve">that’s also</w:t>
+      </w:r>
+    </w:p>
+    <w:p>
+      <w:pPr>
+        <w:pStyle w:val="BodyText"/>
+      </w:pPr>
+      <w:r>
+        <w:t xml:space="preserve">[Them]</w:t>
+      </w:r>
+      <w:r>
+        <w:t xml:space="preserve"> </w:t>
+      </w:r>
+      <w:r>
+        <w:t xml:space="preserve">important.</w:t>
+      </w:r>
+    </w:p>
+    <w:p>
+      <w:pPr>
+        <w:pStyle w:val="BlockText"/>
+      </w:pPr>
+      <w:r>
+        <w:t xml:space="preserve">[Me]</w:t>
+      </w:r>
+      <w:r>
+        <w:t xml:space="preserve"> </w:t>
+      </w:r>
+      <w:r>
+        <w:t xml:space="preserve">Check. So there are two things that I would like to draw out a little bit more. So you first talked about the ambassadors that you have and people with a vision. Where do you typically see people coming from, and is it just you supporting that, or is it really the whole</w:t>
+      </w:r>
+    </w:p>
+    <w:p>
+      <w:pPr>
+        <w:pStyle w:val="BlockText"/>
+      </w:pPr>
+      <w:r>
+        <w:t xml:space="preserve">[Me]</w:t>
+      </w:r>
+      <w:r>
+        <w:t xml:space="preserve"> </w:t>
+      </w:r>
+      <w:r>
+        <w:t xml:space="preserve">board essentially</w:t>
+      </w:r>
+    </w:p>
+    <w:p>
+      <w:pPr>
+        <w:pStyle w:val="BlockText"/>
+      </w:pPr>
+      <w:r>
+        <w:t xml:space="preserve">[Me]</w:t>
+      </w:r>
+      <w:r>
+        <w:t xml:space="preserve"> </w:t>
+      </w:r>
+      <w:r>
+        <w:t xml:space="preserve">being behind that?</w:t>
+      </w:r>
+    </w:p>
+    <w:p>
+      <w:pPr>
+        <w:pStyle w:val="FirstParagraph"/>
+      </w:pPr>
+      <w:r>
+        <w:t xml:space="preserve">[Them]</w:t>
+      </w:r>
+      <w:r>
+        <w:t xml:space="preserve"> </w:t>
+      </w:r>
+      <w:r>
+        <w:t xml:space="preserve">Yeah, so I think if we’re talking about AI, generative AI, I do see younger people being way more on top of it than older people. And I don’t want to make it an age gap or whatever. But I do see a huge difference in the workforce. And I’m sometimes amazed with people that just come out of school and they don’t have any knowledge about it, or hardly. They used it for their thesis maybe, but that’s it. And I’m like,</w:t>
+      </w:r>
+      <w:r>
+        <w:t xml:space="preserve"> </w:t>
+      </w:r>
+      <w:r>
+        <w:t xml:space="preserve">“How the hell is this possible?”</w:t>
+      </w:r>
+      <w:r>
+        <w:t xml:space="preserve"> </w:t>
+      </w:r>
+      <w:r>
+        <w:t xml:space="preserve">So last week I heard someone that’s doing in every interview they ask, “What are your five last,</w:t>
+      </w:r>
+    </w:p>
+    <w:p>
+      <w:pPr>
+        <w:pStyle w:val="BodyText"/>
+      </w:pPr>
+      <w:r>
+        <w:t xml:space="preserve">[Them]</w:t>
+      </w:r>
+      <w:r>
+        <w:t xml:space="preserve"> </w:t>
+      </w:r>
+      <w:r>
+        <w:t xml:space="preserve">built GPTs?” What are your last five ones? Show me because I want to</w:t>
+      </w:r>
+    </w:p>
+    <w:p>
+      <w:pPr>
+        <w:pStyle w:val="BodyText"/>
+      </w:pPr>
+      <w:r>
+        <w:t xml:space="preserve">[Them]</w:t>
+      </w:r>
+      <w:r>
+        <w:t xml:space="preserve"> </w:t>
+      </w:r>
+      <w:r>
+        <w:t xml:space="preserve">see that you actually use it and all of that. So I thought that was just an interesting one.</w:t>
+      </w:r>
+    </w:p>
+    <w:p>
+      <w:pPr>
+        <w:pStyle w:val="BodyText"/>
+      </w:pPr>
+      <w:r>
+        <w:t xml:space="preserve">[Them]</w:t>
+      </w:r>
+      <w:r>
+        <w:t xml:space="preserve"> </w:t>
+      </w:r>
+      <w:r>
+        <w:t xml:space="preserve">Sorry, I’m derailing. What was the question again?</w:t>
+      </w:r>
+    </w:p>
+    <w:p>
+      <w:pPr>
+        <w:pStyle w:val="BlockText"/>
+      </w:pPr>
+      <w:r>
+        <w:t xml:space="preserve">[Me]</w:t>
+      </w:r>
+      <w:r>
+        <w:t xml:space="preserve"> </w:t>
+      </w:r>
+      <w:r>
+        <w:t xml:space="preserve">But I love the answer. [laughs]</w:t>
+      </w:r>
+    </w:p>
+    <w:p>
+      <w:pPr>
+        <w:pStyle w:val="FirstParagraph"/>
+      </w:pPr>
+      <w:r>
+        <w:t xml:space="preserve">[Them]</w:t>
+      </w:r>
+      <w:r>
+        <w:t xml:space="preserve"> </w:t>
+      </w:r>
+      <w:r>
+        <w:t xml:space="preserve">Oh, okay.</w:t>
+      </w:r>
+    </w:p>
+    <w:p>
+      <w:pPr>
+        <w:pStyle w:val="BlockText"/>
+      </w:pPr>
+      <w:r>
+        <w:t xml:space="preserve">[Me]</w:t>
+      </w:r>
+      <w:r>
+        <w:t xml:space="preserve"> </w:t>
+      </w:r>
+      <w:r>
+        <w:t xml:space="preserve">So I was asking you about,</w:t>
+      </w:r>
+    </w:p>
+    <w:p>
+      <w:pPr>
+        <w:pStyle w:val="BlockText"/>
+      </w:pPr>
+      <w:r>
+        <w:t xml:space="preserve">[Me]</w:t>
+      </w:r>
+      <w:r>
+        <w:t xml:space="preserve"> </w:t>
+      </w:r>
+      <w:r>
+        <w:t xml:space="preserve">you talked about really supporting people with a vision and investors internally.</w:t>
+      </w:r>
+    </w:p>
+    <w:p>
+      <w:pPr>
+        <w:pStyle w:val="FirstParagraph"/>
+      </w:pPr>
+      <w:r>
+        <w:t xml:space="preserve">[Them]</w:t>
+      </w:r>
+      <w:r>
+        <w:t xml:space="preserve"> </w:t>
+      </w:r>
+      <w:r>
+        <w:t xml:space="preserve">Yeah.</w:t>
+      </w:r>
+    </w:p>
+    <w:p>
+      <w:pPr>
+        <w:pStyle w:val="BlockText"/>
+      </w:pPr>
+      <w:r>
+        <w:t xml:space="preserve">[Me]</w:t>
+      </w:r>
+      <w:r>
+        <w:t xml:space="preserve"> </w:t>
+      </w:r>
+      <w:r>
+        <w:t xml:space="preserve">And I asked you, is it just something that you support or is that also something that is being supported from more widely-</w:t>
+      </w:r>
+    </w:p>
+    <w:p>
+      <w:pPr>
+        <w:pStyle w:val="FirstParagraph"/>
+      </w:pPr>
+      <w:r>
+        <w:t xml:space="preserve">[Them]</w:t>
+      </w:r>
+      <w:r>
+        <w:t xml:space="preserve"> </w:t>
+      </w:r>
+      <w:r>
+        <w:t xml:space="preserve">Yeah</w:t>
+      </w:r>
+    </w:p>
+    <w:p>
+      <w:pPr>
+        <w:pStyle w:val="BlockText"/>
+      </w:pPr>
+      <w:r>
+        <w:t xml:space="preserve">[Me]</w:t>
+      </w:r>
+      <w:r>
+        <w:t xml:space="preserve"> </w:t>
+      </w:r>
+      <w:r>
+        <w:t xml:space="preserve">… in the company and possibly more-</w:t>
+      </w:r>
+    </w:p>
+    <w:p>
+      <w:pPr>
+        <w:pStyle w:val="FirstParagraph"/>
+      </w:pPr>
+      <w:r>
+        <w:t xml:space="preserve">[Them]</w:t>
+      </w:r>
+      <w:r>
+        <w:t xml:space="preserve"> </w:t>
+      </w:r>
+      <w:r>
+        <w:t xml:space="preserve">That’s actually great because one other addition, so I’m of course responsible for commercial, but I’m now taking it on for the whole company because I just- … like we’re operationally efficient. This is the future for our company. So I’m now launching initiatives in facility management. So I’m launching an AI bot that is actually handling all of the facility tickets. I’m launching one that’s actually handling all of the supplier requests to make sure the follow-up is there and actually we get it signed off. So actually, I’m launching it throughout the company, and I have- … a term for it, but actually, I was thinking about it this morning.</w:t>
+      </w:r>
+    </w:p>
+    <w:p>
+      <w:pPr>
+        <w:pStyle w:val="BodyText"/>
+      </w:pPr>
+      <w:r>
+        <w:t xml:space="preserve">[Them]</w:t>
+      </w:r>
+      <w:r>
+        <w:t xml:space="preserve"> </w:t>
+      </w:r>
+      <w:r>
+        <w:t xml:space="preserve">We’re</w:t>
+      </w:r>
+    </w:p>
+    <w:p>
+      <w:pPr>
+        <w:pStyle w:val="BodyText"/>
+      </w:pPr>
+      <w:r>
+        <w:t xml:space="preserve">[Them]</w:t>
+      </w:r>
+      <w:r>
+        <w:t xml:space="preserve"> </w:t>
+      </w:r>
+      <w:r>
+        <w:t xml:space="preserve">launching it in a week. It’s called Infinigym. That’s the product. So Infinigym, and below that we’re hanging 20 for now, 20 most impactful cases with agentic AI. So we’re working also with a company that’s helping us to actually build all of the bots.</w:t>
+      </w:r>
+    </w:p>
+    <w:p>
+      <w:pPr>
+        <w:pStyle w:val="BodyText"/>
+      </w:pPr>
+      <w:r>
+        <w:t xml:space="preserve">[Them]</w:t>
+      </w:r>
+      <w:r>
+        <w:t xml:space="preserve"> </w:t>
+      </w:r>
+      <w:r>
+        <w:t xml:space="preserve">It’s called Repetitive, actually. And</w:t>
+      </w:r>
+    </w:p>
+    <w:p>
+      <w:pPr>
+        <w:pStyle w:val="BodyText"/>
+      </w:pPr>
+      <w:r>
+        <w:t xml:space="preserve">[Them]</w:t>
+      </w:r>
+      <w:r>
+        <w:t xml:space="preserve"> </w:t>
+      </w:r>
+      <w:r>
+        <w:t xml:space="preserve">they’re really focused on reducing repetitive work. And of course, in a facility department, every ticket you receive, you have to get an invoice, you have to get- … all of that can be automated. So now, we’re trying to get it across the organization, but it was really because we had commercial success first, and there’s a lot of use cases and there’s a lot of proven, so now we can roll it out throughout the company to other departments. But you can see people in departments are very afraid still. So it’s like,</w:t>
+      </w:r>
+    </w:p>
+    <w:p>
+      <w:pPr>
+        <w:pStyle w:val="BodyText"/>
+      </w:pPr>
+      <w:r>
+        <w:t xml:space="preserve">[Them]</w:t>
+      </w:r>
+      <w:r>
+        <w:t xml:space="preserve"> </w:t>
+      </w:r>
+      <w:r>
+        <w:t xml:space="preserve">we really try to make the message very clearly that we’re going to make work nicer, and we’re going to not expanding people, but we’re going to keep the people that are in now. Because it’s just going to be a more fun job.</w:t>
+      </w:r>
+    </w:p>
+    <w:p>
+      <w:pPr>
+        <w:pStyle w:val="BlockText"/>
+      </w:pPr>
+      <w:r>
+        <w:t xml:space="preserve">[Me]</w:t>
+      </w:r>
+      <w:r>
+        <w:t xml:space="preserve"> </w:t>
+      </w:r>
+      <w:r>
+        <w:t xml:space="preserve">I could talk to you for hours based on what you’re [laughs] already telling me.</w:t>
+      </w:r>
+    </w:p>
+    <w:p>
+      <w:pPr>
+        <w:pStyle w:val="FirstParagraph"/>
+      </w:pPr>
+      <w:r>
+        <w:t xml:space="preserve">[Them]</w:t>
+      </w:r>
+      <w:r>
+        <w:t xml:space="preserve"> </w:t>
+      </w:r>
+      <w:r>
+        <w:t xml:space="preserve">[laughs]</w:t>
+      </w:r>
+    </w:p>
+    <w:p>
+      <w:pPr>
+        <w:pStyle w:val="BlockText"/>
+      </w:pPr>
+      <w:r>
+        <w:t xml:space="preserve">[Me]</w:t>
+      </w:r>
+      <w:r>
+        <w:t xml:space="preserve"> </w:t>
+      </w:r>
+      <w:r>
+        <w:t xml:space="preserve">I find this very interesting as well because I usually hear a lot from marketing teams that they are talking and thinking a lot about AI, but not actually doing that much. And usually, you see that, for instance, the finance departments doesn’t talk about AI at all, but they have automated everything.</w:t>
+      </w:r>
+    </w:p>
+    <w:p>
+      <w:pPr>
+        <w:pStyle w:val="FirstParagraph"/>
+      </w:pPr>
+      <w:r>
+        <w:t xml:space="preserve">[Them]</w:t>
+      </w:r>
+      <w:r>
+        <w:t xml:space="preserve"> </w:t>
+      </w:r>
+      <w:r>
+        <w:t xml:space="preserve">Yeah.</w:t>
+      </w:r>
+    </w:p>
+    <w:p>
+      <w:pPr>
+        <w:pStyle w:val="BlockText"/>
+      </w:pPr>
+      <w:r>
+        <w:t xml:space="preserve">[Me]</w:t>
+      </w:r>
+      <w:r>
+        <w:t xml:space="preserve"> </w:t>
+      </w:r>
+      <w:r>
+        <w:t xml:space="preserve">[laughs]</w:t>
+      </w:r>
+    </w:p>
+    <w:p>
+      <w:pPr>
+        <w:pStyle w:val="FirstParagraph"/>
+      </w:pPr>
+      <w:r>
+        <w:t xml:space="preserve">[Them]</w:t>
+      </w:r>
+      <w:r>
+        <w:t xml:space="preserve"> </w:t>
+      </w:r>
+      <w:r>
+        <w:t xml:space="preserve">Yeah.</w:t>
+      </w:r>
+    </w:p>
+    <w:p>
+      <w:pPr>
+        <w:pStyle w:val="BlockText"/>
+      </w:pPr>
+      <w:r>
+        <w:t xml:space="preserve">[Me]</w:t>
+      </w:r>
+      <w:r>
+        <w:t xml:space="preserve"> </w:t>
+      </w:r>
+      <w:r>
+        <w:t xml:space="preserve">And that you are driving AI throughout the entire organization, you are the first person with a really commercial stance-</w:t>
+      </w:r>
+    </w:p>
+    <w:p>
+      <w:pPr>
+        <w:pStyle w:val="FirstParagraph"/>
+      </w:pPr>
+      <w:r>
+        <w:t xml:space="preserve">[Them]</w:t>
+      </w:r>
+      <w:r>
+        <w:t xml:space="preserve"> </w:t>
+      </w:r>
+      <w:r>
+        <w:t xml:space="preserve">Yeah. Oh, funny</w:t>
+      </w:r>
+    </w:p>
+    <w:p>
+      <w:pPr>
+        <w:pStyle w:val="BlockText"/>
+      </w:pPr>
+      <w:r>
+        <w:t xml:space="preserve">[Me]</w:t>
+      </w:r>
+      <w:r>
+        <w:t xml:space="preserve"> </w:t>
+      </w:r>
+      <w:r>
+        <w:t xml:space="preserve">… in the company that I’ve interviewed that they are actually the lead for AI for the entire company.</w:t>
+      </w:r>
+    </w:p>
+    <w:p>
+      <w:pPr>
+        <w:pStyle w:val="FirstParagraph"/>
+      </w:pPr>
+      <w:r>
+        <w:t xml:space="preserve">[Them]</w:t>
+      </w:r>
+      <w:r>
+        <w:t xml:space="preserve"> </w:t>
+      </w:r>
+      <w:r>
+        <w:t xml:space="preserve">Yeah, that’s funny. But I was at a CMO event last Friday. And there they said, the CMO of the future, I’m just going to say, the new CEO is orchestrator of AI because actually, the commercial value needs to be in there- … to actually make it go faster.</w:t>
+      </w:r>
+    </w:p>
+    <w:p>
+      <w:pPr>
+        <w:pStyle w:val="BodyText"/>
+      </w:pPr>
+      <w:r>
+        <w:t xml:space="preserve">[Them]</w:t>
+      </w:r>
+      <w:r>
+        <w:t xml:space="preserve"> </w:t>
+      </w:r>
+      <w:r>
+        <w:t xml:space="preserve">And the next CMO needs to be CTO’s best friend. And then I’m always like,</w:t>
+      </w:r>
+      <w:r>
+        <w:t xml:space="preserve"> </w:t>
+      </w:r>
+      <w:r>
+        <w:t xml:space="preserve">“Yes, I am,”</w:t>
+      </w:r>
+      <w:r>
+        <w:t xml:space="preserve"> </w:t>
+      </w:r>
+      <w:r>
+        <w:t xml:space="preserve">because it’s actually like, without the technology, I wouldn’t be able to. And I also don’t understand anything of that complexity, which is helpful for me because if I would understand it, it would hold me back a lot as well. But now I’m just like,</w:t>
+      </w:r>
+      <w:r>
+        <w:t xml:space="preserve"> </w:t>
+      </w:r>
+      <w:r>
+        <w:t xml:space="preserve">“No, this is the vision. This is where we’re going. Help me get there.”</w:t>
+      </w:r>
+      <w:r>
+        <w:t xml:space="preserve"> </w:t>
+      </w:r>
+      <w:r>
+        <w:t xml:space="preserve">Right? So it’s good.</w:t>
+      </w:r>
+    </w:p>
+    <w:p>
+      <w:pPr>
+        <w:pStyle w:val="BlockText"/>
+      </w:pPr>
+      <w:r>
+        <w:t xml:space="preserve">[Me]</w:t>
+      </w:r>
+      <w:r>
+        <w:t xml:space="preserve"> </w:t>
+      </w:r>
+      <w:r>
+        <w:t xml:space="preserve">Yeah, for sure.</w:t>
+      </w:r>
+    </w:p>
+    <w:p>
+      <w:pPr>
+        <w:pStyle w:val="FirstParagraph"/>
+      </w:pPr>
+      <w:r>
+        <w:t xml:space="preserve">[Them]</w:t>
+      </w:r>
+      <w:r>
+        <w:t xml:space="preserve"> </w:t>
+      </w:r>
+      <w:r>
+        <w:t xml:space="preserve">Yeah.</w:t>
+      </w:r>
+    </w:p>
+    <w:p>
+      <w:pPr>
+        <w:pStyle w:val="BlockText"/>
+      </w:pPr>
+      <w:r>
+        <w:t xml:space="preserve">[Me]</w:t>
+      </w:r>
+      <w:r>
+        <w:t xml:space="preserve"> </w:t>
+      </w:r>
+      <w:r>
+        <w:t xml:space="preserve">For sure. So I’m wary of the time. We have five minutes.</w:t>
+      </w:r>
+    </w:p>
+    <w:p>
+      <w:pPr>
+        <w:pStyle w:val="FirstParagraph"/>
+      </w:pPr>
+      <w:r>
+        <w:t xml:space="preserve">[Them]</w:t>
+      </w:r>
+      <w:r>
+        <w:t xml:space="preserve"> </w:t>
+      </w:r>
+      <w:r>
+        <w:t xml:space="preserve">Yeah.</w:t>
+      </w:r>
+    </w:p>
+    <w:p>
+      <w:pPr>
+        <w:pStyle w:val="BlockText"/>
+      </w:pPr>
+      <w:r>
+        <w:t xml:space="preserve">[Me]</w:t>
+      </w:r>
+      <w:r>
+        <w:t xml:space="preserve"> </w:t>
+      </w:r>
+      <w:r>
+        <w:t xml:space="preserve">I don’t think there’s time for any big new questions.</w:t>
+      </w:r>
+    </w:p>
+    <w:p>
+      <w:pPr>
+        <w:pStyle w:val="BlockText"/>
+      </w:pPr>
+      <w:r>
+        <w:t xml:space="preserve">[Me]</w:t>
+      </w:r>
+      <w:r>
+        <w:t xml:space="preserve"> </w:t>
+      </w:r>
+      <w:r>
+        <w:t xml:space="preserve">I have a lot of valuable inputs, so thank you a ton.</w:t>
+      </w:r>
+    </w:p>
+    <w:p>
+      <w:pPr>
+        <w:pStyle w:val="FirstParagraph"/>
+      </w:pPr>
+      <w:r>
+        <w:t xml:space="preserve">[Them]</w:t>
+      </w:r>
+      <w:r>
+        <w:t xml:space="preserve"> </w:t>
+      </w:r>
+      <w:r>
+        <w:t xml:space="preserve">You’re very welcome.</w:t>
+      </w:r>
+    </w:p>
+    <w:p>
+      <w:pPr>
+        <w:pStyle w:val="BlockText"/>
+      </w:pPr>
+      <w:r>
+        <w:t xml:space="preserve">[Me]</w:t>
+      </w:r>
+      <w:r>
+        <w:t xml:space="preserve"> </w:t>
+      </w:r>
+      <w:r>
+        <w:t xml:space="preserve">I</w:t>
+      </w:r>
+    </w:p>
+    <w:p>
+      <w:pPr>
+        <w:pStyle w:val="BlockText"/>
+      </w:pPr>
+      <w:r>
+        <w:t xml:space="preserve">[Me]</w:t>
+      </w:r>
+      <w:r>
+        <w:t xml:space="preserve"> </w:t>
+      </w:r>
+      <w:r>
+        <w:t xml:space="preserve">would like to ask you if you have any other people that you think I should really interview.</w:t>
+      </w:r>
+    </w:p>
+    <w:p>
+      <w:pPr>
+        <w:pStyle w:val="BlockText"/>
+      </w:pPr>
+      <w:r>
+        <w:t xml:space="preserve">[Me]</w:t>
+      </w:r>
+      <w:r>
+        <w:t xml:space="preserve"> </w:t>
+      </w:r>
+      <w:r>
+        <w:t xml:space="preserve">That is always super valuable for me.</w:t>
+      </w:r>
+    </w:p>
+    <w:p>
+      <w:pPr>
+        <w:pStyle w:val="FirstParagraph"/>
+      </w:pPr>
+      <w:r>
+        <w:t xml:space="preserve">[Them]</w:t>
+      </w:r>
+      <w:r>
+        <w:t xml:space="preserve"> </w:t>
+      </w:r>
+      <w:r>
+        <w:t xml:space="preserve">Because what is the research question, or is it like a specific field, or?</w:t>
+      </w:r>
+    </w:p>
+    <w:p>
+      <w:pPr>
+        <w:pStyle w:val="BlockText"/>
+      </w:pPr>
+      <w:r>
+        <w:t xml:space="preserve">[Me]</w:t>
+      </w:r>
+      <w:r>
+        <w:t xml:space="preserve"> </w:t>
+      </w:r>
+      <w:r>
+        <w:t xml:space="preserve">So my research question is, how can marketing managers drive value with agentic AI?</w:t>
+      </w:r>
+    </w:p>
+    <w:p>
+      <w:pPr>
+        <w:pStyle w:val="FirstParagraph"/>
+      </w:pPr>
+      <w:r>
+        <w:t xml:space="preserve">[Them]</w:t>
+      </w:r>
+      <w:r>
+        <w:t xml:space="preserve"> </w:t>
+      </w:r>
+      <w:r>
+        <w:t xml:space="preserve">Yeah.</w:t>
+      </w:r>
+    </w:p>
+    <w:p>
+      <w:pPr>
+        <w:pStyle w:val="BlockText"/>
+      </w:pPr>
+      <w:r>
+        <w:t xml:space="preserve">[Me]</w:t>
+      </w:r>
+      <w:r>
+        <w:t xml:space="preserve"> </w:t>
+      </w:r>
+      <w:r>
+        <w:t xml:space="preserve">So it’s really about essentially everything that we talked about.</w:t>
+      </w:r>
+    </w:p>
+    <w:p>
+      <w:pPr>
+        <w:pStyle w:val="FirstParagraph"/>
+      </w:pPr>
+      <w:r>
+        <w:t xml:space="preserve">[Them]</w:t>
+      </w:r>
+      <w:r>
+        <w:t xml:space="preserve"> </w:t>
+      </w:r>
+      <w:r>
+        <w:t xml:space="preserve">Yeah.</w:t>
+      </w:r>
+    </w:p>
+    <w:p>
+      <w:pPr>
+        <w:pStyle w:val="BlockText"/>
+      </w:pPr>
+      <w:r>
+        <w:t xml:space="preserve">[Me]</w:t>
+      </w:r>
+      <w:r>
+        <w:t xml:space="preserve"> </w:t>
+      </w:r>
+      <w:r>
+        <w:t xml:space="preserve">And I typically interview three types of people.</w:t>
+      </w:r>
+    </w:p>
+    <w:p>
+      <w:pPr>
+        <w:pStyle w:val="FirstParagraph"/>
+      </w:pPr>
+      <w:r>
+        <w:t xml:space="preserve">[Them]</w:t>
+      </w:r>
+      <w:r>
+        <w:t xml:space="preserve"> </w:t>
+      </w:r>
+      <w:r>
+        <w:t xml:space="preserve">Yeah.</w:t>
+      </w:r>
+    </w:p>
+    <w:p>
+      <w:pPr>
+        <w:pStyle w:val="BlockText"/>
+      </w:pPr>
+      <w:r>
+        <w:t xml:space="preserve">[Me]</w:t>
+      </w:r>
+      <w:r>
+        <w:t xml:space="preserve"> </w:t>
+      </w:r>
+      <w:r>
+        <w:t xml:space="preserve">So it’s either people who lead marketing departments or are above the people that lead the marketing departments but are involved.</w:t>
+      </w:r>
+    </w:p>
+    <w:p>
+      <w:pPr>
+        <w:pStyle w:val="BlockText"/>
+      </w:pPr>
+      <w:r>
+        <w:t xml:space="preserve">[Me]</w:t>
+      </w:r>
+      <w:r>
+        <w:t xml:space="preserve"> </w:t>
+      </w:r>
+      <w:r>
+        <w:t xml:space="preserve">It is to people who lead AI initiatives within marketing departments.</w:t>
+      </w:r>
+    </w:p>
+    <w:p>
+      <w:pPr>
+        <w:pStyle w:val="FirstParagraph"/>
+      </w:pPr>
+      <w:r>
+        <w:t xml:space="preserve">[Them]</w:t>
+      </w:r>
+      <w:r>
+        <w:t xml:space="preserve"> </w:t>
+      </w:r>
+      <w:r>
+        <w:t xml:space="preserve">Yeah.</w:t>
+      </w:r>
+    </w:p>
+    <w:p>
+      <w:pPr>
+        <w:pStyle w:val="BlockText"/>
+      </w:pPr>
+      <w:r>
+        <w:t xml:space="preserve">[Me]</w:t>
+      </w:r>
+      <w:r>
+        <w:t xml:space="preserve"> </w:t>
+      </w:r>
+      <w:r>
+        <w:t xml:space="preserve">Or external consultants, technical experts who help marketing departments get the systems off the ground. So I have a lot of people in that last bucket.</w:t>
+      </w:r>
+    </w:p>
+    <w:p>
+      <w:pPr>
+        <w:pStyle w:val="FirstParagraph"/>
+      </w:pPr>
+      <w:r>
+        <w:t xml:space="preserve">[Them]</w:t>
+      </w:r>
+      <w:r>
+        <w:t xml:space="preserve"> </w:t>
+      </w:r>
+      <w:r>
+        <w:t xml:space="preserve">Yeah, that’s what I wanted to say. I have a lot of people in that last bucket.</w:t>
+      </w:r>
+    </w:p>
+    <w:p>
+      <w:pPr>
+        <w:pStyle w:val="BlockText"/>
+      </w:pPr>
+      <w:r>
+        <w:t xml:space="preserve">[Me]</w:t>
+      </w:r>
+      <w:r>
+        <w:t xml:space="preserve"> </w:t>
+      </w:r>
+      <w:r>
+        <w:t xml:space="preserve">Yeah. And the first two are harder to get, and I’m really trying to… I have had a few from, for instance, the States where I had very valuable inputs.</w:t>
+      </w:r>
+    </w:p>
+    <w:p>
+      <w:pPr>
+        <w:pStyle w:val="BlockText"/>
+      </w:pPr>
+      <w:r>
+        <w:t xml:space="preserve">[Me]</w:t>
+      </w:r>
+      <w:r>
+        <w:t xml:space="preserve"> </w:t>
+      </w:r>
+      <w:r>
+        <w:t xml:space="preserve">I had a few here in the Netherlands as well, but not as many as I would like.</w:t>
+      </w:r>
+    </w:p>
+    <w:p>
+      <w:pPr>
+        <w:pStyle w:val="FirstParagraph"/>
+      </w:pPr>
+      <w:r>
+        <w:t xml:space="preserve">[Them]</w:t>
+      </w:r>
+      <w:r>
+        <w:t xml:space="preserve"> </w:t>
+      </w:r>
+      <w:r>
+        <w:t xml:space="preserve">Yeah.</w:t>
+      </w:r>
+    </w:p>
+    <w:p>
+      <w:pPr>
+        <w:pStyle w:val="BlockText"/>
+      </w:pPr>
+      <w:r>
+        <w:t xml:space="preserve">[Me]</w:t>
+      </w:r>
+      <w:r>
+        <w:t xml:space="preserve"> </w:t>
+      </w:r>
+      <w:r>
+        <w:t xml:space="preserve">And what I would prefer is to not only make it our own cases by talking to our own customers, but also going beyond that into what is actually happening in the market.</w:t>
+      </w:r>
+    </w:p>
+    <w:p>
+      <w:pPr>
+        <w:pStyle w:val="FirstParagraph"/>
+      </w:pPr>
+      <w:r>
+        <w:t xml:space="preserve">[Them]</w:t>
+      </w:r>
+      <w:r>
+        <w:t xml:space="preserve"> </w:t>
+      </w:r>
+      <w:r>
+        <w:t xml:space="preserve">Of course.</w:t>
+      </w:r>
+    </w:p>
+    <w:p>
+      <w:pPr>
+        <w:pStyle w:val="BodyText"/>
+      </w:pPr>
+      <w:r>
+        <w:t xml:space="preserve">[Them]</w:t>
+      </w:r>
+      <w:r>
+        <w:t xml:space="preserve"> </w:t>
+      </w:r>
+      <w:r>
+        <w:t xml:space="preserve">I can ask around, but to be honest, I don’t have a lot of peers where I’m like,</w:t>
+      </w:r>
+      <w:r>
+        <w:t xml:space="preserve"> </w:t>
+      </w:r>
+      <w:r>
+        <w:t xml:space="preserve">“Oh, you could speak to them. They are already working with AI a lot in a team.”</w:t>
+      </w:r>
+      <w:r>
+        <w:t xml:space="preserve"> </w:t>
+      </w:r>
+      <w:r>
+        <w:t xml:space="preserve">Because actually that’s difficult because if I would see that, I would be hunting them down to work for Basic-Fit. [chuckles] But external consultants, there’s just one, is Harm Theunissen. Just write it down, look him up. If you want me to connect you with him, I could. Because literally, his slogan on his LinkedIn is,</w:t>
+      </w:r>
+      <w:r>
+        <w:t xml:space="preserve"> </w:t>
+      </w:r>
+      <w:r>
+        <w:t xml:space="preserve">“I help marketing teams build value with AI.”</w:t>
+      </w:r>
+      <w:r>
+        <w:t xml:space="preserve"> </w:t>
+      </w:r>
+      <w:r>
+        <w:t xml:space="preserve">So I think that’s literally his slogan. So anyway, maybe that’s interesting. But in terms of in the team, of course, I could ask if you could speak to people here in the team. But then I don’t know if it’s double up.</w:t>
+      </w:r>
+    </w:p>
+    <w:p>
+      <w:pPr>
+        <w:pStyle w:val="BlockText"/>
+      </w:pPr>
+      <w:r>
+        <w:t xml:space="preserve">[Me]</w:t>
+      </w:r>
+      <w:r>
+        <w:t xml:space="preserve"> </w:t>
+      </w:r>
+      <w:r>
+        <w:t xml:space="preserve">No, I don’t mind. If you have somebody who you say is really from the marketing department and really driving the value there, and we could go a bit deeper on some of the questions that I might still have, that’d be cool. Yeah, for sure. Especially if they’re-</w:t>
+      </w:r>
+    </w:p>
+    <w:p>
+      <w:pPr>
+        <w:pStyle w:val="FirstParagraph"/>
+      </w:pPr>
+      <w:r>
+        <w:t xml:space="preserve">[Them]</w:t>
+      </w:r>
+      <w:r>
+        <w:t xml:space="preserve"> </w:t>
+      </w:r>
+      <w:r>
+        <w:t xml:space="preserve">I’ll look around. Because the girl that’s really AI pushy, she’s on maternity leave since two weeks.</w:t>
+      </w:r>
+    </w:p>
+    <w:p>
+      <w:pPr>
+        <w:pStyle w:val="BodyText"/>
+      </w:pPr>
+      <w:r>
+        <w:t xml:space="preserve">[Them]</w:t>
+      </w:r>
+      <w:r>
+        <w:t xml:space="preserve"> </w:t>
+      </w:r>
+      <w:r>
+        <w:t xml:space="preserve">But I will look around. I will also ask, actually,</w:t>
+      </w:r>
+    </w:p>
+    <w:p>
+      <w:pPr>
+        <w:pStyle w:val="BodyText"/>
+      </w:pPr>
+      <w:r>
+        <w:t xml:space="preserve">[Them]</w:t>
+      </w:r>
+      <w:r>
+        <w:t xml:space="preserve"> </w:t>
+      </w:r>
+      <w:r>
+        <w:t xml:space="preserve">Repetive, the partner that we work with, if he has someone that he works for- … in a company that… Yeah.</w:t>
+      </w:r>
+    </w:p>
+    <w:p>
+      <w:pPr>
+        <w:pStyle w:val="BlockText"/>
+      </w:pPr>
+      <w:r>
+        <w:t xml:space="preserve">[Me]</w:t>
+      </w:r>
+      <w:r>
+        <w:t xml:space="preserve"> </w:t>
+      </w:r>
+      <w:r>
+        <w:t xml:space="preserve">And do they have a background in RPA or are they really AI first as a company? And just-</w:t>
+      </w:r>
+    </w:p>
+    <w:p>
+      <w:pPr>
+        <w:pStyle w:val="FirstParagraph"/>
+      </w:pPr>
+      <w:r>
+        <w:t xml:space="preserve">[Them]</w:t>
+      </w:r>
+      <w:r>
+        <w:t xml:space="preserve"> </w:t>
+      </w:r>
+      <w:r>
+        <w:t xml:space="preserve">AI first. They just started, actually. They used to have Building Blocks in-</w:t>
+      </w:r>
+    </w:p>
+    <w:p>
+      <w:pPr>
+        <w:pStyle w:val="BlockText"/>
+      </w:pPr>
+      <w:r>
+        <w:t xml:space="preserve">[Me]</w:t>
+      </w:r>
+      <w:r>
+        <w:t xml:space="preserve"> </w:t>
+      </w:r>
+      <w:r>
+        <w:t xml:space="preserve">Tilburg</w:t>
+      </w:r>
+    </w:p>
+    <w:p>
+      <w:pPr>
+        <w:pStyle w:val="FirstParagraph"/>
+      </w:pPr>
+      <w:r>
+        <w:t xml:space="preserve">[Them]</w:t>
+      </w:r>
+      <w:r>
+        <w:t xml:space="preserve"> </w:t>
+      </w:r>
+      <w:r>
+        <w:t xml:space="preserve">… in Tilburg. I don’t know if you know them. Yeah.</w:t>
+      </w:r>
+    </w:p>
+    <w:p>
+      <w:pPr>
+        <w:pStyle w:val="BlockText"/>
+      </w:pPr>
+      <w:r>
+        <w:t xml:space="preserve">[Me]</w:t>
+      </w:r>
+      <w:r>
+        <w:t xml:space="preserve"> </w:t>
+      </w:r>
+      <w:r>
+        <w:t xml:space="preserve">I do.</w:t>
+      </w:r>
+    </w:p>
+    <w:p>
+      <w:pPr>
+        <w:pStyle w:val="FirstParagraph"/>
+      </w:pPr>
+      <w:r>
+        <w:t xml:space="preserve">[Them]</w:t>
+      </w:r>
+      <w:r>
+        <w:t xml:space="preserve"> </w:t>
+      </w:r>
+      <w:r>
+        <w:t xml:space="preserve">So it’s the owners of Building Blocks, they sold it to CM. And they now started a new company.</w:t>
+      </w:r>
+    </w:p>
+    <w:p>
+      <w:pPr>
+        <w:pStyle w:val="BlockText"/>
+      </w:pPr>
+      <w:r>
+        <w:t xml:space="preserve">[Me]</w:t>
+      </w:r>
+      <w:r>
+        <w:t xml:space="preserve"> </w:t>
+      </w:r>
+      <w:r>
+        <w:t xml:space="preserve">Okay. I have so many notes.</w:t>
+      </w:r>
+    </w:p>
+    <w:p>
+      <w:pPr>
+        <w:pStyle w:val="FirstParagraph"/>
+      </w:pPr>
+      <w:r>
+        <w:t xml:space="preserve">[Them]</w:t>
+      </w:r>
+      <w:r>
+        <w:t xml:space="preserve"> </w:t>
+      </w:r>
+      <w:r>
+        <w:t xml:space="preserve">That’s good.</w:t>
+      </w:r>
+    </w:p>
+    <w:p>
+      <w:pPr>
+        <w:pStyle w:val="BlockText"/>
+      </w:pPr>
+      <w:r>
+        <w:t xml:space="preserve">[Me]</w:t>
+      </w:r>
+      <w:r>
+        <w:t xml:space="preserve"> </w:t>
+      </w:r>
+      <w:r>
+        <w:t xml:space="preserve">This was a good conversation. Do you have any questions for me before we leave?</w:t>
+      </w:r>
+    </w:p>
+    <w:p>
+      <w:pPr>
+        <w:pStyle w:val="FirstParagraph"/>
+      </w:pPr>
+      <w:r>
+        <w:t xml:space="preserve">[Them]</w:t>
+      </w:r>
+      <w:r>
+        <w:t xml:space="preserve"> </w:t>
+      </w:r>
+      <w:r>
+        <w:t xml:space="preserve">I think only good luck.</w:t>
+      </w:r>
+    </w:p>
+    <w:p>
+      <w:pPr>
+        <w:pStyle w:val="BlockText"/>
+      </w:pPr>
+      <w:r>
+        <w:t xml:space="preserve">[Me]</w:t>
+      </w:r>
+      <w:r>
+        <w:t xml:space="preserve"> </w:t>
+      </w:r>
+      <w:r>
+        <w:t xml:space="preserve">Thank you.</w:t>
+      </w:r>
+    </w:p>
+    <w:p>
+      <w:pPr>
+        <w:pStyle w:val="FirstParagraph"/>
+      </w:pPr>
+      <w:r>
+        <w:t xml:space="preserve">[Them]</w:t>
+      </w:r>
+      <w:r>
+        <w:t xml:space="preserve"> </w:t>
+      </w:r>
+      <w:r>
+        <w:t xml:space="preserve">Rock it. Because it will be a little bit less sleep probably coming months, but…</w:t>
+      </w:r>
+    </w:p>
+    <w:p>
+      <w:pPr>
+        <w:pStyle w:val="BlockText"/>
+      </w:pPr>
+      <w:r>
+        <w:t xml:space="preserve">[Me]</w:t>
+      </w:r>
+      <w:r>
+        <w:t xml:space="preserve"> </w:t>
+      </w:r>
+      <w:r>
+        <w:t xml:space="preserve">I’m trying to focus on that because I found that if I don’t sleep enough, everything else breaks down. [chuckles]</w:t>
+      </w:r>
+    </w:p>
+    <w:p>
+      <w:pPr>
+        <w:pStyle w:val="FirstParagraph"/>
+      </w:pPr>
+      <w:r>
+        <w:t xml:space="preserve">[Them]</w:t>
+      </w:r>
+      <w:r>
+        <w:t xml:space="preserve"> </w:t>
+      </w:r>
+      <w:r>
+        <w:t xml:space="preserve">That is very true.</w:t>
+      </w:r>
+    </w:p>
+    <w:p>
+      <w:pPr>
+        <w:pStyle w:val="BlockText"/>
+      </w:pPr>
+      <w:r>
+        <w:t xml:space="preserve">[Me]</w:t>
+      </w:r>
+      <w:r>
+        <w:t xml:space="preserve"> </w:t>
+      </w:r>
+      <w:r>
+        <w:t xml:space="preserve">I’m trying to focus in life, like sleep and sports first, then MBA work, and then I hope to have something left every once in a while. [chuckles]</w:t>
+      </w:r>
+    </w:p>
+    <w:p>
+      <w:pPr>
+        <w:pStyle w:val="FirstParagraph"/>
+      </w:pPr>
+      <w:r>
+        <w:t xml:space="preserve">[Them]</w:t>
+      </w:r>
+      <w:r>
+        <w:t xml:space="preserve"> </w:t>
+      </w:r>
+      <w:r>
+        <w:t xml:space="preserve">That is so funny, though. Yeah. Okay, well-</w:t>
+      </w:r>
+    </w:p>
+    <w:p>
+      <w:pPr>
+        <w:pStyle w:val="BlockText"/>
+      </w:pPr>
+      <w:r>
+        <w:t xml:space="preserve">[Me]</w:t>
+      </w:r>
+      <w:r>
+        <w:t xml:space="preserve"> </w:t>
+      </w:r>
+      <w:r>
+        <w:t xml:space="preserve">Yeah. You wisdom the experience, though.</w:t>
+      </w:r>
+    </w:p>
+    <w:p>
+      <w:pPr>
+        <w:pStyle w:val="FirstParagraph"/>
+      </w:pPr>
+      <w:r>
+        <w:t xml:space="preserve">[Them]</w:t>
+      </w:r>
+      <w:r>
+        <w:t xml:space="preserve"> </w:t>
+      </w:r>
+      <w:r>
+        <w:t xml:space="preserve">Yeah, exactly. No, for me, it was literally I started way too late. So for me, it was like weeks of three hours of sleep was a lot. And then it was like, literally because I would work during the day, I had my board role, right? So I cannot say, like,</w:t>
+      </w:r>
+      <w:r>
+        <w:t xml:space="preserve"> </w:t>
+      </w:r>
+      <w:r>
+        <w:t xml:space="preserve">“I’m going to do my studies.”</w:t>
+      </w:r>
+      <w:r>
+        <w:t xml:space="preserve"> </w:t>
+      </w:r>
+      <w:r>
+        <w:t xml:space="preserve">So it was really during the night until 3:00, until 4:00, and then writing. And then, yeah. I got it done, so you know. You’ll get it done as well. Good luck.</w:t>
+      </w:r>
+    </w:p>
+    <w:p>
+      <w:pPr>
+        <w:pStyle w:val="BlockText"/>
+      </w:pPr>
+      <w:r>
+        <w:t xml:space="preserve">[Me]</w:t>
+      </w:r>
+      <w:r>
+        <w:t xml:space="preserve"> </w:t>
+      </w:r>
+      <w:r>
+        <w:t xml:space="preserve">I will. But I know the feeling.</w:t>
+      </w:r>
+    </w:p>
+    <w:p>
+      <w:pPr>
+        <w:pStyle w:val="FirstParagraph"/>
+      </w:pPr>
+      <w:r>
+        <w:t xml:space="preserve">[Them]</w:t>
+      </w:r>
+      <w:r>
+        <w:t xml:space="preserve"> </w:t>
+      </w:r>
+      <w:r>
+        <w:t xml:space="preserve">And I’m very curious to hear your thesis.</w:t>
+      </w:r>
+    </w:p>
+    <w:p>
+      <w:pPr>
+        <w:pStyle w:val="BlockText"/>
+      </w:pPr>
+      <w:r>
+        <w:t xml:space="preserve">[Me]</w:t>
+      </w:r>
+      <w:r>
+        <w:t xml:space="preserve"> </w:t>
+      </w:r>
+      <w:r>
+        <w:t xml:space="preserve">It’s a lot of extra work.</w:t>
+      </w:r>
+    </w:p>
+    <w:p>
+      <w:pPr>
+        <w:pStyle w:val="FirstParagraph"/>
+      </w:pPr>
+      <w:r>
+        <w:t xml:space="preserve">[Them]</w:t>
+      </w:r>
+      <w:r>
+        <w:t xml:space="preserve"> </w:t>
+      </w:r>
+      <w:r>
+        <w:t xml:space="preserve">Yeah, exactly. [chuckles] Well- … yeah, looking forward. If you could share it eventually, it would be great.</w:t>
+      </w:r>
+    </w:p>
+    <w:p>
+      <w:pPr>
+        <w:pStyle w:val="BlockText"/>
+      </w:pPr>
+      <w:r>
+        <w:t xml:space="preserve">[Me]</w:t>
+      </w:r>
+      <w:r>
+        <w:t xml:space="preserve"> </w:t>
+      </w:r>
+      <w:r>
+        <w:t xml:space="preserve">For sure. Yeah, will do.</w:t>
+      </w:r>
+    </w:p>
+    <w:p>
+      <w:pPr>
+        <w:pStyle w:val="FirstParagraph"/>
+      </w:pPr>
+      <w:r>
+        <w:t xml:space="preserve">[Them]</w:t>
+      </w:r>
+      <w:r>
+        <w:t xml:space="preserve"> </w:t>
       </w:r>
       <w:r>
         <w:t xml:space="preserve">Nice.</w:t>
       </w:r>
-      <w:r>
-        <w:t xml:space="preserve">”</w:t>
-      </w:r>
-    </w:p>
-    <w:p>
-      <w:pPr>
-        <w:pStyle w:val="BlockText"/>
-      </w:pPr>
-      <w:r>
-        <w:t xml:space="preserve">[Me]</w:t>
-      </w:r>
-      <w:r>
-        <w:t xml:space="preserve"> </w:t>
-      </w:r>
-      <w:r>
-        <w:t xml:space="preserve">[laughs]</w:t>
-      </w:r>
-    </w:p>
-    <w:p>
-      <w:pPr>
-        <w:pStyle w:val="BlockText"/>
-      </w:pPr>
-      <w:r>
-        <w:t xml:space="preserve">[Me]</w:t>
-      </w:r>
-      <w:r>
-        <w:t xml:space="preserve"> </w:t>
-      </w:r>
-      <w:r>
-        <w:t xml:space="preserve">Loads of notes. Yeah, that’s how it works.</w:t>
-      </w:r>
-    </w:p>
-    <w:p>
-      <w:pPr>
-        <w:pStyle w:val="FirstParagraph"/>
-      </w:pPr>
-      <w:r>
-        <w:t xml:space="preserve">[Them]</w:t>
-      </w:r>
-      <w:r>
-        <w:t xml:space="preserve"> </w:t>
-      </w:r>
-      <w:r>
-        <w:t xml:space="preserve">Good.</w:t>
-      </w:r>
-    </w:p>
-    <w:p>
-      <w:pPr>
-        <w:pStyle w:val="BlockText"/>
-      </w:pPr>
-      <w:r>
-        <w:t xml:space="preserve">[Me]</w:t>
-      </w:r>
-      <w:r>
-        <w:t xml:space="preserve"> </w:t>
-      </w:r>
-      <w:r>
-        <w:t xml:space="preserve">So you already described a bit about the context in the sense that you were able to really get the space to make mistakes, but maybe you can also take me through the tailwinds of what enabled your AI journey as a company essentially.</w:t>
-      </w:r>
-    </w:p>
-    <w:p>
-      <w:pPr>
-        <w:pStyle w:val="FirstParagraph"/>
-      </w:pPr>
-      <w:r>
-        <w:t xml:space="preserve">[Them]</w:t>
-      </w:r>
-      <w:r>
-        <w:t xml:space="preserve"> </w:t>
-      </w:r>
-      <w:r>
-        <w:t xml:space="preserve">What is a big enabler? Yeah. I think- … being able to use several systems, actually go and invest a bit in it, I think that is a big enabler. Because if we would’ve been stopped at the beginning, like,</w:t>
-      </w:r>
-      <w:r>
-        <w:t xml:space="preserve"> </w:t>
-      </w:r>
-      <w:r>
-        <w:t xml:space="preserve">“</w:t>
-      </w:r>
-      <w:r>
-        <w:t xml:space="preserve">You cannot use this system because you’re already on this system,</w:t>
-      </w:r>
-      <w:r>
-        <w:t xml:space="preserve">”</w:t>
-      </w:r>
-      <w:r>
-        <w:t xml:space="preserve"> </w:t>
-      </w:r>
-      <w:r>
-        <w:t xml:space="preserve">or, I think that is something that’s really</w:t>
-      </w:r>
-    </w:p>
-    <w:p>
-      <w:pPr>
-        <w:pStyle w:val="BodyText"/>
-      </w:pPr>
-      <w:r>
-        <w:t xml:space="preserve">[Them]</w:t>
-      </w:r>
-      <w:r>
-        <w:t xml:space="preserve"> </w:t>
-      </w:r>
-      <w:r>
-        <w:t xml:space="preserve">holding people back. Another one is actually using also experts externally, because if we would’ve waited for people internally, I think it would’ve been a major blocker. So,</w:t>
-      </w:r>
-    </w:p>
-    <w:p>
-      <w:pPr>
-        <w:pStyle w:val="BodyText"/>
-      </w:pPr>
-      <w:r>
-        <w:t xml:space="preserve">[Them]</w:t>
-      </w:r>
-      <w:r>
-        <w:t xml:space="preserve"> </w:t>
-      </w:r>
-      <w:r>
-        <w:t xml:space="preserve">at Niro you also get the process, what is it, operations management, and then you hear about the what is the main blocker. Well, if you just use internal knowledge, it’s never going to happen,</w:t>
-      </w:r>
-    </w:p>
-    <w:p>
-      <w:pPr>
-        <w:pStyle w:val="BodyText"/>
-      </w:pPr>
-      <w:r>
-        <w:t xml:space="preserve">[Them]</w:t>
-      </w:r>
-      <w:r>
-        <w:t xml:space="preserve"> </w:t>
-      </w:r>
-      <w:r>
-        <w:t xml:space="preserve">and they will be massive blockers. So actually using external knowledge also to make speed. I’d rather have something live and test and improve than have two years down the road and then finally have something live, and then once you start testing you again learn, you could’ve done so many things better. So I really believe in speed.</w:t>
-      </w:r>
-    </w:p>
-    <w:p>
-      <w:pPr>
-        <w:pStyle w:val="BodyText"/>
-      </w:pPr>
-      <w:r>
-        <w:t xml:space="preserve">[Them]</w:t>
-      </w:r>
-      <w:r>
-        <w:t xml:space="preserve"> </w:t>
-      </w:r>
-      <w:r>
-        <w:t xml:space="preserve">So for example, the Fitbuddies, we really had pushback internally, like,</w:t>
-      </w:r>
-      <w:r>
-        <w:t xml:space="preserve"> </w:t>
-      </w:r>
-      <w:r>
-        <w:t xml:space="preserve">“</w:t>
-      </w:r>
-      <w:r>
-        <w:t xml:space="preserve">We want to build this internally. It also needs to be a case that the IT team- … can be very proud of.</w:t>
-      </w:r>
-      <w:r>
-        <w:t xml:space="preserve">”</w:t>
-      </w:r>
-      <w:r>
-        <w:t xml:space="preserve"> </w:t>
-      </w:r>
-      <w:r>
-        <w:t xml:space="preserve">And I was like,</w:t>
-      </w:r>
-      <w:r>
-        <w:t xml:space="preserve"> </w:t>
-      </w:r>
-      <w:r>
-        <w:t xml:space="preserve">“</w:t>
-      </w:r>
-      <w:r>
-        <w:t xml:space="preserve">Yeah, then I’m going to wait two years before I get space on the backlog,</w:t>
-      </w:r>
-      <w:r>
-        <w:t xml:space="preserve">”</w:t>
-      </w:r>
-      <w:r>
-        <w:t xml:space="preserve"> </w:t>
-      </w:r>
-      <w:r>
-        <w:t xml:space="preserve">because ultimately everything that has business priority now will go first.</w:t>
-      </w:r>
-    </w:p>
-    <w:p>
-      <w:pPr>
-        <w:pStyle w:val="BodyText"/>
-      </w:pPr>
-      <w:r>
-        <w:t xml:space="preserve">[Them]</w:t>
-      </w:r>
-      <w:r>
-        <w:t xml:space="preserve"> </w:t>
-      </w:r>
-      <w:r>
-        <w:t xml:space="preserve">So that means my Fitbuddies will be postponed.</w:t>
-      </w:r>
-    </w:p>
-    <w:p>
-      <w:pPr>
-        <w:pStyle w:val="BodyText"/>
-      </w:pPr>
-      <w:r>
-        <w:t xml:space="preserve">[Them]</w:t>
-      </w:r>
-      <w:r>
-        <w:t xml:space="preserve"> </w:t>
-      </w:r>
-      <w:r>
-        <w:t xml:space="preserve">And I’d rather get something live now. So I think using that is extremely important, was really growth driver. And I think also,</w:t>
-      </w:r>
-    </w:p>
-    <w:p>
-      <w:pPr>
-        <w:pStyle w:val="BodyText"/>
-      </w:pPr>
-      <w:r>
-        <w:t xml:space="preserve">[Them]</w:t>
-      </w:r>
-      <w:r>
-        <w:t xml:space="preserve"> </w:t>
-      </w:r>
-      <w:r>
-        <w:t xml:space="preserve">believing in what people believe in. So, when somebody’s really harsh on,</w:t>
-      </w:r>
-      <w:r>
-        <w:t xml:space="preserve"> </w:t>
-      </w:r>
-      <w:r>
-        <w:t xml:space="preserve">“</w:t>
-      </w:r>
-      <w:r>
-        <w:t xml:space="preserve">I really want to get this live, can I please go?</w:t>
-      </w:r>
-      <w:r>
-        <w:t xml:space="preserve">”</w:t>
-      </w:r>
-      <w:r>
-        <w:t xml:space="preserve"> </w:t>
-      </w:r>
-      <w:r>
-        <w:t xml:space="preserve">“</w:t>
-      </w:r>
-      <w:r>
-        <w:t xml:space="preserve">Yeah, please go.</w:t>
-      </w:r>
-      <w:r>
-        <w:t xml:space="preserve">”</w:t>
-      </w:r>
-      <w:r>
-        <w:t xml:space="preserve"> </w:t>
-      </w:r>
-      <w:r>
-        <w:t xml:space="preserve">You know? So it’s also like if you need to have a few ambassadors, I would say, for projects, that really run with it, and that also really run through organization to promote what they’re doing because I think that’s- … And, also full trust from my board, I would say.</w:t>
-      </w:r>
-    </w:p>
-    <w:p>
-      <w:pPr>
-        <w:pStyle w:val="BodyText"/>
-      </w:pPr>
-      <w:r>
-        <w:t xml:space="preserve">[Them]</w:t>
-      </w:r>
-      <w:r>
-        <w:t xml:space="preserve"> </w:t>
-      </w:r>
-      <w:r>
-        <w:t xml:space="preserve">In my board,</w:t>
-      </w:r>
-    </w:p>
-    <w:p>
-      <w:pPr>
-        <w:pStyle w:val="BodyText"/>
-      </w:pPr>
-      <w:r>
-        <w:t xml:space="preserve">[Them]</w:t>
-      </w:r>
-      <w:r>
-        <w:t xml:space="preserve"> </w:t>
-      </w:r>
-      <w:r>
-        <w:t xml:space="preserve">we’re also not being held back too much, even though we’re still a listed company, and they’re never going to say,</w:t>
-      </w:r>
-      <w:r>
-        <w:t xml:space="preserve"> </w:t>
-      </w:r>
-      <w:r>
-        <w:t xml:space="preserve">“</w:t>
-      </w:r>
-      <w:r>
-        <w:t xml:space="preserve">You cannot do this.</w:t>
-      </w:r>
-      <w:r>
-        <w:t xml:space="preserve">”</w:t>
-      </w:r>
-      <w:r>
-        <w:t xml:space="preserve"> </w:t>
-      </w:r>
-      <w:r>
-        <w:t xml:space="preserve">If I believe in it, they will believe in it. So I think that’s also</w:t>
-      </w:r>
-    </w:p>
-    <w:p>
-      <w:pPr>
-        <w:pStyle w:val="BodyText"/>
-      </w:pPr>
-      <w:r>
-        <w:t xml:space="preserve">[Them]</w:t>
-      </w:r>
-      <w:r>
-        <w:t xml:space="preserve"> </w:t>
-      </w:r>
-      <w:r>
-        <w:t xml:space="preserve">really important to make it happen. Because I hear a lot of other companies where the board is afraid or legal is holding it back, or- … the in-cop updating, I don’t know, the buying department will be-</w:t>
-      </w:r>
-    </w:p>
-    <w:p>
-      <w:pPr>
-        <w:pStyle w:val="BlockText"/>
-      </w:pPr>
-      <w:r>
-        <w:t xml:space="preserve">[Me]</w:t>
-      </w:r>
-      <w:r>
-        <w:t xml:space="preserve"> </w:t>
-      </w:r>
-      <w:r>
-        <w:t xml:space="preserve">The purchasing department</w:t>
-      </w:r>
-    </w:p>
-    <w:p>
-      <w:pPr>
-        <w:pStyle w:val="FirstParagraph"/>
-      </w:pPr>
-      <w:r>
-        <w:t xml:space="preserve">[Them]</w:t>
-      </w:r>
-      <w:r>
-        <w:t xml:space="preserve"> </w:t>
-      </w:r>
-      <w:r>
-        <w:t xml:space="preserve">…</w:t>
-      </w:r>
-      <w:r>
-        <w:t xml:space="preserve"> </w:t>
-      </w:r>
-      <w:r>
-        <w:t xml:space="preserve">“</w:t>
-      </w:r>
-      <w:r>
-        <w:t xml:space="preserve">Oh, we don’t have an agreement yet,</w:t>
-      </w:r>
-      <w:r>
-        <w:t xml:space="preserve">”</w:t>
-      </w:r>
-      <w:r>
-        <w:t xml:space="preserve"> </w:t>
-      </w:r>
-      <w:r>
-        <w:t xml:space="preserve">or,</w:t>
-      </w:r>
-      <w:r>
-        <w:t xml:space="preserve"> </w:t>
-      </w:r>
-      <w:r>
-        <w:t xml:space="preserve">“</w:t>
-      </w:r>
-      <w:r>
-        <w:t xml:space="preserve">The NDA wasn’t signed,</w:t>
-      </w:r>
-      <w:r>
-        <w:t xml:space="preserve">”</w:t>
-      </w:r>
-      <w:r>
-        <w:t xml:space="preserve"> </w:t>
-      </w:r>
-      <w:r>
-        <w:t xml:space="preserve">or, yeah. Sorry, but you’d have to believe me on my blue eyes because I’m going to make this happen and I’m sure I choose the right partner. So,</w:t>
-      </w:r>
-    </w:p>
-    <w:p>
-      <w:pPr>
-        <w:pStyle w:val="BodyText"/>
-      </w:pPr>
-      <w:r>
-        <w:t xml:space="preserve">[Them]</w:t>
-      </w:r>
-      <w:r>
-        <w:t xml:space="preserve"> </w:t>
-      </w:r>
-      <w:r>
-        <w:t xml:space="preserve">that’s also</w:t>
-      </w:r>
-    </w:p>
-    <w:p>
-      <w:pPr>
-        <w:pStyle w:val="BodyText"/>
-      </w:pPr>
-      <w:r>
-        <w:t xml:space="preserve">[Them]</w:t>
-      </w:r>
-      <w:r>
-        <w:t xml:space="preserve"> </w:t>
-      </w:r>
-      <w:r>
-        <w:t xml:space="preserve">important.</w:t>
-      </w:r>
-    </w:p>
-    <w:p>
-      <w:pPr>
-        <w:pStyle w:val="BlockText"/>
-      </w:pPr>
-      <w:r>
-        <w:t xml:space="preserve">[Me]</w:t>
-      </w:r>
-      <w:r>
-        <w:t xml:space="preserve"> </w:t>
-      </w:r>
-      <w:r>
-        <w:t xml:space="preserve">Check. So there are two things that I would like to draw out a little bit more. So you first talked about the ambassadors that you have and people with a vision. Where do you typically see people coming from, and is it just you supporting that, or is it really the whole</w:t>
-      </w:r>
-    </w:p>
-    <w:p>
-      <w:pPr>
-        <w:pStyle w:val="BlockText"/>
-      </w:pPr>
-      <w:r>
-        <w:t xml:space="preserve">[Me]</w:t>
-      </w:r>
-      <w:r>
-        <w:t xml:space="preserve"> </w:t>
-      </w:r>
-      <w:r>
-        <w:t xml:space="preserve">board essentially</w:t>
-      </w:r>
-    </w:p>
-    <w:p>
-      <w:pPr>
-        <w:pStyle w:val="BlockText"/>
-      </w:pPr>
-      <w:r>
-        <w:t xml:space="preserve">[Me]</w:t>
-      </w:r>
-      <w:r>
-        <w:t xml:space="preserve"> </w:t>
-      </w:r>
-      <w:r>
-        <w:t xml:space="preserve">being behind that?</w:t>
-      </w:r>
-    </w:p>
-    <w:p>
-      <w:pPr>
-        <w:pStyle w:val="FirstParagraph"/>
-      </w:pPr>
-      <w:r>
-        <w:t xml:space="preserve">[Them]</w:t>
-      </w:r>
-      <w:r>
-        <w:t xml:space="preserve"> </w:t>
-      </w:r>
-      <w:r>
-        <w:t xml:space="preserve">Yeah, so I think if we’re talking about AI, generative AI, I do see younger people being way more on top of it than older people. And I don’t want to make it an age gap or whatever. But I do see a huge difference in the workforce. And I’m sometimes amazed with people that just come out of school and they don’t have any knowledge about it, or hardly. They used it for their thesis maybe, but that’s it. And I’m like,</w:t>
-      </w:r>
-      <w:r>
-        <w:t xml:space="preserve"> </w:t>
-      </w:r>
-      <w:r>
-        <w:t xml:space="preserve">“</w:t>
-      </w:r>
-      <w:r>
-        <w:t xml:space="preserve">How the hell is this possible?</w:t>
-      </w:r>
-      <w:r>
-        <w:t xml:space="preserve">”</w:t>
-      </w:r>
-      <w:r>
-        <w:t xml:space="preserve"> </w:t>
-      </w:r>
-      <w:r>
-        <w:t xml:space="preserve">So last week I heard someone that’s doing in every interview they ask, “What are your five last,</w:t>
-      </w:r>
-    </w:p>
-    <w:p>
-      <w:pPr>
-        <w:pStyle w:val="BodyText"/>
-      </w:pPr>
-      <w:r>
-        <w:t xml:space="preserve">[Them]</w:t>
-      </w:r>
-      <w:r>
-        <w:t xml:space="preserve"> </w:t>
-      </w:r>
-      <w:r>
-        <w:t xml:space="preserve">built GPTs?” What are your last five ones? Show me because I want to</w:t>
-      </w:r>
-    </w:p>
-    <w:p>
-      <w:pPr>
-        <w:pStyle w:val="BodyText"/>
-      </w:pPr>
-      <w:r>
-        <w:t xml:space="preserve">[Them]</w:t>
-      </w:r>
-      <w:r>
-        <w:t xml:space="preserve"> </w:t>
-      </w:r>
-      <w:r>
-        <w:t xml:space="preserve">see that you actually use it and all of that. So I thought that was just an interesting one.</w:t>
-      </w:r>
-    </w:p>
-    <w:p>
-      <w:pPr>
-        <w:pStyle w:val="BodyText"/>
-      </w:pPr>
-      <w:r>
-        <w:t xml:space="preserve">[Them]</w:t>
-      </w:r>
-      <w:r>
-        <w:t xml:space="preserve"> </w:t>
-      </w:r>
-      <w:r>
-        <w:t xml:space="preserve">Sorry, I’m derailing. What was the question again?</w:t>
-      </w:r>
-    </w:p>
-    <w:p>
-      <w:pPr>
-        <w:pStyle w:val="BlockText"/>
-      </w:pPr>
-      <w:r>
-        <w:t xml:space="preserve">[Me]</w:t>
-      </w:r>
-      <w:r>
-        <w:t xml:space="preserve"> </w:t>
-      </w:r>
-      <w:r>
-        <w:t xml:space="preserve">But I love the answer. [laughs]</w:t>
-      </w:r>
-    </w:p>
-    <w:p>
-      <w:pPr>
-        <w:pStyle w:val="FirstParagraph"/>
-      </w:pPr>
-      <w:r>
-        <w:t xml:space="preserve">[Them]</w:t>
-      </w:r>
-      <w:r>
-        <w:t xml:space="preserve"> </w:t>
-      </w:r>
-      <w:r>
-        <w:t xml:space="preserve">Oh, okay.</w:t>
-      </w:r>
-    </w:p>
-    <w:p>
-      <w:pPr>
-        <w:pStyle w:val="BlockText"/>
-      </w:pPr>
-      <w:r>
-        <w:t xml:space="preserve">[Me]</w:t>
-      </w:r>
-      <w:r>
-        <w:t xml:space="preserve"> </w:t>
-      </w:r>
-      <w:r>
-        <w:t xml:space="preserve">So I was asking you about,</w:t>
-      </w:r>
-    </w:p>
-    <w:p>
-      <w:pPr>
-        <w:pStyle w:val="BlockText"/>
-      </w:pPr>
-      <w:r>
-        <w:t xml:space="preserve">[Me]</w:t>
-      </w:r>
-      <w:r>
-        <w:t xml:space="preserve"> </w:t>
-      </w:r>
-      <w:r>
-        <w:t xml:space="preserve">you talked about really supporting people with a vision and investors internally.</w:t>
-      </w:r>
-    </w:p>
-    <w:p>
-      <w:pPr>
-        <w:pStyle w:val="FirstParagraph"/>
-      </w:pPr>
-      <w:r>
-        <w:t xml:space="preserve">[Them]</w:t>
-      </w:r>
-      <w:r>
-        <w:t xml:space="preserve"> </w:t>
-      </w:r>
-      <w:r>
-        <w:t xml:space="preserve">Yeah.</w:t>
-      </w:r>
-    </w:p>
-    <w:p>
-      <w:pPr>
-        <w:pStyle w:val="BlockText"/>
-      </w:pPr>
-      <w:r>
-        <w:t xml:space="preserve">[Me]</w:t>
-      </w:r>
-      <w:r>
-        <w:t xml:space="preserve"> </w:t>
-      </w:r>
-      <w:r>
-        <w:t xml:space="preserve">And I asked you, is it just something that you support or is that also something that is being supported from more widely-</w:t>
-      </w:r>
-    </w:p>
-    <w:p>
-      <w:pPr>
-        <w:pStyle w:val="FirstParagraph"/>
-      </w:pPr>
-      <w:r>
-        <w:t xml:space="preserve">[Them]</w:t>
-      </w:r>
-      <w:r>
-        <w:t xml:space="preserve"> </w:t>
-      </w:r>
-      <w:r>
-        <w:t xml:space="preserve">Yeah</w:t>
-      </w:r>
-    </w:p>
-    <w:p>
-      <w:pPr>
-        <w:pStyle w:val="BlockText"/>
-      </w:pPr>
-      <w:r>
-        <w:t xml:space="preserve">[Me]</w:t>
-      </w:r>
-      <w:r>
-        <w:t xml:space="preserve"> </w:t>
-      </w:r>
-      <w:r>
-        <w:t xml:space="preserve">… in the company and possibly more-</w:t>
-      </w:r>
-    </w:p>
-    <w:p>
-      <w:pPr>
-        <w:pStyle w:val="FirstParagraph"/>
-      </w:pPr>
-      <w:r>
-        <w:t xml:space="preserve">[Them]</w:t>
-      </w:r>
-      <w:r>
-        <w:t xml:space="preserve"> </w:t>
-      </w:r>
-      <w:r>
-        <w:t xml:space="preserve">That’s actually great because one other addition, so I’m of course responsible for commercial, but I’m now taking it on for the whole company because I just- … like we’re operationally efficient. This is the future for our company. So I’m now launching initiatives in facility management. So I’m launching an AI bot that is actually handling all of the facility tickets. I’m launching one that’s actually handling all of the supplier requests to make sure the follow-up is there and actually we get it signed off. So actually, I’m launching it throughout the company, and I have- … a term for it, but actually, I was thinking about it this morning.</w:t>
-      </w:r>
-    </w:p>
-    <w:p>
-      <w:pPr>
-        <w:pStyle w:val="BodyText"/>
-      </w:pPr>
-      <w:r>
-        <w:t xml:space="preserve">[Them]</w:t>
-      </w:r>
-      <w:r>
-        <w:t xml:space="preserve"> </w:t>
-      </w:r>
-      <w:r>
-        <w:t xml:space="preserve">We’re</w:t>
-      </w:r>
-    </w:p>
-    <w:p>
-      <w:pPr>
-        <w:pStyle w:val="BodyText"/>
-      </w:pPr>
-      <w:r>
-        <w:t xml:space="preserve">[Them]</w:t>
-      </w:r>
-      <w:r>
-        <w:t xml:space="preserve"> </w:t>
-      </w:r>
-      <w:r>
-        <w:t xml:space="preserve">launching it in a week. It’s called Infinigym. That’s the product. So Infinigym, and below that we’re hanging 20 for now, 20 most impactful cases with agentic AI. So we’re working also with a company that’s helping us to actually build all of the bots.</w:t>
-      </w:r>
-    </w:p>
-    <w:p>
-      <w:pPr>
-        <w:pStyle w:val="BodyText"/>
-      </w:pPr>
-      <w:r>
-        <w:t xml:space="preserve">[Them]</w:t>
-      </w:r>
-      <w:r>
-        <w:t xml:space="preserve"> </w:t>
-      </w:r>
-      <w:r>
-        <w:t xml:space="preserve">It’s called Repetitive, actually. And</w:t>
-      </w:r>
-    </w:p>
-    <w:p>
-      <w:pPr>
-        <w:pStyle w:val="BodyText"/>
-      </w:pPr>
-      <w:r>
-        <w:t xml:space="preserve">[Them]</w:t>
-      </w:r>
-      <w:r>
-        <w:t xml:space="preserve"> </w:t>
-      </w:r>
-      <w:r>
-        <w:t xml:space="preserve">they’re really focused on reducing repetitive work. And of course, in a facility department, every ticket you receive, you have to get an invoice, you have to get- … all of that can be automated. So now, we’re trying to get it across the organization, but it was really because we had commercial success first, and there’s a lot of use cases and there’s a lot of proven, so now we can roll it out throughout the company to other departments. But you can see people in departments are very afraid still. So it’s like,</w:t>
-      </w:r>
-    </w:p>
-    <w:p>
-      <w:pPr>
-        <w:pStyle w:val="BodyText"/>
-      </w:pPr>
-      <w:r>
-        <w:t xml:space="preserve">[Them]</w:t>
-      </w:r>
-      <w:r>
-        <w:t xml:space="preserve"> </w:t>
-      </w:r>
-      <w:r>
-        <w:t xml:space="preserve">we really try to make the message very clearly that we’re going to make work nicer, and we’re going to not expanding people, but we’re going to keep the people that are in now. Because it’s just going to be a more fun job.</w:t>
-      </w:r>
-    </w:p>
-    <w:p>
-      <w:pPr>
-        <w:pStyle w:val="BlockText"/>
-      </w:pPr>
-      <w:r>
-        <w:t xml:space="preserve">[Me]</w:t>
-      </w:r>
-      <w:r>
-        <w:t xml:space="preserve"> </w:t>
-      </w:r>
-      <w:r>
-        <w:t xml:space="preserve">I could talk to you for hours based on what you’re [laughs] already telling me.</w:t>
-      </w:r>
-    </w:p>
-    <w:p>
-      <w:pPr>
-        <w:pStyle w:val="FirstParagraph"/>
-      </w:pPr>
-      <w:r>
-        <w:t xml:space="preserve">[Them]</w:t>
-      </w:r>
-      <w:r>
-        <w:t xml:space="preserve"> </w:t>
-      </w:r>
-      <w:r>
-        <w:t xml:space="preserve">[laughs]</w:t>
-      </w:r>
-    </w:p>
-    <w:p>
-      <w:pPr>
-        <w:pStyle w:val="BlockText"/>
-      </w:pPr>
-      <w:r>
-        <w:t xml:space="preserve">[Me]</w:t>
-      </w:r>
-      <w:r>
-        <w:t xml:space="preserve"> </w:t>
-      </w:r>
-      <w:r>
-        <w:t xml:space="preserve">I find this very interesting as well because I usually hear a lot from marketing teams that they are talking and thinking a lot about AI, but not actually doing that much. And usually, you see that, for instance, the finance departments doesn’t talk about AI at all, but they have automated everything.</w:t>
-      </w:r>
-    </w:p>
-    <w:p>
-      <w:pPr>
-        <w:pStyle w:val="FirstParagraph"/>
-      </w:pPr>
-      <w:r>
-        <w:t xml:space="preserve">[Them]</w:t>
-      </w:r>
-      <w:r>
-        <w:t xml:space="preserve"> </w:t>
-      </w:r>
-      <w:r>
-        <w:t xml:space="preserve">Yeah.</w:t>
-      </w:r>
-    </w:p>
-    <w:p>
-      <w:pPr>
-        <w:pStyle w:val="BlockText"/>
-      </w:pPr>
-      <w:r>
-        <w:t xml:space="preserve">[Me]</w:t>
-      </w:r>
-      <w:r>
-        <w:t xml:space="preserve"> </w:t>
-      </w:r>
-      <w:r>
-        <w:t xml:space="preserve">[laughs]</w:t>
-      </w:r>
-    </w:p>
-    <w:p>
-      <w:pPr>
-        <w:pStyle w:val="FirstParagraph"/>
-      </w:pPr>
-      <w:r>
-        <w:t xml:space="preserve">[Them]</w:t>
-      </w:r>
-      <w:r>
-        <w:t xml:space="preserve"> </w:t>
-      </w:r>
-      <w:r>
-        <w:t xml:space="preserve">Yeah.</w:t>
-      </w:r>
-    </w:p>
-    <w:p>
-      <w:pPr>
-        <w:pStyle w:val="BlockText"/>
-      </w:pPr>
-      <w:r>
-        <w:t xml:space="preserve">[Me]</w:t>
-      </w:r>
-      <w:r>
-        <w:t xml:space="preserve"> </w:t>
-      </w:r>
-      <w:r>
-        <w:t xml:space="preserve">And that you are driving AI throughout the entire organization, you are the first person with a really commercial stance-</w:t>
-      </w:r>
-    </w:p>
-    <w:p>
-      <w:pPr>
-        <w:pStyle w:val="FirstParagraph"/>
-      </w:pPr>
-      <w:r>
-        <w:t xml:space="preserve">[Them]</w:t>
-      </w:r>
-      <w:r>
-        <w:t xml:space="preserve"> </w:t>
-      </w:r>
-      <w:r>
-        <w:t xml:space="preserve">Yeah. Oh, funny</w:t>
-      </w:r>
-    </w:p>
-    <w:p>
-      <w:pPr>
-        <w:pStyle w:val="BlockText"/>
-      </w:pPr>
-      <w:r>
-        <w:t xml:space="preserve">[Me]</w:t>
-      </w:r>
-      <w:r>
-        <w:t xml:space="preserve"> </w:t>
-      </w:r>
-      <w:r>
-        <w:t xml:space="preserve">… in the company that I’ve interviewed that they are actually the lead for AI for the entire company.</w:t>
-      </w:r>
-    </w:p>
-    <w:p>
-      <w:pPr>
-        <w:pStyle w:val="FirstParagraph"/>
-      </w:pPr>
-      <w:r>
-        <w:t xml:space="preserve">[Them]</w:t>
-      </w:r>
-      <w:r>
-        <w:t xml:space="preserve"> </w:t>
-      </w:r>
-      <w:r>
-        <w:t xml:space="preserve">Yeah, that’s funny. But I was at a CMO event last Friday. And there they said, the CMO of the future, I’m just going to say, the new CEO is orchestrator of AI because actually, the commercial value needs to be in there- … to actually make it go faster.</w:t>
-      </w:r>
-    </w:p>
-    <w:p>
-      <w:pPr>
-        <w:pStyle w:val="BodyText"/>
-      </w:pPr>
-      <w:r>
-        <w:t xml:space="preserve">[Them]</w:t>
-      </w:r>
-      <w:r>
-        <w:t xml:space="preserve"> </w:t>
-      </w:r>
-      <w:r>
-        <w:t xml:space="preserve">And the next CMO needs to be CTO’s best friend. And then I’m always like,</w:t>
-      </w:r>
-      <w:r>
-        <w:t xml:space="preserve"> </w:t>
-      </w:r>
-      <w:r>
-        <w:t xml:space="preserve">“</w:t>
-      </w:r>
-      <w:r>
-        <w:t xml:space="preserve">Yes, I am,</w:t>
-      </w:r>
-      <w:r>
-        <w:t xml:space="preserve">”</w:t>
-      </w:r>
-      <w:r>
-        <w:t xml:space="preserve"> </w:t>
-      </w:r>
-      <w:r>
-        <w:t xml:space="preserve">because it’s actually like, without the technology, I wouldn’t be able to. And I also don’t understand anything of that complexity, which is helpful for me because if I would understand it, it would hold me back a lot as well. But now I’m just like,</w:t>
-      </w:r>
-      <w:r>
-        <w:t xml:space="preserve"> </w:t>
-      </w:r>
-      <w:r>
-        <w:t xml:space="preserve">“</w:t>
-      </w:r>
-      <w:r>
-        <w:t xml:space="preserve">No, this is the vision. This is where we’re going. Help me get there.</w:t>
-      </w:r>
-      <w:r>
-        <w:t xml:space="preserve">”</w:t>
-      </w:r>
-      <w:r>
-        <w:t xml:space="preserve"> </w:t>
-      </w:r>
-      <w:r>
-        <w:t xml:space="preserve">Right? So it’s good.</w:t>
-      </w:r>
-    </w:p>
-    <w:p>
-      <w:pPr>
-        <w:pStyle w:val="BlockText"/>
-      </w:pPr>
-      <w:r>
-        <w:t xml:space="preserve">[Me]</w:t>
-      </w:r>
-      <w:r>
-        <w:t xml:space="preserve"> </w:t>
-      </w:r>
-      <w:r>
-        <w:t xml:space="preserve">Yeah, for sure.</w:t>
-      </w:r>
-    </w:p>
-    <w:p>
-      <w:pPr>
-        <w:pStyle w:val="FirstParagraph"/>
-      </w:pPr>
-      <w:r>
-        <w:t xml:space="preserve">[Them]</w:t>
-      </w:r>
-      <w:r>
-        <w:t xml:space="preserve"> </w:t>
-      </w:r>
-      <w:r>
-        <w:t xml:space="preserve">Yeah.</w:t>
-      </w:r>
-    </w:p>
-    <w:p>
-      <w:pPr>
-        <w:pStyle w:val="BlockText"/>
-      </w:pPr>
-      <w:r>
-        <w:t xml:space="preserve">[Me]</w:t>
-      </w:r>
-      <w:r>
-        <w:t xml:space="preserve"> </w:t>
-      </w:r>
-      <w:r>
-        <w:t xml:space="preserve">For sure. So I’m wary of the time. We have five minutes.</w:t>
-      </w:r>
-    </w:p>
-    <w:p>
-      <w:pPr>
-        <w:pStyle w:val="FirstParagraph"/>
-      </w:pPr>
-      <w:r>
-        <w:t xml:space="preserve">[Them]</w:t>
-      </w:r>
-      <w:r>
-        <w:t xml:space="preserve"> </w:t>
-      </w:r>
-      <w:r>
-        <w:t xml:space="preserve">Yeah.</w:t>
-      </w:r>
-    </w:p>
-    <w:p>
-      <w:pPr>
-        <w:pStyle w:val="BlockText"/>
-      </w:pPr>
-      <w:r>
-        <w:t xml:space="preserve">[Me]</w:t>
-      </w:r>
-      <w:r>
-        <w:t xml:space="preserve"> </w:t>
-      </w:r>
-      <w:r>
-        <w:t xml:space="preserve">I don’t think there’s time for any big new questions.</w:t>
-      </w:r>
-    </w:p>
-    <w:p>
-      <w:pPr>
-        <w:pStyle w:val="BlockText"/>
-      </w:pPr>
-      <w:r>
-        <w:t xml:space="preserve">[Me]</w:t>
-      </w:r>
-      <w:r>
-        <w:t xml:space="preserve"> </w:t>
-      </w:r>
-      <w:r>
-        <w:t xml:space="preserve">I have a lot of valuable inputs, so thank you a ton.</w:t>
-      </w:r>
-    </w:p>
-    <w:p>
-      <w:pPr>
-        <w:pStyle w:val="FirstParagraph"/>
-      </w:pPr>
-      <w:r>
-        <w:t xml:space="preserve">[Them]</w:t>
-      </w:r>
-      <w:r>
-        <w:t xml:space="preserve"> </w:t>
-      </w:r>
-      <w:r>
-        <w:t xml:space="preserve">You’re very welcome.</w:t>
-      </w:r>
-    </w:p>
-    <w:p>
-      <w:pPr>
-        <w:pStyle w:val="BlockText"/>
-      </w:pPr>
-      <w:r>
-        <w:t xml:space="preserve">[Me]</w:t>
-      </w:r>
-      <w:r>
-        <w:t xml:space="preserve"> </w:t>
-      </w:r>
-      <w:r>
-        <w:t xml:space="preserve">I</w:t>
-      </w:r>
-    </w:p>
-    <w:p>
-      <w:pPr>
-        <w:pStyle w:val="BlockText"/>
-      </w:pPr>
-      <w:r>
-        <w:t xml:space="preserve">[Me]</w:t>
-      </w:r>
-      <w:r>
-        <w:t xml:space="preserve"> </w:t>
-      </w:r>
-      <w:r>
-        <w:t xml:space="preserve">would like to ask you if you have any other people that you think I should really interview.</w:t>
-      </w:r>
-    </w:p>
-    <w:p>
-      <w:pPr>
-        <w:pStyle w:val="BlockText"/>
-      </w:pPr>
-      <w:r>
-        <w:t xml:space="preserve">[Me]</w:t>
-      </w:r>
-      <w:r>
-        <w:t xml:space="preserve"> </w:t>
-      </w:r>
-      <w:r>
-        <w:t xml:space="preserve">That is always super valuable for me.</w:t>
-      </w:r>
-    </w:p>
-    <w:p>
-      <w:pPr>
-        <w:pStyle w:val="FirstParagraph"/>
-      </w:pPr>
-      <w:r>
-        <w:t xml:space="preserve">[Them]</w:t>
-      </w:r>
-      <w:r>
-        <w:t xml:space="preserve"> </w:t>
-      </w:r>
-      <w:r>
-        <w:t xml:space="preserve">Because what is the research question, or is it like a specific field, or?</w:t>
-      </w:r>
-    </w:p>
-    <w:p>
-      <w:pPr>
-        <w:pStyle w:val="BlockText"/>
-      </w:pPr>
-      <w:r>
-        <w:t xml:space="preserve">[Me]</w:t>
-      </w:r>
-      <w:r>
-        <w:t xml:space="preserve"> </w:t>
-      </w:r>
-      <w:r>
-        <w:t xml:space="preserve">So my research question is, how can marketing managers drive value with agentic AI?</w:t>
-      </w:r>
-    </w:p>
-    <w:p>
-      <w:pPr>
-        <w:pStyle w:val="FirstParagraph"/>
-      </w:pPr>
-      <w:r>
-        <w:t xml:space="preserve">[Them]</w:t>
-      </w:r>
-      <w:r>
-        <w:t xml:space="preserve"> </w:t>
-      </w:r>
-      <w:r>
-        <w:t xml:space="preserve">Yeah.</w:t>
-      </w:r>
-    </w:p>
-    <w:p>
-      <w:pPr>
-        <w:pStyle w:val="BlockText"/>
-      </w:pPr>
-      <w:r>
-        <w:t xml:space="preserve">[Me]</w:t>
-      </w:r>
-      <w:r>
-        <w:t xml:space="preserve"> </w:t>
-      </w:r>
-      <w:r>
-        <w:t xml:space="preserve">So it’s really about essentially everything that we talked about.</w:t>
-      </w:r>
-    </w:p>
-    <w:p>
-      <w:pPr>
-        <w:pStyle w:val="FirstParagraph"/>
-      </w:pPr>
-      <w:r>
-        <w:t xml:space="preserve">[Them]</w:t>
-      </w:r>
-      <w:r>
-        <w:t xml:space="preserve"> </w:t>
-      </w:r>
-      <w:r>
-        <w:t xml:space="preserve">Yeah.</w:t>
-      </w:r>
-    </w:p>
-    <w:p>
-      <w:pPr>
-        <w:pStyle w:val="BlockText"/>
-      </w:pPr>
-      <w:r>
-        <w:t xml:space="preserve">[Me]</w:t>
-      </w:r>
-      <w:r>
-        <w:t xml:space="preserve"> </w:t>
-      </w:r>
-      <w:r>
-        <w:t xml:space="preserve">And I typically interview three types of people.</w:t>
-      </w:r>
-    </w:p>
-    <w:p>
-      <w:pPr>
-        <w:pStyle w:val="FirstParagraph"/>
-      </w:pPr>
-      <w:r>
-        <w:t xml:space="preserve">[Them]</w:t>
-      </w:r>
-      <w:r>
-        <w:t xml:space="preserve"> </w:t>
-      </w:r>
-      <w:r>
-        <w:t xml:space="preserve">Yeah.</w:t>
-      </w:r>
-    </w:p>
-    <w:p>
-      <w:pPr>
-        <w:pStyle w:val="BlockText"/>
-      </w:pPr>
-      <w:r>
-        <w:t xml:space="preserve">[Me]</w:t>
-      </w:r>
-      <w:r>
-        <w:t xml:space="preserve"> </w:t>
-      </w:r>
-      <w:r>
-        <w:t xml:space="preserve">So it’s either people who lead marketing departments or are above the people that lead the marketing departments but are involved.</w:t>
-      </w:r>
-    </w:p>
-    <w:p>
-      <w:pPr>
-        <w:pStyle w:val="BlockText"/>
-      </w:pPr>
-      <w:r>
-        <w:t xml:space="preserve">[Me]</w:t>
-      </w:r>
-      <w:r>
-        <w:t xml:space="preserve"> </w:t>
-      </w:r>
-      <w:r>
-        <w:t xml:space="preserve">It is to people who lead AI initiatives within marketing departments.</w:t>
-      </w:r>
-    </w:p>
-    <w:p>
-      <w:pPr>
-        <w:pStyle w:val="FirstParagraph"/>
-      </w:pPr>
-      <w:r>
-        <w:t xml:space="preserve">[Them]</w:t>
-      </w:r>
-      <w:r>
-        <w:t xml:space="preserve"> </w:t>
-      </w:r>
-      <w:r>
-        <w:t xml:space="preserve">Yeah.</w:t>
-      </w:r>
-    </w:p>
-    <w:p>
-      <w:pPr>
-        <w:pStyle w:val="BlockText"/>
-      </w:pPr>
-      <w:r>
-        <w:t xml:space="preserve">[Me]</w:t>
-      </w:r>
-      <w:r>
-        <w:t xml:space="preserve"> </w:t>
-      </w:r>
-      <w:r>
-        <w:t xml:space="preserve">Or external consultants, technical experts who help marketing departments get the systems off the ground. So I have a lot of people in that last bucket.</w:t>
-      </w:r>
-    </w:p>
-    <w:p>
-      <w:pPr>
-        <w:pStyle w:val="FirstParagraph"/>
-      </w:pPr>
-      <w:r>
-        <w:t xml:space="preserve">[Them]</w:t>
-      </w:r>
-      <w:r>
-        <w:t xml:space="preserve"> </w:t>
-      </w:r>
-      <w:r>
-        <w:t xml:space="preserve">Yeah, that’s what I wanted to say. I have a lot of people in that last bucket.</w:t>
-      </w:r>
-    </w:p>
-    <w:p>
-      <w:pPr>
-        <w:pStyle w:val="BlockText"/>
-      </w:pPr>
-      <w:r>
-        <w:t xml:space="preserve">[Me]</w:t>
-      </w:r>
-      <w:r>
-        <w:t xml:space="preserve"> </w:t>
-      </w:r>
-      <w:r>
-        <w:t xml:space="preserve">Yeah. And the first two are harder to get, and I’m really trying to… I have had a few from, for instance, the States where I had very valuable inputs.</w:t>
-      </w:r>
-    </w:p>
-    <w:p>
-      <w:pPr>
-        <w:pStyle w:val="BlockText"/>
-      </w:pPr>
-      <w:r>
-        <w:t xml:space="preserve">[Me]</w:t>
-      </w:r>
-      <w:r>
-        <w:t xml:space="preserve"> </w:t>
-      </w:r>
-      <w:r>
-        <w:t xml:space="preserve">I had a few here in the Netherlands as well, but not as many as I would like.</w:t>
-      </w:r>
-    </w:p>
-    <w:p>
-      <w:pPr>
-        <w:pStyle w:val="FirstParagraph"/>
-      </w:pPr>
-      <w:r>
-        <w:t xml:space="preserve">[Them]</w:t>
-      </w:r>
-      <w:r>
-        <w:t xml:space="preserve"> </w:t>
-      </w:r>
-      <w:r>
-        <w:t xml:space="preserve">Yeah.</w:t>
-      </w:r>
-    </w:p>
-    <w:p>
-      <w:pPr>
-        <w:pStyle w:val="BlockText"/>
-      </w:pPr>
-      <w:r>
-        <w:t xml:space="preserve">[Me]</w:t>
-      </w:r>
-      <w:r>
-        <w:t xml:space="preserve"> </w:t>
-      </w:r>
-      <w:r>
-        <w:t xml:space="preserve">And what I would prefer is to not only make it our own cases by talking to our own customers, but also going beyond that into what is actually happening in the market.</w:t>
-      </w:r>
-    </w:p>
-    <w:p>
-      <w:pPr>
-        <w:pStyle w:val="FirstParagraph"/>
-      </w:pPr>
-      <w:r>
-        <w:t xml:space="preserve">[Them]</w:t>
-      </w:r>
-      <w:r>
-        <w:t xml:space="preserve"> </w:t>
-      </w:r>
-      <w:r>
-        <w:t xml:space="preserve">Of course.</w:t>
-      </w:r>
-    </w:p>
-    <w:p>
-      <w:pPr>
-        <w:pStyle w:val="BodyText"/>
-      </w:pPr>
-      <w:r>
-        <w:t xml:space="preserve">[Them]</w:t>
-      </w:r>
-      <w:r>
-        <w:t xml:space="preserve"> </w:t>
-      </w:r>
-      <w:r>
-        <w:t xml:space="preserve">I can ask around, but to be honest, I don’t have a lot of peers where I’m like,</w:t>
-      </w:r>
-      <w:r>
-        <w:t xml:space="preserve"> </w:t>
-      </w:r>
-      <w:r>
-        <w:t xml:space="preserve">“</w:t>
-      </w:r>
-      <w:r>
-        <w:t xml:space="preserve">Oh, you could speak to them. They are already working with AI a lot in a team.</w:t>
-      </w:r>
-      <w:r>
-        <w:t xml:space="preserve">”</w:t>
-      </w:r>
-      <w:r>
-        <w:t xml:space="preserve"> </w:t>
-      </w:r>
-      <w:r>
-        <w:t xml:space="preserve">Because actually that’s difficult because if I would see that, I would be hunting them down to work for Basic-Fit. [chuckles] But external consultants, there’s just one, is Harm Theunissen. Just write it down, look him up. If you want me to connect you with him, I could. Because literally, his slogan on his LinkedIn is,</w:t>
-      </w:r>
-      <w:r>
-        <w:t xml:space="preserve"> </w:t>
-      </w:r>
-      <w:r>
-        <w:t xml:space="preserve">“</w:t>
-      </w:r>
-      <w:r>
-        <w:t xml:space="preserve">I help marketing teams build value with AI.</w:t>
-      </w:r>
-      <w:r>
-        <w:t xml:space="preserve">”</w:t>
-      </w:r>
-      <w:r>
-        <w:t xml:space="preserve"> </w:t>
-      </w:r>
-      <w:r>
-        <w:t xml:space="preserve">So I think that’s literally his slogan. So anyway, maybe that’s interesting. But in terms of in the team, of course, I could ask if you could speak to people here in the team. But then I don’t know if it’s double up.</w:t>
-      </w:r>
-    </w:p>
-    <w:p>
-      <w:pPr>
-        <w:pStyle w:val="BlockText"/>
-      </w:pPr>
-      <w:r>
-        <w:t xml:space="preserve">[Me]</w:t>
-      </w:r>
-      <w:r>
-        <w:t xml:space="preserve"> </w:t>
-      </w:r>
-      <w:r>
-        <w:t xml:space="preserve">No, I don’t mind. If you have somebody who you say is really from the marketing department and really driving the value there, and we could go a bit deeper on some of the questions that I might still have, that’d be cool. Yeah, for sure. Especially if they’re-</w:t>
-      </w:r>
-    </w:p>
-    <w:p>
-      <w:pPr>
-        <w:pStyle w:val="FirstParagraph"/>
-      </w:pPr>
-      <w:r>
-        <w:t xml:space="preserve">[Them]</w:t>
-      </w:r>
-      <w:r>
-        <w:t xml:space="preserve"> </w:t>
-      </w:r>
-      <w:r>
-        <w:t xml:space="preserve">I’ll look around. Because the girl that’s really AI pushy, she’s on maternity leave since two weeks.</w:t>
-      </w:r>
-    </w:p>
-    <w:p>
-      <w:pPr>
-        <w:pStyle w:val="BodyText"/>
-      </w:pPr>
-      <w:r>
-        <w:t xml:space="preserve">[Them]</w:t>
-      </w:r>
-      <w:r>
-        <w:t xml:space="preserve"> </w:t>
-      </w:r>
-      <w:r>
-        <w:t xml:space="preserve">But I will look around. I will also ask, actually,</w:t>
-      </w:r>
-    </w:p>
-    <w:p>
-      <w:pPr>
-        <w:pStyle w:val="BodyText"/>
-      </w:pPr>
-      <w:r>
-        <w:t xml:space="preserve">[Them]</w:t>
-      </w:r>
-      <w:r>
-        <w:t xml:space="preserve"> </w:t>
-      </w:r>
-      <w:r>
-        <w:t xml:space="preserve">Repetive, the partner that we work with, if he has someone that he works for- … in a company that… Yeah.</w:t>
-      </w:r>
-    </w:p>
-    <w:p>
-      <w:pPr>
-        <w:pStyle w:val="BlockText"/>
-      </w:pPr>
-      <w:r>
-        <w:t xml:space="preserve">[Me]</w:t>
-      </w:r>
-      <w:r>
-        <w:t xml:space="preserve"> </w:t>
-      </w:r>
-      <w:r>
-        <w:t xml:space="preserve">And do they have a background in RPA or are they really AI first as a company? And just-</w:t>
-      </w:r>
-    </w:p>
-    <w:p>
-      <w:pPr>
-        <w:pStyle w:val="FirstParagraph"/>
-      </w:pPr>
-      <w:r>
-        <w:t xml:space="preserve">[Them]</w:t>
-      </w:r>
-      <w:r>
-        <w:t xml:space="preserve"> </w:t>
-      </w:r>
-      <w:r>
-        <w:t xml:space="preserve">AI first. They just started, actually. They used to have Building Blocks in-</w:t>
-      </w:r>
-    </w:p>
-    <w:p>
-      <w:pPr>
-        <w:pStyle w:val="BlockText"/>
-      </w:pPr>
-      <w:r>
-        <w:t xml:space="preserve">[Me]</w:t>
-      </w:r>
-      <w:r>
-        <w:t xml:space="preserve"> </w:t>
-      </w:r>
-      <w:r>
-        <w:t xml:space="preserve">Tilburg</w:t>
-      </w:r>
-    </w:p>
-    <w:p>
-      <w:pPr>
-        <w:pStyle w:val="FirstParagraph"/>
-      </w:pPr>
-      <w:r>
-        <w:t xml:space="preserve">[Them]</w:t>
-      </w:r>
-      <w:r>
-        <w:t xml:space="preserve"> </w:t>
-      </w:r>
-      <w:r>
-        <w:t xml:space="preserve">… in Tilburg. I don’t know if you know them. Yeah.</w:t>
-      </w:r>
-    </w:p>
-    <w:p>
-      <w:pPr>
-        <w:pStyle w:val="BlockText"/>
-      </w:pPr>
-      <w:r>
-        <w:t xml:space="preserve">[Me]</w:t>
-      </w:r>
-      <w:r>
-        <w:t xml:space="preserve"> </w:t>
-      </w:r>
-      <w:r>
-        <w:t xml:space="preserve">I do.</w:t>
-      </w:r>
-    </w:p>
-    <w:p>
-      <w:pPr>
-        <w:pStyle w:val="FirstParagraph"/>
-      </w:pPr>
-      <w:r>
-        <w:t xml:space="preserve">[Them]</w:t>
-      </w:r>
-      <w:r>
-        <w:t xml:space="preserve"> </w:t>
-      </w:r>
-      <w:r>
-        <w:t xml:space="preserve">So it’s the owners of Building Blocks, they sold it to CM. And they now started a new company.</w:t>
-      </w:r>
-    </w:p>
-    <w:p>
-      <w:pPr>
-        <w:pStyle w:val="BlockText"/>
-      </w:pPr>
-      <w:r>
-        <w:t xml:space="preserve">[Me]</w:t>
-      </w:r>
-      <w:r>
-        <w:t xml:space="preserve"> </w:t>
-      </w:r>
-      <w:r>
-        <w:t xml:space="preserve">Okay. I have so many notes.</w:t>
-      </w:r>
-    </w:p>
-    <w:p>
-      <w:pPr>
-        <w:pStyle w:val="FirstParagraph"/>
-      </w:pPr>
-      <w:r>
-        <w:t xml:space="preserve">[Them]</w:t>
-      </w:r>
-      <w:r>
-        <w:t xml:space="preserve"> </w:t>
-      </w:r>
-      <w:r>
-        <w:t xml:space="preserve">That’s good.</w:t>
-      </w:r>
-    </w:p>
-    <w:p>
-      <w:pPr>
-        <w:pStyle w:val="BlockText"/>
-      </w:pPr>
-      <w:r>
-        <w:t xml:space="preserve">[Me]</w:t>
-      </w:r>
-      <w:r>
-        <w:t xml:space="preserve"> </w:t>
-      </w:r>
-      <w:r>
-        <w:t xml:space="preserve">This was a good conversation. Do you have any questions for me before we leave?</w:t>
-      </w:r>
-    </w:p>
-    <w:p>
-      <w:pPr>
-        <w:pStyle w:val="FirstParagraph"/>
-      </w:pPr>
-      <w:r>
-        <w:t xml:space="preserve">[Them]</w:t>
-      </w:r>
-      <w:r>
-        <w:t xml:space="preserve"> </w:t>
-      </w:r>
-      <w:r>
-        <w:t xml:space="preserve">I think only good luck.</w:t>
-      </w:r>
-    </w:p>
-    <w:p>
-      <w:pPr>
-        <w:pStyle w:val="BlockText"/>
-      </w:pPr>
-      <w:r>
-        <w:t xml:space="preserve">[Me]</w:t>
-      </w:r>
-      <w:r>
-        <w:t xml:space="preserve"> </w:t>
-      </w:r>
-      <w:r>
-        <w:t xml:space="preserve">Thank you.</w:t>
-      </w:r>
-    </w:p>
-    <w:p>
-      <w:pPr>
-        <w:pStyle w:val="FirstParagraph"/>
-      </w:pPr>
-      <w:r>
-        <w:t xml:space="preserve">[Them]</w:t>
-      </w:r>
-      <w:r>
-        <w:t xml:space="preserve"> </w:t>
-      </w:r>
-      <w:r>
-        <w:t xml:space="preserve">Rock it. Because it will be a little bit less sleep probably coming months, but…</w:t>
-      </w:r>
-    </w:p>
-    <w:p>
-      <w:pPr>
-        <w:pStyle w:val="BlockText"/>
-      </w:pPr>
-      <w:r>
-        <w:t xml:space="preserve">[Me]</w:t>
-      </w:r>
-      <w:r>
-        <w:t xml:space="preserve"> </w:t>
-      </w:r>
-      <w:r>
-        <w:t xml:space="preserve">I’m trying to focus on that because I found that if I don’t sleep enough, everything else breaks down. [chuckles]</w:t>
-      </w:r>
-    </w:p>
-    <w:p>
-      <w:pPr>
-        <w:pStyle w:val="FirstParagraph"/>
-      </w:pPr>
-      <w:r>
-        <w:t xml:space="preserve">[Them]</w:t>
-      </w:r>
-      <w:r>
-        <w:t xml:space="preserve"> </w:t>
-      </w:r>
-      <w:r>
-        <w:t xml:space="preserve">That is very true.</w:t>
-      </w:r>
-    </w:p>
-    <w:p>
-      <w:pPr>
-        <w:pStyle w:val="BlockText"/>
-      </w:pPr>
-      <w:r>
-        <w:t xml:space="preserve">[Me]</w:t>
-      </w:r>
-      <w:r>
-        <w:t xml:space="preserve"> </w:t>
-      </w:r>
-      <w:r>
-        <w:t xml:space="preserve">I’m trying to focus in life, like sleep and sports first, then MBA work, and then I hope to have something left every once in a while. [chuckles]</w:t>
-      </w:r>
-    </w:p>
-    <w:p>
-      <w:pPr>
-        <w:pStyle w:val="FirstParagraph"/>
-      </w:pPr>
-      <w:r>
-        <w:t xml:space="preserve">[Them]</w:t>
-      </w:r>
-      <w:r>
-        <w:t xml:space="preserve"> </w:t>
-      </w:r>
-      <w:r>
-        <w:t xml:space="preserve">That is so funny, though. Yeah. Okay, well-</w:t>
-      </w:r>
-    </w:p>
-    <w:p>
-      <w:pPr>
-        <w:pStyle w:val="BlockText"/>
-      </w:pPr>
-      <w:r>
-        <w:t xml:space="preserve">[Me]</w:t>
-      </w:r>
-      <w:r>
-        <w:t xml:space="preserve"> </w:t>
-      </w:r>
-      <w:r>
-        <w:t xml:space="preserve">Yeah. You wisdom the experience, though.</w:t>
-      </w:r>
-    </w:p>
-    <w:p>
-      <w:pPr>
-        <w:pStyle w:val="FirstParagraph"/>
-      </w:pPr>
-      <w:r>
-        <w:t xml:space="preserve">[Them]</w:t>
-      </w:r>
-      <w:r>
-        <w:t xml:space="preserve"> </w:t>
-      </w:r>
-      <w:r>
-        <w:t xml:space="preserve">Yeah, exactly. No, for me, it was literally I started way too late. So for me, it was like weeks of three hours of sleep was a lot. And then it was like, literally because I would work during the day, I had my board role, right? So I cannot say, like,</w:t>
-      </w:r>
-      <w:r>
-        <w:t xml:space="preserve"> </w:t>
-      </w:r>
-      <w:r>
-        <w:t xml:space="preserve">“</w:t>
-      </w:r>
-      <w:r>
-        <w:t xml:space="preserve">I’m going to do my studies.</w:t>
-      </w:r>
-      <w:r>
-        <w:t xml:space="preserve">”</w:t>
-      </w:r>
-      <w:r>
-        <w:t xml:space="preserve"> </w:t>
-      </w:r>
-      <w:r>
-        <w:t xml:space="preserve">So it was really during the night until 3:00, until 4:00, and then writing. And then, yeah. I got it done, so you know. You’ll get it done as well. Good luck.</w:t>
-      </w:r>
-    </w:p>
-    <w:p>
-      <w:pPr>
-        <w:pStyle w:val="BlockText"/>
-      </w:pPr>
-      <w:r>
-        <w:t xml:space="preserve">[Me]</w:t>
-      </w:r>
-      <w:r>
-        <w:t xml:space="preserve"> </w:t>
-      </w:r>
-      <w:r>
-        <w:t xml:space="preserve">I will. But I know the feeling.</w:t>
-      </w:r>
-    </w:p>
-    <w:p>
-      <w:pPr>
-        <w:pStyle w:val="FirstParagraph"/>
-      </w:pPr>
-      <w:r>
-        <w:t xml:space="preserve">[Them]</w:t>
-      </w:r>
-      <w:r>
-        <w:t xml:space="preserve"> </w:t>
-      </w:r>
-      <w:r>
-        <w:t xml:space="preserve">And I’m very curious to hear your thesis.</w:t>
-      </w:r>
-    </w:p>
-    <w:p>
-      <w:pPr>
-        <w:pStyle w:val="BlockText"/>
-      </w:pPr>
-      <w:r>
-        <w:t xml:space="preserve">[Me]</w:t>
-      </w:r>
-      <w:r>
-        <w:t xml:space="preserve"> </w:t>
-      </w:r>
-      <w:r>
-        <w:t xml:space="preserve">It’s a lot of extra work.</w:t>
-      </w:r>
-    </w:p>
-    <w:p>
-      <w:pPr>
-        <w:pStyle w:val="FirstParagraph"/>
-      </w:pPr>
-      <w:r>
-        <w:t xml:space="preserve">[Them]</w:t>
-      </w:r>
-      <w:r>
-        <w:t xml:space="preserve"> </w:t>
-      </w:r>
-      <w:r>
-        <w:t xml:space="preserve">Yeah, exactly. [chuckles] Well- … yeah, looking forward. If you could share it eventually, it would be great.</w:t>
-      </w:r>
-    </w:p>
-    <w:p>
-      <w:pPr>
-        <w:pStyle w:val="BlockText"/>
-      </w:pPr>
-      <w:r>
-        <w:t xml:space="preserve">[Me]</w:t>
-      </w:r>
-      <w:r>
-        <w:t xml:space="preserve"> </w:t>
-      </w:r>
-      <w:r>
-        <w:t xml:space="preserve">For sure. Yeah, will do.</w:t>
-      </w:r>
-    </w:p>
-    <w:p>
-      <w:pPr>
-        <w:pStyle w:val="FirstParagraph"/>
-      </w:pPr>
-      <w:r>
-        <w:t xml:space="preserve">[Them]</w:t>
-      </w:r>
-      <w:r>
-        <w:t xml:space="preserve"> </w:t>
-      </w:r>
-      <w:r>
-        <w:t xml:space="preserve">Nice.</w:t>
-      </w:r>
     </w:p>
     <w:p>
       <w:pPr>
@@ -6727,7 +6565,11 @@
         <w:t xml:space="preserve">Yes. See you. Bye.</w:t>
       </w:r>
     </w:p>
-    <w:sectPr/>
+    <w:sectPr>
+      <w:footnotePr>
+        <w:numRestart w:val="eachSect"/>
+      </w:footnotePr>
+    </w:sectPr>
   </w:body>
 </w:document>
 </file>
@@ -6758,14 +6600,14 @@
 <file path=word/numbering.xml><?xml version="1.0" encoding="utf-8"?>
 <w:numbering xmlns:w="http://schemas.openxmlformats.org/wordprocessingml/2006/main">
   <w:abstractNum w:abstractNumId="990">
-    <w:nsid w:val="A990"/>
+    <w:nsid w:val="0000A990"/>
     <w:multiLevelType w:val="multilevel"/>
     <w:lvl w:ilvl="0">
       <w:numFmt w:val="bullet"/>
       <w:lvlText w:val=" "/>
       <w:lvlJc w:val="left"/>
       <w:pPr>
-        <w:ind w:left="720" w:hanging="480"/>
+        <w:ind w:left="720" w:hanging="360"/>
       </w:pPr>
     </w:lvl>
     <w:lvl w:ilvl="1">
@@ -6773,7 +6615,7 @@
       <w:lvlText w:val=" "/>
       <w:lvlJc w:val="left"/>
       <w:pPr>
-        <w:ind w:left="1440" w:hanging="480"/>
+        <w:ind w:left="1440" w:hanging="360"/>
       </w:pPr>
     </w:lvl>
     <w:lvl w:ilvl="2">
@@ -6781,7 +6623,7 @@
       <w:lvlText w:val=" "/>
       <w:lvlJc w:val="left"/>
       <w:pPr>
-        <w:ind w:left="2160" w:hanging="480"/>
+        <w:ind w:left="2160" w:hanging="360"/>
       </w:pPr>
     </w:lvl>
     <w:lvl w:ilvl="3">
@@ -6789,7 +6631,7 @@
       <w:lvlText w:val=" "/>
       <w:lvlJc w:val="left"/>
       <w:pPr>
-        <w:ind w:left="2880" w:hanging="480"/>
+        <w:ind w:left="2880" w:hanging="360"/>
       </w:pPr>
     </w:lvl>
     <w:lvl w:ilvl="4">
@@ -6797,7 +6639,7 @@
       <w:lvlText w:val=" "/>
       <w:lvlJc w:val="left"/>
       <w:pPr>
-        <w:ind w:left="3600" w:hanging="480"/>
+        <w:ind w:left="3600" w:hanging="360"/>
       </w:pPr>
     </w:lvl>
     <w:lvl w:ilvl="5">
@@ -6805,7 +6647,7 @@
       <w:lvlText w:val=" "/>
       <w:lvlJc w:val="left"/>
       <w:pPr>
-        <w:ind w:left="4320" w:hanging="480"/>
+        <w:ind w:left="4320" w:hanging="360"/>
       </w:pPr>
     </w:lvl>
     <w:lvl w:ilvl="6">
@@ -6813,7 +6655,7 @@
       <w:lvlText w:val=" "/>
       <w:lvlJc w:val="left"/>
       <w:pPr>
-        <w:ind w:left="5040" w:hanging="480"/>
+        <w:ind w:left="5040" w:hanging="360"/>
       </w:pPr>
     </w:lvl>
     <w:lvl w:ilvl="7">
@@ -6821,7 +6663,7 @@
       <w:lvlText w:val=" "/>
       <w:lvlJc w:val="left"/>
       <w:pPr>
-        <w:ind w:left="5760" w:hanging="480"/>
+        <w:ind w:left="5760" w:hanging="360"/>
       </w:pPr>
     </w:lvl>
     <w:lvl w:ilvl="8">
@@ -6829,7 +6671,7 @@
       <w:lvlText w:val=" "/>
       <w:lvlJc w:val="left"/>
       <w:pPr>
-        <w:ind w:left="6480" w:hanging="480"/>
+        <w:ind w:left="6480" w:hanging="360"/>
       </w:pPr>
     </w:lvl>
   </w:abstractNum>
@@ -6844,10 +6686,10 @@
   <w:docDefaults>
     <w:rPrDefault>
       <w:rPr>
-        <w:rFonts w:asciiTheme="minorHAnsi" w:cstheme="minorBidi" w:eastAsiaTheme="minorHAnsi" w:hAnsiTheme="minorHAnsi"/>
+        <w:rFonts w:asciiTheme="minorHAnsi" w:cstheme="minorBidi" w:eastAsiaTheme="minorEastAsia" w:hAnsiTheme="minorHAnsi"/>
         <w:sz w:val="24"/>
         <w:szCs w:val="24"/>
-        <w:lang w:bidi="ar-SA" w:eastAsia="en-US" w:val="en-US"/>
+        <w:lang w:bidi="ar-SA" w:eastAsia="zh-CN" w:val="en-US"/>
       </w:rPr>
     </w:rPrDefault>
     <w:pPrDefault>
@@ -6865,10 +6707,10 @@
     <w:name w:val="Body Text"/>
     <w:basedOn w:val="Normal"/>
     <w:link w:val="BodyTextChar"/>
+    <w:qFormat/>
     <w:pPr>
       <w:spacing w:after="180" w:before="180"/>
     </w:pPr>
-    <w:qFormat/>
   </w:style>
   <w:style w:customStyle="1" w:styleId="FirstParagraph" w:type="paragraph">
     <w:name w:val="First Paragraph"/>
@@ -6888,57 +6730,94 @@
     <w:name w:val="Title"/>
     <w:basedOn w:val="Normal"/>
     <w:next w:val="BodyText"/>
+    <w:link w:val="TitleChar"/>
+    <w:uiPriority w:val="10"/>
     <w:qFormat/>
+    <w:rsid w:val="00A10FD9"/>
     <w:pPr>
-      <w:keepNext/>
-      <w:keepLines/>
-      <w:spacing w:after="240" w:before="480"/>
+      <w:spacing w:after="80" w:line="240" w:lineRule="auto"/>
+      <w:contextualSpacing/>
       <w:jc w:val="center"/>
     </w:pPr>
     <w:rPr>
       <w:rFonts w:asciiTheme="majorHAnsi" w:cstheme="majorBidi" w:eastAsiaTheme="majorEastAsia" w:hAnsiTheme="majorHAnsi"/>
-      <w:b/>
-      <w:bCs/>
-      <w:color w:themeColor="accent1" w:themeShade="B5" w:val="345A8A"/>
-      <w:sz w:val="36"/>
-      <w:szCs w:val="36"/>
+      <w:sz w:val="56"/>
+      <w:szCs w:val="56"/>
+    </w:rPr>
+  </w:style>
+  <w:style w:customStyle="1" w:styleId="TitleChar" w:type="character">
+    <w:name w:val="Title Char"/>
+    <w:basedOn w:val="DefaultParagraphFont"/>
+    <w:link w:val="Title"/>
+    <w:uiPriority w:val="10"/>
+    <w:rsid w:val="00A10FD9"/>
+    <w:rPr>
+      <w:rFonts w:asciiTheme="majorHAnsi" w:cstheme="majorBidi" w:eastAsiaTheme="majorEastAsia" w:hAnsiTheme="majorHAnsi"/>
+      <w:sz w:val="56"/>
+      <w:szCs w:val="56"/>
     </w:rPr>
   </w:style>
   <w:style w:styleId="Subtitle" w:type="paragraph">
     <w:name w:val="Subtitle"/>
+    <w:basedOn w:val="Title"/>
+    <w:next w:val="BodyText"/>
+    <w:link w:val="SubtitleChar"/>
+    <w:uiPriority w:val="11"/>
+    <w:qFormat/>
+    <w:rsid w:val="00A10FD9"/>
+    <w:pPr>
+      <w:numPr>
+        <w:ilvl w:val="1"/>
+      </w:numPr>
+    </w:pPr>
+    <w:rPr>
+      <w:rFonts w:cstheme="majorBidi" w:eastAsiaTheme="majorEastAsia"/>
+      <w:spacing w:val="15"/>
+      <w:sz w:val="28"/>
+      <w:szCs w:val="28"/>
+    </w:rPr>
+  </w:style>
+  <w:style w:customStyle="1" w:styleId="SubtitleChar" w:type="character">
+    <w:name w:val="Subtitle Char"/>
+    <w:basedOn w:val="DefaultParagraphFont"/>
+    <w:link w:val="Subtitle"/>
+    <w:uiPriority w:val="11"/>
+    <w:rsid w:val="00A10FD9"/>
+    <w:rPr>
+      <w:rFonts w:cstheme="majorBidi" w:eastAsiaTheme="majorEastAsia"/>
+      <w:color w:themeColor="text1" w:themeTint="A6" w:val="595959"/>
+      <w:spacing w:val="15"/>
+      <w:sz w:val="28"/>
+      <w:szCs w:val="28"/>
+    </w:rPr>
+  </w:style>
+  <w:style w:customStyle="1" w:styleId="Author" w:type="paragraph">
+    <w:name w:val="Author"/>
     <w:basedOn w:val="Title"/>
     <w:next w:val="BodyText"/>
     <w:qFormat/>
     <w:pPr>
       <w:keepNext/>
       <w:keepLines/>
-      <w:spacing w:after="240" w:before="240"/>
-      <w:jc w:val="center"/>
     </w:pPr>
     <w:rPr>
-      <w:sz w:val="30"/>
-      <w:szCs w:val="30"/>
+      <w:sz w:val="24"/>
+      <w:szCs w:val="24"/>
     </w:rPr>
   </w:style>
-  <w:style w:customStyle="1" w:styleId="Author" w:type="paragraph">
-    <w:name w:val="Author"/>
+  <w:style w:styleId="Date" w:type="paragraph">
+    <w:name w:val="Date"/>
+    <w:basedOn w:val="Title"/>
     <w:next w:val="BodyText"/>
     <w:qFormat/>
     <w:pPr>
       <w:keepNext/>
       <w:keepLines/>
-      <w:jc w:val="center"/>
     </w:pPr>
-  </w:style>
-  <w:style w:styleId="Date" w:type="paragraph">
-    <w:name w:val="Date"/>
-    <w:next w:val="BodyText"/>
-    <w:qFormat/>
-    <w:pPr>
-      <w:keepNext/>
-      <w:keepLines/>
-      <w:jc w:val="center"/>
-    </w:pPr>
+    <w:rPr>
+      <w:sz w:val="24"/>
+      <w:szCs w:val="24"/>
+    </w:rPr>
   </w:style>
   <w:style w:customStyle="1" w:styleId="AbstractTitle" w:type="paragraph">
     <w:name w:val="Abstract Title"/>
@@ -6948,15 +6827,13 @@
     <w:pPr>
       <w:keepNext/>
       <w:keepLines/>
+      <w:spacing w:after="0" w:before="300"/>
       <w:jc w:val="center"/>
-      <w:spacing w:after="0" w:before="300"/>
     </w:pPr>
     <w:rPr>
+      <w:b/>
       <w:sz w:val="20"/>
       <w:szCs w:val="20"/>
-      <w:b/>
-      <w:color w:val="345A8A"/>
-      &gt;
     </w:rPr>
   </w:style>
   <w:style w:customStyle="1" w:styleId="Abstract" w:type="paragraph">
@@ -6983,191 +6860,321 @@
     <w:rPr/>
   </w:style>
   <w:style w:styleId="Heading1" w:type="paragraph">
-    <w:name w:val="Heading 1"/>
+    <w:name w:val="heading 1"/>
     <w:basedOn w:val="Normal"/>
     <w:next w:val="BodyText"/>
+    <w:link w:val="Heading1Char"/>
     <w:uiPriority w:val="9"/>
     <w:qFormat/>
+    <w:rsid w:val="00A10FD9"/>
     <w:pPr>
       <w:keepNext/>
       <w:keepLines/>
-      <w:spacing w:after="0" w:before="480"/>
+      <w:spacing w:after="80" w:before="360"/>
       <w:outlineLvl w:val="0"/>
     </w:pPr>
     <w:rPr>
       <w:rFonts w:asciiTheme="majorHAnsi" w:cstheme="majorBidi" w:eastAsiaTheme="majorEastAsia" w:hAnsiTheme="majorHAnsi"/>
-      <w:b/>
-      <w:bCs/>
-      <w:color w:themeColor="accent1" w:val="4F81BD"/>
-      <w:sz w:val="32"/>
-      <w:szCs w:val="32"/>
+      <w:color w:themeColor="accent1" w:themeShade="BF" w:val="0F4761"/>
+      <w:sz w:val="40"/>
+      <w:szCs w:val="40"/>
     </w:rPr>
   </w:style>
   <w:style w:styleId="Heading2" w:type="paragraph">
-    <w:name w:val="Heading 2"/>
+    <w:name w:val="heading 2"/>
     <w:basedOn w:val="Normal"/>
     <w:next w:val="BodyText"/>
+    <w:link w:val="Heading2Char"/>
     <w:uiPriority w:val="9"/>
+    <w:semiHidden/>
     <w:unhideWhenUsed/>
     <w:qFormat/>
+    <w:rsid w:val="00A10FD9"/>
     <w:pPr>
       <w:keepNext/>
       <w:keepLines/>
-      <w:spacing w:after="0" w:before="200"/>
+      <w:spacing w:after="80" w:before="160"/>
       <w:outlineLvl w:val="1"/>
     </w:pPr>
     <w:rPr>
       <w:rFonts w:asciiTheme="majorHAnsi" w:cstheme="majorBidi" w:eastAsiaTheme="majorEastAsia" w:hAnsiTheme="majorHAnsi"/>
-      <w:b/>
-      <w:bCs/>
-      <w:color w:themeColor="accent1" w:val="4F81BD"/>
+      <w:color w:themeColor="accent1" w:themeShade="BF" w:val="0F4761"/>
+      <w:sz w:val="32"/>
+      <w:szCs w:val="32"/>
+    </w:rPr>
+  </w:style>
+  <w:style w:styleId="Heading3" w:type="paragraph">
+    <w:name w:val="heading 3"/>
+    <w:basedOn w:val="Normal"/>
+    <w:next w:val="BodyText"/>
+    <w:link w:val="Heading3Char"/>
+    <w:uiPriority w:val="9"/>
+    <w:semiHidden/>
+    <w:unhideWhenUsed/>
+    <w:qFormat/>
+    <w:rsid w:val="00A10FD9"/>
+    <w:pPr>
+      <w:keepNext/>
+      <w:keepLines/>
+      <w:spacing w:after="80" w:before="160"/>
+      <w:outlineLvl w:val="2"/>
+    </w:pPr>
+    <w:rPr>
+      <w:rFonts w:cstheme="majorBidi" w:eastAsiaTheme="majorEastAsia"/>
+      <w:color w:themeColor="accent1" w:themeShade="BF" w:val="0F4761"/>
       <w:sz w:val="28"/>
       <w:szCs w:val="28"/>
     </w:rPr>
   </w:style>
-  <w:style w:styleId="Heading3" w:type="paragraph">
-    <w:name w:val="Heading 3"/>
+  <w:style w:styleId="Heading4" w:type="paragraph">
+    <w:name w:val="heading 4"/>
     <w:basedOn w:val="Normal"/>
     <w:next w:val="BodyText"/>
+    <w:link w:val="Heading4Char"/>
     <w:uiPriority w:val="9"/>
+    <w:semiHidden/>
     <w:unhideWhenUsed/>
     <w:qFormat/>
+    <w:rsid w:val="00A10FD9"/>
     <w:pPr>
       <w:keepNext/>
       <w:keepLines/>
-      <w:spacing w:after="0" w:before="200"/>
-      <w:outlineLvl w:val="2"/>
+      <w:spacing w:after="40" w:before="80"/>
+      <w:outlineLvl w:val="3"/>
     </w:pPr>
     <w:rPr>
-      <w:rFonts w:asciiTheme="majorHAnsi" w:cstheme="majorBidi" w:eastAsiaTheme="majorEastAsia" w:hAnsiTheme="majorHAnsi"/>
-      <w:b/>
-      <w:bCs/>
-      <w:color w:themeColor="accent1" w:val="4F81BD"/>
-      <w:sz w:val="24"/>
-      <w:szCs w:val="24"/>
+      <w:rFonts w:cstheme="majorBidi" w:eastAsiaTheme="majorEastAsia"/>
+      <w:i/>
+      <w:iCs/>
+      <w:color w:themeColor="accent1" w:themeShade="BF" w:val="0F4761"/>
     </w:rPr>
   </w:style>
-  <w:style w:styleId="Heading4" w:type="paragraph">
-    <w:name w:val="Heading 4"/>
+  <w:style w:styleId="Heading5" w:type="paragraph">
+    <w:name w:val="heading 5"/>
     <w:basedOn w:val="Normal"/>
     <w:next w:val="BodyText"/>
+    <w:link w:val="Heading5Char"/>
     <w:uiPriority w:val="9"/>
+    <w:semiHidden/>
     <w:unhideWhenUsed/>
     <w:qFormat/>
+    <w:rsid w:val="00A10FD9"/>
     <w:pPr>
       <w:keepNext/>
       <w:keepLines/>
-      <w:spacing w:after="0" w:before="200"/>
-      <w:outlineLvl w:val="3"/>
+      <w:spacing w:after="40" w:before="80"/>
+      <w:outlineLvl w:val="4"/>
     </w:pPr>
     <w:rPr>
-      <w:rFonts w:asciiTheme="majorHAnsi" w:cstheme="majorBidi" w:eastAsiaTheme="majorEastAsia" w:hAnsiTheme="majorHAnsi"/>
-      <w:i/>
-      <w:bCs/>
-      <w:color w:themeColor="accent1" w:val="4F81BD"/>
-      <w:sz w:val="24"/>
-      <w:szCs w:val="24"/>
+      <w:rFonts w:cstheme="majorBidi" w:eastAsiaTheme="majorEastAsia"/>
+      <w:color w:themeColor="accent1" w:themeShade="BF" w:val="0F4761"/>
     </w:rPr>
   </w:style>
-  <w:style w:styleId="Heading5" w:type="paragraph">
-    <w:name w:val="Heading 5"/>
+  <w:style w:styleId="Heading6" w:type="paragraph">
+    <w:name w:val="heading 6"/>
     <w:basedOn w:val="Normal"/>
     <w:next w:val="BodyText"/>
+    <w:link w:val="Heading6Char"/>
     <w:uiPriority w:val="9"/>
+    <w:semiHidden/>
     <w:unhideWhenUsed/>
     <w:qFormat/>
+    <w:rsid w:val="00A10FD9"/>
     <w:pPr>
       <w:keepNext/>
       <w:keepLines/>
-      <w:spacing w:after="0" w:before="200"/>
-      <w:outlineLvl w:val="4"/>
+      <w:spacing w:after="0" w:before="40"/>
+      <w:outlineLvl w:val="5"/>
     </w:pPr>
     <w:rPr>
-      <w:rFonts w:asciiTheme="majorHAnsi" w:cstheme="majorBidi" w:eastAsiaTheme="majorEastAsia" w:hAnsiTheme="majorHAnsi"/>
+      <w:rFonts w:cstheme="majorBidi" w:eastAsiaTheme="majorEastAsia"/>
+      <w:i/>
       <w:iCs/>
-      <w:color w:themeColor="accent1" w:val="4F81BD"/>
-      <w:sz w:val="24"/>
-      <w:szCs w:val="24"/>
+      <w:color w:themeColor="text1" w:themeTint="A6" w:val="595959"/>
     </w:rPr>
   </w:style>
-  <w:style w:styleId="Heading6" w:type="paragraph">
-    <w:name w:val="Heading 6"/>
+  <w:style w:styleId="Heading7" w:type="paragraph">
+    <w:name w:val="heading 7"/>
     <w:basedOn w:val="Normal"/>
     <w:next w:val="BodyText"/>
+    <w:link w:val="Heading7Char"/>
     <w:uiPriority w:val="9"/>
+    <w:semiHidden/>
     <w:unhideWhenUsed/>
     <w:qFormat/>
+    <w:rsid w:val="00A10FD9"/>
     <w:pPr>
       <w:keepNext/>
       <w:keepLines/>
-      <w:spacing w:after="0" w:before="200"/>
-      <w:outlineLvl w:val="5"/>
+      <w:spacing w:after="0" w:before="40"/>
+      <w:outlineLvl w:val="6"/>
     </w:pPr>
     <w:rPr>
-      <w:rFonts w:asciiTheme="majorHAnsi" w:cstheme="majorBidi" w:eastAsiaTheme="majorEastAsia" w:hAnsiTheme="majorHAnsi"/>
-      <w:color w:themeColor="accent1" w:val="4F81BD"/>
-      <w:sz w:val="24"/>
-      <w:szCs w:val="24"/>
+      <w:rFonts w:cstheme="majorBidi" w:eastAsiaTheme="majorEastAsia"/>
+      <w:color w:themeColor="text1" w:themeTint="A6" w:val="595959"/>
     </w:rPr>
   </w:style>
-  <w:style w:styleId="Heading7" w:type="paragraph">
-    <w:name w:val="Heading 7"/>
+  <w:style w:styleId="Heading8" w:type="paragraph">
+    <w:name w:val="heading 8"/>
     <w:basedOn w:val="Normal"/>
     <w:next w:val="BodyText"/>
+    <w:link w:val="Heading8Char"/>
     <w:uiPriority w:val="9"/>
+    <w:semiHidden/>
     <w:unhideWhenUsed/>
     <w:qFormat/>
+    <w:rsid w:val="00A10FD9"/>
     <w:pPr>
       <w:keepNext/>
       <w:keepLines/>
-      <w:spacing w:after="0" w:before="200"/>
-      <w:outlineLvl w:val="6"/>
+      <w:spacing w:after="0"/>
+      <w:outlineLvl w:val="7"/>
     </w:pPr>
     <w:rPr>
-      <w:rFonts w:asciiTheme="majorHAnsi" w:cstheme="majorBidi" w:eastAsiaTheme="majorEastAsia" w:hAnsiTheme="majorHAnsi"/>
-      <w:color w:themeColor="accent1" w:val="4F81BD"/>
-      <w:sz w:val="24"/>
-      <w:szCs w:val="24"/>
+      <w:rFonts w:cstheme="majorBidi" w:eastAsiaTheme="majorEastAsia"/>
+      <w:i/>
+      <w:iCs/>
+      <w:color w:themeColor="text1" w:themeTint="D8" w:val="272727"/>
     </w:rPr>
   </w:style>
-  <w:style w:styleId="Heading8" w:type="paragraph">
-    <w:name w:val="Heading 8"/>
+  <w:style w:styleId="Heading9" w:type="paragraph">
+    <w:name w:val="heading 9"/>
     <w:basedOn w:val="Normal"/>
     <w:next w:val="BodyText"/>
+    <w:link w:val="Heading9Char"/>
     <w:uiPriority w:val="9"/>
+    <w:semiHidden/>
     <w:unhideWhenUsed/>
     <w:qFormat/>
+    <w:rsid w:val="00A10FD9"/>
     <w:pPr>
       <w:keepNext/>
       <w:keepLines/>
-      <w:spacing w:after="0" w:before="200"/>
-      <w:outlineLvl w:val="7"/>
-    </w:pPr>
-    <w:rPr>
-      <w:rFonts w:asciiTheme="majorHAnsi" w:cstheme="majorBidi" w:eastAsiaTheme="majorEastAsia" w:hAnsiTheme="majorHAnsi"/>
-      <w:color w:themeColor="accent1" w:val="4F81BD"/>
-      <w:sz w:val="24"/>
-      <w:szCs w:val="24"/>
-    </w:rPr>
-  </w:style>
-  <w:style w:styleId="Heading9" w:type="paragraph">
-    <w:name w:val="Heading 9"/>
-    <w:basedOn w:val="Normal"/>
-    <w:next w:val="BodyText"/>
-    <w:uiPriority w:val="9"/>
-    <w:unhideWhenUsed/>
-    <w:qFormat/>
-    <w:pPr>
-      <w:keepNext/>
-      <w:keepLines/>
-      <w:spacing w:after="0" w:before="200"/>
+      <w:spacing w:after="0"/>
       <w:outlineLvl w:val="8"/>
     </w:pPr>
     <w:rPr>
+      <w:rFonts w:cstheme="majorBidi" w:eastAsiaTheme="majorEastAsia"/>
+      <w:color w:themeColor="text1" w:themeTint="D8" w:val="272727"/>
+    </w:rPr>
+  </w:style>
+  <w:style w:customStyle="1" w:styleId="Heading1Char" w:type="character">
+    <w:name w:val="Heading 1 Char"/>
+    <w:basedOn w:val="DefaultParagraphFont"/>
+    <w:link w:val="Heading1"/>
+    <w:uiPriority w:val="9"/>
+    <w:rsid w:val="00A10FD9"/>
+    <w:rPr>
       <w:rFonts w:asciiTheme="majorHAnsi" w:cstheme="majorBidi" w:eastAsiaTheme="majorEastAsia" w:hAnsiTheme="majorHAnsi"/>
-      <w:color w:themeColor="accent1" w:val="4F81BD"/>
-      <w:sz w:val="24"/>
-      <w:szCs w:val="24"/>
+      <w:color w:themeColor="accent1" w:themeShade="BF" w:val="0F4761"/>
+      <w:sz w:val="40"/>
+      <w:szCs w:val="40"/>
+    </w:rPr>
+  </w:style>
+  <w:style w:customStyle="1" w:styleId="Heading2Char" w:type="character">
+    <w:name w:val="Heading 2 Char"/>
+    <w:basedOn w:val="DefaultParagraphFont"/>
+    <w:link w:val="Heading2"/>
+    <w:uiPriority w:val="9"/>
+    <w:semiHidden/>
+    <w:rsid w:val="00A10FD9"/>
+    <w:rPr>
+      <w:rFonts w:asciiTheme="majorHAnsi" w:cstheme="majorBidi" w:eastAsiaTheme="majorEastAsia" w:hAnsiTheme="majorHAnsi"/>
+      <w:color w:themeColor="accent1" w:themeShade="BF" w:val="0F4761"/>
+      <w:sz w:val="32"/>
+      <w:szCs w:val="32"/>
+    </w:rPr>
+  </w:style>
+  <w:style w:customStyle="1" w:styleId="Heading3Char" w:type="character">
+    <w:name w:val="Heading 3 Char"/>
+    <w:basedOn w:val="DefaultParagraphFont"/>
+    <w:link w:val="Heading3"/>
+    <w:uiPriority w:val="9"/>
+    <w:semiHidden/>
+    <w:rsid w:val="00A10FD9"/>
+    <w:rPr>
+      <w:rFonts w:cstheme="majorBidi" w:eastAsiaTheme="majorEastAsia"/>
+      <w:color w:themeColor="accent1" w:themeShade="BF" w:val="0F4761"/>
+      <w:sz w:val="28"/>
+      <w:szCs w:val="28"/>
+    </w:rPr>
+  </w:style>
+  <w:style w:customStyle="1" w:styleId="Heading4Char" w:type="character">
+    <w:name w:val="Heading 4 Char"/>
+    <w:basedOn w:val="DefaultParagraphFont"/>
+    <w:link w:val="Heading4"/>
+    <w:uiPriority w:val="9"/>
+    <w:semiHidden/>
+    <w:rsid w:val="00A10FD9"/>
+    <w:rPr>
+      <w:rFonts w:cstheme="majorBidi" w:eastAsiaTheme="majorEastAsia"/>
+      <w:i/>
+      <w:iCs/>
+      <w:color w:themeColor="accent1" w:themeShade="BF" w:val="0F4761"/>
+    </w:rPr>
+  </w:style>
+  <w:style w:customStyle="1" w:styleId="Heading5Char" w:type="character">
+    <w:name w:val="Heading 5 Char"/>
+    <w:basedOn w:val="DefaultParagraphFont"/>
+    <w:link w:val="Heading5"/>
+    <w:uiPriority w:val="9"/>
+    <w:semiHidden/>
+    <w:rsid w:val="00A10FD9"/>
+    <w:rPr>
+      <w:rFonts w:cstheme="majorBidi" w:eastAsiaTheme="majorEastAsia"/>
+      <w:color w:themeColor="accent1" w:themeShade="BF" w:val="0F4761"/>
+    </w:rPr>
+  </w:style>
+  <w:style w:customStyle="1" w:styleId="Heading6Char" w:type="character">
+    <w:name w:val="Heading 6 Char"/>
+    <w:basedOn w:val="DefaultParagraphFont"/>
+    <w:link w:val="Heading6"/>
+    <w:uiPriority w:val="9"/>
+    <w:semiHidden/>
+    <w:rsid w:val="00A10FD9"/>
+    <w:rPr>
+      <w:rFonts w:cstheme="majorBidi" w:eastAsiaTheme="majorEastAsia"/>
+      <w:i/>
+      <w:iCs/>
+      <w:color w:themeColor="text1" w:themeTint="A6" w:val="595959"/>
+    </w:rPr>
+  </w:style>
+  <w:style w:customStyle="1" w:styleId="Heading7Char" w:type="character">
+    <w:name w:val="Heading 7 Char"/>
+    <w:basedOn w:val="DefaultParagraphFont"/>
+    <w:link w:val="Heading7"/>
+    <w:uiPriority w:val="9"/>
+    <w:semiHidden/>
+    <w:rsid w:val="00A10FD9"/>
+    <w:rPr>
+      <w:rFonts w:cstheme="majorBidi" w:eastAsiaTheme="majorEastAsia"/>
+      <w:color w:themeColor="text1" w:themeTint="A6" w:val="595959"/>
+    </w:rPr>
+  </w:style>
+  <w:style w:customStyle="1" w:styleId="Heading8Char" w:type="character">
+    <w:name w:val="Heading 8 Char"/>
+    <w:basedOn w:val="DefaultParagraphFont"/>
+    <w:link w:val="Heading8"/>
+    <w:uiPriority w:val="9"/>
+    <w:semiHidden/>
+    <w:rsid w:val="00A10FD9"/>
+    <w:rPr>
+      <w:rFonts w:cstheme="majorBidi" w:eastAsiaTheme="majorEastAsia"/>
+      <w:i/>
+      <w:iCs/>
+      <w:color w:themeColor="text1" w:themeTint="D8" w:val="272727"/>
+    </w:rPr>
+  </w:style>
+  <w:style w:customStyle="1" w:styleId="Heading9Char" w:type="character">
+    <w:name w:val="Heading 9 Char"/>
+    <w:basedOn w:val="DefaultParagraphFont"/>
+    <w:link w:val="Heading9"/>
+    <w:uiPriority w:val="9"/>
+    <w:semiHidden/>
+    <w:rsid w:val="00A10FD9"/>
+    <w:rPr>
+      <w:rFonts w:cstheme="majorBidi" w:eastAsiaTheme="majorEastAsia"/>
+      <w:color w:themeColor="text1" w:themeTint="D8" w:val="272727"/>
     </w:rPr>
   </w:style>
   <w:style w:styleId="BlockText" w:type="paragraph">
@@ -7189,6 +7196,18 @@
     <w:uiPriority w:val="9"/>
     <w:unhideWhenUsed/>
     <w:qFormat/>
+  </w:style>
+  <w:style w:styleId="FootnoteBlockText" w:type="paragraph">
+    <w:name w:val="Footnote Block Text"/>
+    <w:basedOn w:val="FootnoteText"/>
+    <w:next w:val="FootnoteText"/>
+    <w:uiPriority w:val="9"/>
+    <w:unhideWhenUsed/>
+    <w:qFormat/>
+    <w:pPr>
+      <w:spacing w:after="100" w:before="100"/>
+      <w:ind w:firstLine="0" w:left="480" w:right="480"/>
+    </w:pPr>
   </w:style>
   <w:style w:default="1" w:styleId="DefaultParagraphFont" w:type="character">
     <w:name w:val="Default Paragraph Font"/>
@@ -7211,18 +7230,11 @@
       </w:tblCellMar>
     </w:tblPr>
     <w:tblStylePr w:type="firstRow">
-      <w:tblPr>
-        <w:jc w:val="left"/>
-        <w:tblInd w:type="dxa" w:w="0"/>
-      </w:tblPr>
-      <w:trPr>
-        <w:jc w:val="left"/>
-      </w:trPr>
       <w:tcPr>
-        <w:vAlign w:val="bottom"/>
         <w:tcBorders>
           <w:bottom w:val="single"/>
         </w:tcBorders>
+        <w:vAlign w:val="bottom"/>
       </w:tcPr>
     </w:tblStylePr>
   </w:style>
@@ -7337,8 +7349,8 @@
     <w:name w:val="KeywordTok"/>
     <w:basedOn w:val="VerbatimChar"/>
     <w:rPr>
+      <w:b/>
       <w:color w:val="007020"/>
-      <w:b/>
     </w:rPr>
   </w:style>
   <w:style w:type="character" w:customStyle="1" w:styleId="DataTypeTok">
@@ -7415,42 +7427,42 @@
     <w:name w:val="ImportTok"/>
     <w:basedOn w:val="VerbatimChar"/>
     <w:rPr>
+      <w:b/>
       <w:color w:val="008000"/>
-      <w:b/>
     </w:rPr>
   </w:style>
   <w:style w:type="character" w:customStyle="1" w:styleId="CommentTok">
     <w:name w:val="CommentTok"/>
     <w:basedOn w:val="VerbatimChar"/>
     <w:rPr>
+      <w:i/>
       <w:color w:val="60a0b0"/>
-      <w:i/>
     </w:rPr>
   </w:style>
   <w:style w:type="character" w:customStyle="1" w:styleId="DocumentationTok">
     <w:name w:val="DocumentationTok"/>
     <w:basedOn w:val="VerbatimChar"/>
     <w:rPr>
+      <w:i/>
       <w:color w:val="ba2121"/>
-      <w:i/>
     </w:rPr>
   </w:style>
   <w:style w:type="character" w:customStyle="1" w:styleId="AnnotationTok">
     <w:name w:val="AnnotationTok"/>
     <w:basedOn w:val="VerbatimChar"/>
     <w:rPr>
-      <w:color w:val="60a0b0"/>
       <w:b/>
       <w:i/>
+      <w:color w:val="60a0b0"/>
     </w:rPr>
   </w:style>
   <w:style w:type="character" w:customStyle="1" w:styleId="CommentVarTok">
     <w:name w:val="CommentVarTok"/>
     <w:basedOn w:val="VerbatimChar"/>
     <w:rPr>
-      <w:color w:val="60a0b0"/>
       <w:b/>
       <w:i/>
+      <w:color w:val="60a0b0"/>
     </w:rPr>
   </w:style>
   <w:style w:type="character" w:customStyle="1" w:styleId="OtherTok">
@@ -7478,8 +7490,8 @@
     <w:name w:val="ControlFlowTok"/>
     <w:basedOn w:val="VerbatimChar"/>
     <w:rPr>
+      <w:b/>
       <w:color w:val="007020"/>
-      <w:b/>
     </w:rPr>
   </w:style>
   <w:style w:type="character" w:customStyle="1" w:styleId="OperatorTok">
@@ -7524,34 +7536,34 @@
     <w:name w:val="InformationTok"/>
     <w:basedOn w:val="VerbatimChar"/>
     <w:rPr>
-      <w:color w:val="60a0b0"/>
       <w:b/>
       <w:i/>
+      <w:color w:val="60a0b0"/>
     </w:rPr>
   </w:style>
   <w:style w:type="character" w:customStyle="1" w:styleId="WarningTok">
     <w:name w:val="WarningTok"/>
     <w:basedOn w:val="VerbatimChar"/>
     <w:rPr>
-      <w:color w:val="60a0b0"/>
       <w:b/>
       <w:i/>
+      <w:color w:val="60a0b0"/>
     </w:rPr>
   </w:style>
   <w:style w:type="character" w:customStyle="1" w:styleId="AlertTok">
     <w:name w:val="AlertTok"/>
     <w:basedOn w:val="VerbatimChar"/>
     <w:rPr>
+      <w:b/>
       <w:color w:val="ff0000"/>
-      <w:b/>
     </w:rPr>
   </w:style>
   <w:style w:type="character" w:customStyle="1" w:styleId="ErrorTok">
     <w:name w:val="ErrorTok"/>
     <w:basedOn w:val="VerbatimChar"/>
     <w:rPr>
+      <w:b/>
       <w:color w:val="ff0000"/>
-      <w:b/>
     </w:rPr>
   </w:style>
   <w:style w:type="character" w:customStyle="1" w:styleId="NormalTok">
@@ -7573,44 +7585,44 @@
         <a:sysClr val="window" lastClr="FFFFFF"/>
       </a:lt1>
       <a:dk2>
-        <a:srgbClr val="1F497D"/>
+        <a:srgbClr val="0E2841"/>
       </a:dk2>
       <a:lt2>
-        <a:srgbClr val="EEECE1"/>
+        <a:srgbClr val="E8E8E8"/>
       </a:lt2>
       <a:accent1>
-        <a:srgbClr val="4F81BD"/>
+        <a:srgbClr val="156082"/>
       </a:accent1>
       <a:accent2>
-        <a:srgbClr val="C0504D"/>
+        <a:srgbClr val="E97132"/>
       </a:accent2>
       <a:accent3>
-        <a:srgbClr val="9BBB59"/>
+        <a:srgbClr val="196B24"/>
       </a:accent3>
       <a:accent4>
-        <a:srgbClr val="8064A2"/>
+        <a:srgbClr val="0F9ED5"/>
       </a:accent4>
       <a:accent5>
-        <a:srgbClr val="4BACC6"/>
+        <a:srgbClr val="A02B93"/>
       </a:accent5>
       <a:accent6>
-        <a:srgbClr val="F79646"/>
+        <a:srgbClr val="4EA72E"/>
       </a:accent6>
       <a:hlink>
-        <a:srgbClr val="0000FF"/>
+        <a:srgbClr val="467886"/>
       </a:hlink>
       <a:folHlink>
-        <a:srgbClr val="800080"/>
+        <a:srgbClr val="96607D"/>
       </a:folHlink>
     </a:clrScheme>
     <a:fontScheme name="Office">
       <a:majorFont>
-        <a:latin typeface="Calibri"/>
+        <a:latin typeface="Aptos Display" panose="02110004020202020204"/>
         <a:ea typeface=""/>
         <a:cs typeface=""/>
-        <a:font script="Jpan" typeface="ＭＳ ゴシック"/>
+        <a:font script="Jpan" typeface="游ゴシック Light"/>
         <a:font script="Hang" typeface="맑은 고딕"/>
-        <a:font script="Hans" typeface="宋体"/>
+        <a:font script="Hans" typeface="等线 Light"/>
         <a:font script="Hant" typeface="新細明體"/>
         <a:font script="Arab" typeface="Times New Roman"/>
         <a:font script="Hebr" typeface="Times New Roman"/>
@@ -7637,14 +7649,32 @@
         <a:font script="Mong" typeface="Mongolian Baiti"/>
         <a:font script="Viet" typeface="Times New Roman"/>
         <a:font script="Uigh" typeface="Microsoft Uighur"/>
+        <a:font script="Geor" typeface="Sylfaen"/>
+        <a:font script="Armn" typeface="Arial"/>
+        <a:font script="Bugi" typeface="Leelawadee UI"/>
+        <a:font script="Bopo" typeface="Microsoft JhengHei"/>
+        <a:font script="Java" typeface="Javanese Text"/>
+        <a:font script="Lisu" typeface="Segoe UI"/>
+        <a:font script="Mymr" typeface="Myanmar Text"/>
+        <a:font script="Nkoo" typeface="Ebrima"/>
+        <a:font script="Olck" typeface="Nirmala UI"/>
+        <a:font script="Osma" typeface="Ebrima"/>
+        <a:font script="Phag" typeface="Phagspa"/>
+        <a:font script="Syrn" typeface="Estrangelo Edessa"/>
+        <a:font script="Syrj" typeface="Estrangelo Edessa"/>
+        <a:font script="Syre" typeface="Estrangelo Edessa"/>
+        <a:font script="Sora" typeface="Nirmala UI"/>
+        <a:font script="Tale" typeface="Microsoft Tai Le"/>
+        <a:font script="Talu" typeface="Microsoft New Tai Lue"/>
+        <a:font script="Tfng" typeface="Ebrima"/>
       </a:majorFont>
       <a:minorFont>
-        <a:latin typeface="Cambria"/>
+        <a:latin typeface="Aptos" panose="02110004020202020204"/>
         <a:ea typeface=""/>
         <a:cs typeface=""/>
-        <a:font script="Jpan" typeface="ＭＳ 明朝"/>
+        <a:font script="Jpan" typeface="游明朝"/>
         <a:font script="Hang" typeface="맑은 고딕"/>
-        <a:font script="Hans" typeface="宋体"/>
+        <a:font script="Hans" typeface="等线"/>
         <a:font script="Hant" typeface="新細明體"/>
         <a:font script="Arab" typeface="Arial"/>
         <a:font script="Hebr" typeface="Arial"/>
@@ -7671,6 +7701,24 @@
         <a:font script="Mong" typeface="Mongolian Baiti"/>
         <a:font script="Viet" typeface="Arial"/>
         <a:font script="Uigh" typeface="Microsoft Uighur"/>
+        <a:font script="Geor" typeface="Sylfaen"/>
+        <a:font script="Armn" typeface="Arial"/>
+        <a:font script="Bugi" typeface="Leelawadee UI"/>
+        <a:font script="Bopo" typeface="Microsoft JhengHei"/>
+        <a:font script="Java" typeface="Javanese Text"/>
+        <a:font script="Lisu" typeface="Segoe UI"/>
+        <a:font script="Mymr" typeface="Myanmar Text"/>
+        <a:font script="Nkoo" typeface="Ebrima"/>
+        <a:font script="Olck" typeface="Nirmala UI"/>
+        <a:font script="Osma" typeface="Ebrima"/>
+        <a:font script="Phag" typeface="Phagspa"/>
+        <a:font script="Syrn" typeface="Estrangelo Edessa"/>
+        <a:font script="Syrj" typeface="Estrangelo Edessa"/>
+        <a:font script="Syre" typeface="Estrangelo Edessa"/>
+        <a:font script="Sora" typeface="Nirmala UI"/>
+        <a:font script="Tale" typeface="Microsoft Tai Le"/>
+        <a:font script="Talu" typeface="Microsoft New Tai Lue"/>
+        <a:font script="Tfng" typeface="Ebrima"/>
       </a:minorFont>
     </a:fontScheme>
     <a:fmtScheme name="Office">
@@ -7682,200 +7730,141 @@
           <a:gsLst>
             <a:gs pos="0">
               <a:schemeClr val="phClr">
-                <a:tint val="50000"/>
-                <a:satMod val="300000"/>
+                <a:lumMod val="110000"/>
+                <a:satMod val="105000"/>
+                <a:tint val="67000"/>
               </a:schemeClr>
             </a:gs>
-            <a:gs pos="35000">
+            <a:gs pos="50000">
               <a:schemeClr val="phClr">
-                <a:tint val="37000"/>
-                <a:satMod val="300000"/>
+                <a:lumMod val="105000"/>
+                <a:satMod val="103000"/>
+                <a:tint val="73000"/>
               </a:schemeClr>
             </a:gs>
             <a:gs pos="100000">
               <a:schemeClr val="phClr">
-                <a:tint val="15000"/>
-                <a:satMod val="350000"/>
+                <a:lumMod val="105000"/>
+                <a:satMod val="109000"/>
+                <a:tint val="81000"/>
               </a:schemeClr>
             </a:gs>
           </a:gsLst>
-          <a:lin ang="16200000" scaled="1"/>
+          <a:lin ang="5400000" scaled="0"/>
         </a:gradFill>
         <a:gradFill rotWithShape="1">
           <a:gsLst>
             <a:gs pos="0">
               <a:schemeClr val="phClr">
-                <a:tint val="100000"/>
+                <a:satMod val="103000"/>
+                <a:lumMod val="102000"/>
+                <a:tint val="94000"/>
+              </a:schemeClr>
+            </a:gs>
+            <a:gs pos="50000">
+              <a:schemeClr val="phClr">
+                <a:satMod val="110000"/>
+                <a:lumMod val="100000"/>
                 <a:shade val="100000"/>
-                <a:satMod val="130000"/>
               </a:schemeClr>
             </a:gs>
             <a:gs pos="100000">
               <a:schemeClr val="phClr">
-                <a:tint val="50000"/>
-                <a:shade val="100000"/>
-                <a:satMod val="350000"/>
+                <a:lumMod val="99000"/>
+                <a:satMod val="120000"/>
+                <a:shade val="78000"/>
               </a:schemeClr>
             </a:gs>
           </a:gsLst>
-          <a:lin ang="16200000" scaled="0"/>
+          <a:lin ang="5400000" scaled="0"/>
         </a:gradFill>
       </a:fillStyleLst>
       <a:lnStyleLst>
-        <a:ln w="9525" cap="flat" cmpd="sng" algn="ctr">
-          <a:solidFill>
-            <a:schemeClr val="phClr">
-              <a:shade val="95000"/>
-              <a:satMod val="105000"/>
-            </a:schemeClr>
-          </a:solidFill>
-          <a:prstDash val="solid"/>
-        </a:ln>
-        <a:ln w="25400" cap="flat" cmpd="sng" algn="ctr">
+        <a:ln w="6350" cap="flat" cmpd="sng" algn="ctr">
           <a:solidFill>
             <a:schemeClr val="phClr"/>
           </a:solidFill>
           <a:prstDash val="solid"/>
+          <a:miter lim="800000"/>
         </a:ln>
-        <a:ln w="38100" cap="flat" cmpd="sng" algn="ctr">
+        <a:ln w="12700" cap="flat" cmpd="sng" algn="ctr">
           <a:solidFill>
             <a:schemeClr val="phClr"/>
           </a:solidFill>
           <a:prstDash val="solid"/>
+          <a:miter lim="800000"/>
+        </a:ln>
+        <a:ln w="19050" cap="flat" cmpd="sng" algn="ctr">
+          <a:solidFill>
+            <a:schemeClr val="phClr"/>
+          </a:solidFill>
+          <a:prstDash val="solid"/>
+          <a:miter lim="800000"/>
         </a:ln>
       </a:lnStyleLst>
       <a:effectStyleLst>
         <a:effectStyle>
+          <a:effectLst/>
+        </a:effectStyle>
+        <a:effectStyle>
+          <a:effectLst/>
+        </a:effectStyle>
+        <a:effectStyle>
           <a:effectLst>
-            <a:outerShdw blurRad="40000" dist="20000" dir="5400000" rotWithShape="0">
+            <a:outerShdw blurRad="57150" dist="19050" dir="5400000" algn="ctr" rotWithShape="0">
               <a:srgbClr val="000000">
-                <a:alpha val="38000"/>
+                <a:alpha val="63000"/>
               </a:srgbClr>
             </a:outerShdw>
           </a:effectLst>
-        </a:effectStyle>
-        <a:effectStyle>
-          <a:effectLst>
-            <a:outerShdw blurRad="40000" dist="23000" dir="5400000" rotWithShape="0">
-              <a:srgbClr val="000000">
-                <a:alpha val="35000"/>
-              </a:srgbClr>
-            </a:outerShdw>
-          </a:effectLst>
-        </a:effectStyle>
-        <a:effectStyle>
-          <a:effectLst>
-            <a:outerShdw blurRad="40000" dist="23000" dir="5400000" rotWithShape="0">
-              <a:srgbClr val="000000">
-                <a:alpha val="35000"/>
-              </a:srgbClr>
-            </a:outerShdw>
-          </a:effectLst>
-          <a:scene3d>
-            <a:camera prst="orthographicFront">
-              <a:rot lat="0" lon="0" rev="0"/>
-            </a:camera>
-            <a:lightRig rig="threePt" dir="t">
-              <a:rot lat="0" lon="0" rev="1200000"/>
-            </a:lightRig>
-          </a:scene3d>
-          <a:sp3d>
-            <a:bevelT w="63500" h="25400"/>
-          </a:sp3d>
         </a:effectStyle>
       </a:effectStyleLst>
       <a:bgFillStyleLst>
         <a:solidFill>
           <a:schemeClr val="phClr"/>
         </a:solidFill>
+        <a:solidFill>
+          <a:schemeClr val="phClr">
+            <a:tint val="95000"/>
+            <a:satMod val="170000"/>
+          </a:schemeClr>
+        </a:solidFill>
         <a:gradFill rotWithShape="1">
           <a:gsLst>
             <a:gs pos="0">
               <a:schemeClr val="phClr">
-                <a:tint val="40000"/>
-                <a:satMod val="350000"/>
+                <a:tint val="93000"/>
+                <a:satMod val="150000"/>
+                <a:shade val="98000"/>
+                <a:lumMod val="102000"/>
               </a:schemeClr>
             </a:gs>
-            <a:gs pos="40000">
+            <a:gs pos="50000">
               <a:schemeClr val="phClr">
-                <a:tint val="45000"/>
-                <a:shade val="99000"/>
-                <a:satMod val="350000"/>
+                <a:tint val="98000"/>
+                <a:satMod val="130000"/>
+                <a:shade val="90000"/>
+                <a:lumMod val="103000"/>
               </a:schemeClr>
             </a:gs>
             <a:gs pos="100000">
               <a:schemeClr val="phClr">
-                <a:shade val="20000"/>
-                <a:satMod val="255000"/>
+                <a:shade val="63000"/>
+                <a:satMod val="120000"/>
               </a:schemeClr>
             </a:gs>
           </a:gsLst>
-          <a:path path="circle">
-            <a:fillToRect l="50000" t="-80000" r="50000" b="180000"/>
-          </a:path>
-        </a:gradFill>
-        <a:gradFill rotWithShape="1">
-          <a:gsLst>
-            <a:gs pos="0">
-              <a:schemeClr val="phClr">
-                <a:tint val="80000"/>
-                <a:satMod val="300000"/>
-              </a:schemeClr>
-            </a:gs>
-            <a:gs pos="100000">
-              <a:schemeClr val="phClr">
-                <a:shade val="30000"/>
-                <a:satMod val="200000"/>
-              </a:schemeClr>
-            </a:gs>
-          </a:gsLst>
-          <a:path path="circle">
-            <a:fillToRect l="50000" t="50000" r="50000" b="50000"/>
-          </a:path>
+          <a:lin ang="5400000" scaled="0"/>
         </a:gradFill>
       </a:bgFillStyleLst>
     </a:fmtScheme>
   </a:themeElements>
-  <a:objectDefaults>
-    <a:spDef>
-      <a:spPr/>
-      <a:bodyPr/>
-      <a:lstStyle/>
-      <a:style>
-        <a:lnRef idx="1">
-          <a:schemeClr val="accent1"/>
-        </a:lnRef>
-        <a:fillRef idx="3">
-          <a:schemeClr val="accent1"/>
-        </a:fillRef>
-        <a:effectRef idx="2">
-          <a:schemeClr val="accent1"/>
-        </a:effectRef>
-        <a:fontRef idx="minor">
-          <a:schemeClr val="lt1"/>
-        </a:fontRef>
-      </a:style>
-    </a:spDef>
-    <a:lnDef>
-      <a:spPr/>
-      <a:bodyPr/>
-      <a:lstStyle/>
-      <a:style>
-        <a:lnRef idx="2">
-          <a:schemeClr val="accent1"/>
-        </a:lnRef>
-        <a:fillRef idx="0">
-          <a:schemeClr val="accent1"/>
-        </a:fillRef>
-        <a:effectRef idx="1">
-          <a:schemeClr val="accent1"/>
-        </a:effectRef>
-        <a:fontRef idx="minor">
-          <a:schemeClr val="tx1"/>
-        </a:fontRef>
-      </a:style>
-    </a:lnDef>
-  </a:objectDefaults>
+  <a:objectDefaults/>
   <a:extraClrSchemeLst/>
+  <a:extLst>
+    <a:ext uri="{05A4C25C-085E-4340-85A3-A5531E510DB2}">
+      <thm15:themeFamily xmlns:thm15="http://schemas.microsoft.com/office/thememl/2012/main" name="Office Theme" id="{2E142A2C-CD16-42D6-873A-C26D2A0506FA}" vid="{1BDDFF52-6CD6-40A5-AB3C-68EB2F1E4D0A}"/>
+    </a:ext>
+  </a:extLst>
 </a:theme>
 </file>
--- a/transcripts/Thesis interview Erica.docx
+++ b/transcripts/Thesis interview Erica.docx
@@ -7,12 +7,20 @@
         <w:pStyle w:val="BlockText"/>
       </w:pPr>
       <w:r>
-        <w:t xml:space="preserve">[Me]</w:t>
-      </w:r>
-      <w:r>
-        <w:t xml:space="preserve"> </w:t>
-      </w:r>
-      <w:r>
+        <w:rPr>
+          <w:i/>
+          <w:iCs/>
+        </w:rPr>
+        <w:t xml:space="preserve">[Me]</w:t>
+      </w:r>
+      <w:r>
+        <w:t xml:space="preserve"> </w:t>
+      </w:r>
+      <w:r>
+        <w:rPr>
+          <w:i/>
+          <w:iCs/>
+        </w:rPr>
         <w:t xml:space="preserve">[redacted], goededag.</w:t>
       </w:r>
     </w:p>
@@ -35,12 +43,20 @@
         <w:pStyle w:val="BlockText"/>
       </w:pPr>
       <w:r>
-        <w:t xml:space="preserve">[Me]</w:t>
-      </w:r>
-      <w:r>
-        <w:t xml:space="preserve"> </w:t>
-      </w:r>
-      <w:r>
+        <w:rPr>
+          <w:i/>
+          <w:iCs/>
+        </w:rPr>
+        <w:t xml:space="preserve">[Me]</w:t>
+      </w:r>
+      <w:r>
+        <w:t xml:space="preserve"> </w:t>
+      </w:r>
+      <w:r>
+        <w:rPr>
+          <w:i/>
+          <w:iCs/>
+        </w:rPr>
         <w:t xml:space="preserve">Hoe gaat het?</w:t>
       </w:r>
     </w:p>
@@ -63,12 +79,20 @@
         <w:pStyle w:val="BlockText"/>
       </w:pPr>
       <w:r>
-        <w:t xml:space="preserve">[Me]</w:t>
-      </w:r>
-      <w:r>
-        <w:t xml:space="preserve"> </w:t>
-      </w:r>
-      <w:r>
+        <w:rPr>
+          <w:i/>
+          <w:iCs/>
+        </w:rPr>
+        <w:t xml:space="preserve">[Me]</w:t>
+      </w:r>
+      <w:r>
+        <w:t xml:space="preserve"> </w:t>
+      </w:r>
+      <w:r>
+        <w:rPr>
+          <w:i/>
+          <w:iCs/>
+        </w:rPr>
         <w:t xml:space="preserve">Ook goed.</w:t>
       </w:r>
     </w:p>
@@ -77,12 +101,20 @@
         <w:pStyle w:val="BlockText"/>
       </w:pPr>
       <w:r>
-        <w:t xml:space="preserve">[Me]</w:t>
-      </w:r>
-      <w:r>
-        <w:t xml:space="preserve"> </w:t>
-      </w:r>
-      <w:r>
+        <w:rPr>
+          <w:i/>
+          <w:iCs/>
+        </w:rPr>
+        <w:t xml:space="preserve">[Me]</w:t>
+      </w:r>
+      <w:r>
+        <w:t xml:space="preserve"> </w:t>
+      </w:r>
+      <w:r>
+        <w:rPr>
+          <w:i/>
+          <w:iCs/>
+        </w:rPr>
         <w:t xml:space="preserve">Fijn dat je hier bent.</w:t>
       </w:r>
     </w:p>
@@ -119,12 +151,20 @@
         <w:pStyle w:val="BlockText"/>
       </w:pPr>
       <w:r>
-        <w:t xml:space="preserve">[Me]</w:t>
-      </w:r>
-      <w:r>
-        <w:t xml:space="preserve"> </w:t>
-      </w:r>
-      <w:r>
+        <w:rPr>
+          <w:i/>
+          <w:iCs/>
+        </w:rPr>
+        <w:t xml:space="preserve">[Me]</w:t>
+      </w:r>
+      <w:r>
+        <w:t xml:space="preserve"> </w:t>
+      </w:r>
+      <w:r>
+        <w:rPr>
+          <w:i/>
+          <w:iCs/>
+        </w:rPr>
         <w:t xml:space="preserve">Ik heb nog nooit zo’n sales tijger gevoeld als wanneer ik mensen voor interviews moet strikken. [lacht]</w:t>
       </w:r>
     </w:p>
@@ -175,12 +215,20 @@
         <w:pStyle w:val="BlockText"/>
       </w:pPr>
       <w:r>
-        <w:t xml:space="preserve">[Me]</w:t>
-      </w:r>
-      <w:r>
-        <w:t xml:space="preserve"> </w:t>
-      </w:r>
-      <w:r>
+        <w:rPr>
+          <w:i/>
+          <w:iCs/>
+        </w:rPr>
+        <w:t xml:space="preserve">[Me]</w:t>
+      </w:r>
+      <w:r>
+        <w:t xml:space="preserve"> </w:t>
+      </w:r>
+      <w:r>
+        <w:rPr>
+          <w:i/>
+          <w:iCs/>
+        </w:rPr>
         <w:t xml:space="preserve">Had jij vooral mensen binnen de organisatie of ook erbuiten?</w:t>
       </w:r>
     </w:p>
@@ -203,12 +251,20 @@
         <w:pStyle w:val="BlockText"/>
       </w:pPr>
       <w:r>
-        <w:t xml:space="preserve">[Me]</w:t>
-      </w:r>
-      <w:r>
-        <w:t xml:space="preserve"> </w:t>
-      </w:r>
-      <w:r>
+        <w:rPr>
+          <w:i/>
+          <w:iCs/>
+        </w:rPr>
+        <w:t xml:space="preserve">[Me]</w:t>
+      </w:r>
+      <w:r>
+        <w:t xml:space="preserve"> </w:t>
+      </w:r>
+      <w:r>
+        <w:rPr>
+          <w:i/>
+          <w:iCs/>
+        </w:rPr>
         <w:t xml:space="preserve">Ik krijg van een boel mensen reactie. Ook mensen waarvan je het in de eerste plaats niet zou verwachten. Maar ook een heleboel waarvan ik überhaupt geen reactie krijg. Zeker als je buiten Nederland kijkt. Wat ik leuk vind, om meer mensen te krijgen die verder zijn dan we vaak in dit kikkerlandje zitten.</w:t>
       </w:r>
     </w:p>
@@ -231,12 +287,20 @@
         <w:pStyle w:val="BlockText"/>
       </w:pPr>
       <w:r>
-        <w:t xml:space="preserve">[Me]</w:t>
-      </w:r>
-      <w:r>
-        <w:t xml:space="preserve"> </w:t>
-      </w:r>
-      <w:r>
+        <w:rPr>
+          <w:i/>
+          <w:iCs/>
+        </w:rPr>
+        <w:t xml:space="preserve">[Me]</w:t>
+      </w:r>
+      <w:r>
+        <w:t xml:space="preserve"> </w:t>
+      </w:r>
+      <w:r>
+        <w:rPr>
+          <w:i/>
+          <w:iCs/>
+        </w:rPr>
         <w:t xml:space="preserve">Dat is een mixed bag.</w:t>
       </w:r>
     </w:p>
@@ -259,12 +323,20 @@
         <w:pStyle w:val="BlockText"/>
       </w:pPr>
       <w:r>
-        <w:t xml:space="preserve">[Me]</w:t>
-      </w:r>
-      <w:r>
-        <w:t xml:space="preserve"> </w:t>
-      </w:r>
-      <w:r>
+        <w:rPr>
+          <w:i/>
+          <w:iCs/>
+        </w:rPr>
+        <w:t xml:space="preserve">[Me]</w:t>
+      </w:r>
+      <w:r>
+        <w:t xml:space="preserve"> </w:t>
+      </w:r>
+      <w:r>
+        <w:rPr>
+          <w:i/>
+          <w:iCs/>
+        </w:rPr>
         <w:t xml:space="preserve">We hebben een uurtje. Wat mij betreft duiken we er vrij snel in.</w:t>
       </w:r>
     </w:p>
@@ -273,12 +345,20 @@
         <w:pStyle w:val="BlockText"/>
       </w:pPr>
       <w:r>
-        <w:t xml:space="preserve">[Me]</w:t>
-      </w:r>
-      <w:r>
-        <w:t xml:space="preserve"> </w:t>
-      </w:r>
-      <w:r>
+        <w:rPr>
+          <w:i/>
+          <w:iCs/>
+        </w:rPr>
+        <w:t xml:space="preserve">[Me]</w:t>
+      </w:r>
+      <w:r>
+        <w:t xml:space="preserve"> </w:t>
+      </w:r>
+      <w:r>
+        <w:rPr>
+          <w:i/>
+          <w:iCs/>
+        </w:rPr>
         <w:t xml:space="preserve">Mocht je naderhand nog vragen hebben of iets van mij willen weten. Ik heb persoonlijk wat uitloop,</w:t>
       </w:r>
     </w:p>
@@ -287,12 +367,20 @@
         <w:pStyle w:val="BlockText"/>
       </w:pPr>
       <w:r>
-        <w:t xml:space="preserve">[Me]</w:t>
-      </w:r>
-      <w:r>
-        <w:t xml:space="preserve"> </w:t>
-      </w:r>
-      <w:r>
+        <w:rPr>
+          <w:i/>
+          <w:iCs/>
+        </w:rPr>
+        <w:t xml:space="preserve">[Me]</w:t>
+      </w:r>
+      <w:r>
+        <w:t xml:space="preserve"> </w:t>
+      </w:r>
+      <w:r>
+        <w:rPr>
+          <w:i/>
+          <w:iCs/>
+        </w:rPr>
         <w:t xml:space="preserve">dus dat kan altijd. Anders kan het ook altijd op een ander moment.</w:t>
       </w:r>
     </w:p>
@@ -343,12 +431,20 @@
         <w:pStyle w:val="BlockText"/>
       </w:pPr>
       <w:r>
-        <w:t xml:space="preserve">[Me]</w:t>
-      </w:r>
-      <w:r>
-        <w:t xml:space="preserve"> </w:t>
-      </w:r>
-      <w:r>
+        <w:rPr>
+          <w:i/>
+          <w:iCs/>
+        </w:rPr>
+        <w:t xml:space="preserve">[Me]</w:t>
+      </w:r>
+      <w:r>
+        <w:t xml:space="preserve"> </w:t>
+      </w:r>
+      <w:r>
+        <w:rPr>
+          <w:i/>
+          <w:iCs/>
+        </w:rPr>
         <w:t xml:space="preserve">Gauw lekker aan de bak.</w:t>
       </w:r>
     </w:p>
@@ -357,12 +453,20 @@
         <w:pStyle w:val="BlockText"/>
       </w:pPr>
       <w:r>
-        <w:t xml:space="preserve">[Me]</w:t>
-      </w:r>
-      <w:r>
-        <w:t xml:space="preserve"> </w:t>
-      </w:r>
-      <w:r>
+        <w:rPr>
+          <w:i/>
+          <w:iCs/>
+        </w:rPr>
+        <w:t xml:space="preserve">[Me]</w:t>
+      </w:r>
+      <w:r>
+        <w:t xml:space="preserve"> </w:t>
+      </w:r>
+      <w:r>
+        <w:rPr>
+          <w:i/>
+          <w:iCs/>
+        </w:rPr>
         <w:t xml:space="preserve">Ik weet niet of Nederlands of Engels voor jou iets uitmaakt. Voor mij is het academisch iets makkelijker om het gelijk in het Engels te doen. Als je zegt: het maakt mij allemaal uit.</w:t>
       </w:r>
     </w:p>
@@ -385,12 +489,20 @@
         <w:pStyle w:val="BlockText"/>
       </w:pPr>
       <w:r>
-        <w:t xml:space="preserve">[Me]</w:t>
-      </w:r>
-      <w:r>
-        <w:t xml:space="preserve"> </w:t>
-      </w:r>
-      <w:r>
+        <w:rPr>
+          <w:i/>
+          <w:iCs/>
+        </w:rPr>
+        <w:t xml:space="preserve">[Me]</w:t>
+      </w:r>
+      <w:r>
+        <w:t xml:space="preserve"> </w:t>
+      </w:r>
+      <w:r>
+        <w:rPr>
+          <w:i/>
+          <w:iCs/>
+        </w:rPr>
         <w:t xml:space="preserve">Then we switch. Cool.</w:t>
       </w:r>
     </w:p>
@@ -399,12 +511,20 @@
         <w:pStyle w:val="BlockText"/>
       </w:pPr>
       <w:r>
-        <w:t xml:space="preserve">[Me]</w:t>
-      </w:r>
-      <w:r>
-        <w:t xml:space="preserve"> </w:t>
-      </w:r>
-      <w:r>
+        <w:rPr>
+          <w:i/>
+          <w:iCs/>
+        </w:rPr>
+        <w:t xml:space="preserve">[Me]</w:t>
+      </w:r>
+      <w:r>
+        <w:t xml:space="preserve"> </w:t>
+      </w:r>
+      <w:r>
+        <w:rPr>
+          <w:i/>
+          <w:iCs/>
+        </w:rPr>
         <w:t xml:space="preserve">Let’s start with the start. Can you describe to me a bit about your role within the organization when it comes to your key responsibilities</w:t>
       </w:r>
     </w:p>
@@ -413,12 +533,20 @@
         <w:pStyle w:val="BlockText"/>
       </w:pPr>
       <w:r>
-        <w:t xml:space="preserve">[Me]</w:t>
-      </w:r>
-      <w:r>
-        <w:t xml:space="preserve"> </w:t>
-      </w:r>
-      <w:r>
+        <w:rPr>
+          <w:i/>
+          <w:iCs/>
+        </w:rPr>
+        <w:t xml:space="preserve">[Me]</w:t>
+      </w:r>
+      <w:r>
+        <w:t xml:space="preserve"> </w:t>
+      </w:r>
+      <w:r>
+        <w:rPr>
+          <w:i/>
+          <w:iCs/>
+        </w:rPr>
         <w:t xml:space="preserve">in general?</w:t>
       </w:r>
     </w:p>
@@ -483,12 +611,20 @@
         <w:pStyle w:val="BlockText"/>
       </w:pPr>
       <w:r>
-        <w:t xml:space="preserve">[Me]</w:t>
-      </w:r>
-      <w:r>
-        <w:t xml:space="preserve"> </w:t>
-      </w:r>
-      <w:r>
+        <w:rPr>
+          <w:i/>
+          <w:iCs/>
+        </w:rPr>
+        <w:t xml:space="preserve">[Me]</w:t>
+      </w:r>
+      <w:r>
+        <w:t xml:space="preserve"> </w:t>
+      </w:r>
+      <w:r>
+        <w:rPr>
+          <w:i/>
+          <w:iCs/>
+        </w:rPr>
         <w:t xml:space="preserve">Yeah. Cool. So, Anne, I know you did your thesis about AI within your company, but I’m still going to ask. So what does generative AI mean to you?</w:t>
       </w:r>
     </w:p>
@@ -525,12 +661,20 @@
         <w:pStyle w:val="BlockText"/>
       </w:pPr>
       <w:r>
-        <w:t xml:space="preserve">[Me]</w:t>
-      </w:r>
-      <w:r>
-        <w:t xml:space="preserve"> </w:t>
-      </w:r>
-      <w:r>
+        <w:rPr>
+          <w:i/>
+          <w:iCs/>
+        </w:rPr>
+        <w:t xml:space="preserve">[Me]</w:t>
+      </w:r>
+      <w:r>
+        <w:t xml:space="preserve"> </w:t>
+      </w:r>
+      <w:r>
+        <w:rPr>
+          <w:i/>
+          <w:iCs/>
+        </w:rPr>
         <w:t xml:space="preserve">[laughs] Yeah, somebody’s going to read this probably, so you better watch out. [laughs]</w:t>
       </w:r>
     </w:p>
@@ -581,12 +725,20 @@
         <w:pStyle w:val="BlockText"/>
       </w:pPr>
       <w:r>
-        <w:t xml:space="preserve">[Me]</w:t>
-      </w:r>
-      <w:r>
-        <w:t xml:space="preserve"> </w:t>
-      </w:r>
-      <w:r>
+        <w:rPr>
+          <w:i/>
+          <w:iCs/>
+        </w:rPr>
+        <w:t xml:space="preserve">[Me]</w:t>
+      </w:r>
+      <w:r>
+        <w:t xml:space="preserve"> </w:t>
+      </w:r>
+      <w:r>
+        <w:rPr>
+          <w:i/>
+          <w:iCs/>
+        </w:rPr>
         <w:t xml:space="preserve">Yeah. So, one of the things that I always would include is that it’s algorithm-based.</w:t>
       </w:r>
     </w:p>
@@ -609,12 +761,20 @@
         <w:pStyle w:val="BlockText"/>
       </w:pPr>
       <w:r>
-        <w:t xml:space="preserve">[Me]</w:t>
-      </w:r>
-      <w:r>
-        <w:t xml:space="preserve"> </w:t>
-      </w:r>
-      <w:r>
+        <w:rPr>
+          <w:i/>
+          <w:iCs/>
+        </w:rPr>
+        <w:t xml:space="preserve">[Me]</w:t>
+      </w:r>
+      <w:r>
+        <w:t xml:space="preserve"> </w:t>
+      </w:r>
+      <w:r>
+        <w:rPr>
+          <w:i/>
+          <w:iCs/>
+        </w:rPr>
         <w:t xml:space="preserve">So it’s really about AI and not just about-</w:t>
       </w:r>
     </w:p>
@@ -637,12 +797,20 @@
         <w:pStyle w:val="BlockText"/>
       </w:pPr>
       <w:r>
-        <w:t xml:space="preserve">[Me]</w:t>
-      </w:r>
-      <w:r>
-        <w:t xml:space="preserve"> </w:t>
-      </w:r>
-      <w:r>
+        <w:rPr>
+          <w:i/>
+          <w:iCs/>
+        </w:rPr>
+        <w:t xml:space="preserve">[Me]</w:t>
+      </w:r>
+      <w:r>
+        <w:t xml:space="preserve"> </w:t>
+      </w:r>
+      <w:r>
+        <w:rPr>
+          <w:i/>
+          <w:iCs/>
+        </w:rPr>
         <w:t xml:space="preserve">… general creation.</w:t>
       </w:r>
     </w:p>
@@ -665,12 +833,20 @@
         <w:pStyle w:val="BlockText"/>
       </w:pPr>
       <w:r>
-        <w:t xml:space="preserve">[Me]</w:t>
-      </w:r>
-      <w:r>
-        <w:t xml:space="preserve"> </w:t>
-      </w:r>
-      <w:r>
+        <w:rPr>
+          <w:i/>
+          <w:iCs/>
+        </w:rPr>
+        <w:t xml:space="preserve">[Me]</w:t>
+      </w:r>
+      <w:r>
+        <w:t xml:space="preserve"> </w:t>
+      </w:r>
+      <w:r>
+        <w:rPr>
+          <w:i/>
+          <w:iCs/>
+        </w:rPr>
         <w:t xml:space="preserve">So let’s go one step deeper, because that is really the topic of my research, and that is agentic AI. So what does agentic AI mean to you?</w:t>
       </w:r>
     </w:p>
@@ -777,12 +953,20 @@
         <w:pStyle w:val="BlockText"/>
       </w:pPr>
       <w:r>
-        <w:t xml:space="preserve">[Me]</w:t>
-      </w:r>
-      <w:r>
-        <w:t xml:space="preserve"> </w:t>
-      </w:r>
-      <w:r>
+        <w:rPr>
+          <w:i/>
+          <w:iCs/>
+        </w:rPr>
+        <w:t xml:space="preserve">[Me]</w:t>
+      </w:r>
+      <w:r>
+        <w:t xml:space="preserve"> </w:t>
+      </w:r>
+      <w:r>
+        <w:rPr>
+          <w:i/>
+          <w:iCs/>
+        </w:rPr>
         <w:t xml:space="preserve">Oh, it’s okay</w:t>
       </w:r>
     </w:p>
@@ -819,12 +1003,20 @@
         <w:pStyle w:val="BlockText"/>
       </w:pPr>
       <w:r>
-        <w:t xml:space="preserve">[Me]</w:t>
-      </w:r>
-      <w:r>
-        <w:t xml:space="preserve"> </w:t>
-      </w:r>
-      <w:r>
+        <w:rPr>
+          <w:i/>
+          <w:iCs/>
+        </w:rPr>
+        <w:t xml:space="preserve">[Me]</w:t>
+      </w:r>
+      <w:r>
+        <w:t xml:space="preserve"> </w:t>
+      </w:r>
+      <w:r>
+        <w:rPr>
+          <w:i/>
+          <w:iCs/>
+        </w:rPr>
         <w:t xml:space="preserve">I agree in that sense. What I try to use as a boundary for my research purposes is two elements. That is, one, the ability to perform tasks in some manner of ways-</w:t>
       </w:r>
     </w:p>
@@ -847,12 +1039,20 @@
         <w:pStyle w:val="BlockText"/>
       </w:pPr>
       <w:r>
-        <w:t xml:space="preserve">[Me]</w:t>
-      </w:r>
-      <w:r>
-        <w:t xml:space="preserve"> </w:t>
-      </w:r>
-      <w:r>
+        <w:rPr>
+          <w:i/>
+          <w:iCs/>
+        </w:rPr>
+        <w:t xml:space="preserve">[Me]</w:t>
+      </w:r>
+      <w:r>
+        <w:t xml:space="preserve"> </w:t>
+      </w:r>
+      <w:r>
+        <w:rPr>
+          <w:i/>
+          <w:iCs/>
+        </w:rPr>
         <w:t xml:space="preserve">… and the ability to plan. So it’s not just the prompt that you give that is the direct cause for an execution, but it’s-</w:t>
       </w:r>
     </w:p>
@@ -875,18 +1075,34 @@
         <w:pStyle w:val="BlockText"/>
       </w:pPr>
       <w:r>
-        <w:t xml:space="preserve">[Me]</w:t>
-      </w:r>
-      <w:r>
-        <w:t xml:space="preserve"> </w:t>
-      </w:r>
-      <w:r>
+        <w:rPr>
+          <w:i/>
+          <w:iCs/>
+        </w:rPr>
+        <w:t xml:space="preserve">[Me]</w:t>
+      </w:r>
+      <w:r>
+        <w:t xml:space="preserve"> </w:t>
+      </w:r>
+      <w:r>
+        <w:rPr>
+          <w:i/>
+          <w:iCs/>
+        </w:rPr>
         <w:t xml:space="preserve">… going to think for itself, like,</w:t>
       </w:r>
       <w:r>
-        <w:t xml:space="preserve"> </w:t>
-      </w:r>
-      <w:r>
+        <w:rPr>
+          <w:i/>
+          <w:iCs/>
+        </w:rPr>
+        <w:t xml:space="preserve"> </w:t>
+      </w:r>
+      <w:r>
+        <w:rPr>
+          <w:i/>
+          <w:iCs/>
+        </w:rPr>
         <w:t xml:space="preserve">“Hey, maybe I need to draw some data there, and then do this, and then this is my final output.”</w:t>
       </w:r>
     </w:p>
@@ -909,12 +1125,20 @@
         <w:pStyle w:val="BlockText"/>
       </w:pPr>
       <w:r>
-        <w:t xml:space="preserve">[Me]</w:t>
-      </w:r>
-      <w:r>
-        <w:t xml:space="preserve"> </w:t>
-      </w:r>
-      <w:r>
+        <w:rPr>
+          <w:i/>
+          <w:iCs/>
+        </w:rPr>
+        <w:t xml:space="preserve">[Me]</w:t>
+      </w:r>
+      <w:r>
+        <w:t xml:space="preserve"> </w:t>
+      </w:r>
+      <w:r>
+        <w:rPr>
+          <w:i/>
+          <w:iCs/>
+        </w:rPr>
         <w:t xml:space="preserve">And this is still probably pretty vague from a definition standpoint. Academically, you have a lot of different definitions, so this is just to scope our conversation a bit.</w:t>
       </w:r>
     </w:p>
@@ -937,12 +1161,20 @@
         <w:pStyle w:val="BlockText"/>
       </w:pPr>
       <w:r>
-        <w:t xml:space="preserve">[Me]</w:t>
-      </w:r>
-      <w:r>
-        <w:t xml:space="preserve"> </w:t>
-      </w:r>
-      <w:r>
+        <w:rPr>
+          <w:i/>
+          <w:iCs/>
+        </w:rPr>
+        <w:t xml:space="preserve">[Me]</w:t>
+      </w:r>
+      <w:r>
+        <w:t xml:space="preserve"> </w:t>
+      </w:r>
+      <w:r>
+        <w:rPr>
+          <w:i/>
+          <w:iCs/>
+        </w:rPr>
         <w:t xml:space="preserve">So you already talked about one of the first use cases, which is your sales team uses agents to-</w:t>
       </w:r>
     </w:p>
@@ -965,12 +1197,20 @@
         <w:pStyle w:val="BlockText"/>
       </w:pPr>
       <w:r>
-        <w:t xml:space="preserve">[Me]</w:t>
-      </w:r>
-      <w:r>
-        <w:t xml:space="preserve"> </w:t>
-      </w:r>
-      <w:r>
+        <w:rPr>
+          <w:i/>
+          <w:iCs/>
+        </w:rPr>
+        <w:t xml:space="preserve">[Me]</w:t>
+      </w:r>
+      <w:r>
+        <w:t xml:space="preserve"> </w:t>
+      </w:r>
+      <w:r>
+        <w:rPr>
+          <w:i/>
+          <w:iCs/>
+        </w:rPr>
         <w:t xml:space="preserve">… I guess, write emails and stuff like that. Maybe you can talk to me about what use cases you have within the organization when it comes to agentic AI, specifically within the domain of marketing, but I would define marketing broadly. So that is content generation, but also customer service is also contact between your organization and the customers, right?</w:t>
       </w:r>
     </w:p>
@@ -1129,12 +1369,20 @@
         <w:pStyle w:val="BlockText"/>
       </w:pPr>
       <w:r>
-        <w:t xml:space="preserve">[Me]</w:t>
-      </w:r>
-      <w:r>
-        <w:t xml:space="preserve"> </w:t>
-      </w:r>
-      <w:r>
+        <w:rPr>
+          <w:i/>
+          <w:iCs/>
+        </w:rPr>
+        <w:t xml:space="preserve">[Me]</w:t>
+      </w:r>
+      <w:r>
+        <w:t xml:space="preserve"> </w:t>
+      </w:r>
+      <w:r>
+        <w:rPr>
+          <w:i/>
+          <w:iCs/>
+        </w:rPr>
         <w:t xml:space="preserve">So maybe you can tell me a little bit more about how that works for you. Like what is the AI part in it and what do the marketeers do? What is the output there? Is it just-</w:t>
       </w:r>
     </w:p>
@@ -1157,12 +1405,20 @@
         <w:pStyle w:val="BlockText"/>
       </w:pPr>
       <w:r>
-        <w:t xml:space="preserve">[Me]</w:t>
-      </w:r>
-      <w:r>
-        <w:t xml:space="preserve"> </w:t>
-      </w:r>
-      <w:r>
+        <w:rPr>
+          <w:i/>
+          <w:iCs/>
+        </w:rPr>
+        <w:t xml:space="preserve">[Me]</w:t>
+      </w:r>
+      <w:r>
+        <w:t xml:space="preserve"> </w:t>
+      </w:r>
+      <w:r>
+        <w:rPr>
+          <w:i/>
+          <w:iCs/>
+        </w:rPr>
         <w:t xml:space="preserve">… the email as output or the flow as outputs? This is what the-</w:t>
       </w:r>
     </w:p>
@@ -1227,12 +1483,20 @@
         <w:pStyle w:val="BlockText"/>
       </w:pPr>
       <w:r>
-        <w:t xml:space="preserve">[Me]</w:t>
-      </w:r>
-      <w:r>
-        <w:t xml:space="preserve"> </w:t>
-      </w:r>
-      <w:r>
+        <w:rPr>
+          <w:i/>
+          <w:iCs/>
+        </w:rPr>
+        <w:t xml:space="preserve">[Me]</w:t>
+      </w:r>
+      <w:r>
+        <w:t xml:space="preserve"> </w:t>
+      </w:r>
+      <w:r>
+        <w:rPr>
+          <w:i/>
+          <w:iCs/>
+        </w:rPr>
         <w:t xml:space="preserve">So that also means that you cannot really apply the hyper-personalization that is sometimes-</w:t>
       </w:r>
     </w:p>
@@ -1255,12 +1519,20 @@
         <w:pStyle w:val="BlockText"/>
       </w:pPr>
       <w:r>
-        <w:t xml:space="preserve">[Me]</w:t>
-      </w:r>
-      <w:r>
-        <w:t xml:space="preserve"> </w:t>
-      </w:r>
-      <w:r>
+        <w:rPr>
+          <w:i/>
+          <w:iCs/>
+        </w:rPr>
+        <w:t xml:space="preserve">[Me]</w:t>
+      </w:r>
+      <w:r>
+        <w:t xml:space="preserve"> </w:t>
+      </w:r>
+      <w:r>
+        <w:rPr>
+          <w:i/>
+          <w:iCs/>
+        </w:rPr>
         <w:t xml:space="preserve">… promised from AI, right?</w:t>
       </w:r>
     </w:p>
@@ -1283,12 +1555,20 @@
         <w:pStyle w:val="BlockText"/>
       </w:pPr>
       <w:r>
-        <w:t xml:space="preserve">[Me]</w:t>
-      </w:r>
-      <w:r>
-        <w:t xml:space="preserve"> </w:t>
-      </w:r>
-      <w:r>
+        <w:rPr>
+          <w:i/>
+          <w:iCs/>
+        </w:rPr>
+        <w:t xml:space="preserve">[Me]</w:t>
+      </w:r>
+      <w:r>
+        <w:t xml:space="preserve"> </w:t>
+      </w:r>
+      <w:r>
+        <w:rPr>
+          <w:i/>
+          <w:iCs/>
+        </w:rPr>
         <w:t xml:space="preserve">Is it something that you want to move towards, or is it way off in the distance when it comes to priorities?</w:t>
       </w:r>
     </w:p>
@@ -1353,12 +1633,20 @@
         <w:pStyle w:val="BlockText"/>
       </w:pPr>
       <w:r>
-        <w:t xml:space="preserve">[Me]</w:t>
-      </w:r>
-      <w:r>
-        <w:t xml:space="preserve"> </w:t>
-      </w:r>
-      <w:r>
+        <w:rPr>
+          <w:i/>
+          <w:iCs/>
+        </w:rPr>
+        <w:t xml:space="preserve">[Me]</w:t>
+      </w:r>
+      <w:r>
+        <w:t xml:space="preserve"> </w:t>
+      </w:r>
+      <w:r>
+        <w:rPr>
+          <w:i/>
+          <w:iCs/>
+        </w:rPr>
         <w:t xml:space="preserve">Also writing a lot of notes, of course.</w:t>
       </w:r>
     </w:p>
@@ -1381,12 +1669,20 @@
         <w:pStyle w:val="BlockText"/>
       </w:pPr>
       <w:r>
-        <w:t xml:space="preserve">[Me]</w:t>
-      </w:r>
-      <w:r>
-        <w:t xml:space="preserve"> </w:t>
-      </w:r>
-      <w:r>
+        <w:rPr>
+          <w:i/>
+          <w:iCs/>
+        </w:rPr>
+        <w:t xml:space="preserve">[Me]</w:t>
+      </w:r>
+      <w:r>
+        <w:t xml:space="preserve"> </w:t>
+      </w:r>
+      <w:r>
+        <w:rPr>
+          <w:i/>
+          <w:iCs/>
+        </w:rPr>
         <w:t xml:space="preserve">I think you know that. [chuckles]</w:t>
       </w:r>
     </w:p>
@@ -1409,12 +1705,20 @@
         <w:pStyle w:val="BlockText"/>
       </w:pPr>
       <w:r>
-        <w:t xml:space="preserve">[Me]</w:t>
-      </w:r>
-      <w:r>
-        <w:t xml:space="preserve"> </w:t>
-      </w:r>
-      <w:r>
+        <w:rPr>
+          <w:i/>
+          <w:iCs/>
+        </w:rPr>
+        <w:t xml:space="preserve">[Me]</w:t>
+      </w:r>
+      <w:r>
+        <w:t xml:space="preserve"> </w:t>
+      </w:r>
+      <w:r>
+        <w:rPr>
+          <w:i/>
+          <w:iCs/>
+        </w:rPr>
         <w:t xml:space="preserve">You’re also diving into limitations. [chuckles]</w:t>
       </w:r>
     </w:p>
@@ -1437,12 +1741,20 @@
         <w:pStyle w:val="BlockText"/>
       </w:pPr>
       <w:r>
-        <w:t xml:space="preserve">[Me]</w:t>
-      </w:r>
-      <w:r>
-        <w:t xml:space="preserve"> </w:t>
-      </w:r>
-      <w:r>
+        <w:rPr>
+          <w:i/>
+          <w:iCs/>
+        </w:rPr>
+        <w:t xml:space="preserve">[Me]</w:t>
+      </w:r>
+      <w:r>
+        <w:t xml:space="preserve"> </w:t>
+      </w:r>
+      <w:r>
+        <w:rPr>
+          <w:i/>
+          <w:iCs/>
+        </w:rPr>
         <w:t xml:space="preserve">No, I think this makes a lot of sense, but I want to note it down so we can double back later.</w:t>
       </w:r>
     </w:p>
@@ -1465,12 +1777,20 @@
         <w:pStyle w:val="BlockText"/>
       </w:pPr>
       <w:r>
-        <w:t xml:space="preserve">[Me]</w:t>
-      </w:r>
-      <w:r>
-        <w:t xml:space="preserve"> </w:t>
-      </w:r>
-      <w:r>
+        <w:rPr>
+          <w:i/>
+          <w:iCs/>
+        </w:rPr>
+        <w:t xml:space="preserve">[Me]</w:t>
+      </w:r>
+      <w:r>
+        <w:t xml:space="preserve"> </w:t>
+      </w:r>
+      <w:r>
+        <w:rPr>
+          <w:i/>
+          <w:iCs/>
+        </w:rPr>
         <w:t xml:space="preserve">So in addition to Ruby and the email campaigns that you talked about, are there any other use cases that you-</w:t>
       </w:r>
     </w:p>
@@ -1493,12 +1813,20 @@
         <w:pStyle w:val="BlockText"/>
       </w:pPr>
       <w:r>
-        <w:t xml:space="preserve">[Me]</w:t>
-      </w:r>
-      <w:r>
-        <w:t xml:space="preserve"> </w:t>
-      </w:r>
-      <w:r>
+        <w:rPr>
+          <w:i/>
+          <w:iCs/>
+        </w:rPr>
+        <w:t xml:space="preserve">[Me]</w:t>
+      </w:r>
+      <w:r>
+        <w:t xml:space="preserve"> </w:t>
+      </w:r>
+      <w:r>
+        <w:rPr>
+          <w:i/>
+          <w:iCs/>
+        </w:rPr>
         <w:t xml:space="preserve">… already use agentic AI for?</w:t>
       </w:r>
     </w:p>
@@ -1563,12 +1891,20 @@
         <w:pStyle w:val="BlockText"/>
       </w:pPr>
       <w:r>
-        <w:t xml:space="preserve">[Me]</w:t>
-      </w:r>
-      <w:r>
-        <w:t xml:space="preserve"> </w:t>
-      </w:r>
-      <w:r>
+        <w:rPr>
+          <w:i/>
+          <w:iCs/>
+        </w:rPr>
+        <w:t xml:space="preserve">[Me]</w:t>
+      </w:r>
+      <w:r>
+        <w:t xml:space="preserve"> </w:t>
+      </w:r>
+      <w:r>
+        <w:rPr>
+          <w:i/>
+          <w:iCs/>
+        </w:rPr>
         <w:t xml:space="preserve">So you essentially already have an entire, whether it’s AI or agentic AI, content streets where it’s-</w:t>
       </w:r>
     </w:p>
@@ -1591,12 +1927,20 @@
         <w:pStyle w:val="BlockText"/>
       </w:pPr>
       <w:r>
-        <w:t xml:space="preserve">[Me]</w:t>
-      </w:r>
-      <w:r>
-        <w:t xml:space="preserve"> </w:t>
-      </w:r>
-      <w:r>
+        <w:rPr>
+          <w:i/>
+          <w:iCs/>
+        </w:rPr>
+        <w:t xml:space="preserve">[Me]</w:t>
+      </w:r>
+      <w:r>
+        <w:t xml:space="preserve"> </w:t>
+      </w:r>
+      <w:r>
+        <w:rPr>
+          <w:i/>
+          <w:iCs/>
+        </w:rPr>
         <w:t xml:space="preserve">… it doesn’t just create the content, but it also learns from what is active now?</w:t>
       </w:r>
     </w:p>
@@ -1619,12 +1963,20 @@
         <w:pStyle w:val="BlockText"/>
       </w:pPr>
       <w:r>
-        <w:t xml:space="preserve">[Me]</w:t>
-      </w:r>
-      <w:r>
-        <w:t xml:space="preserve"> </w:t>
-      </w:r>
-      <w:r>
+        <w:rPr>
+          <w:i/>
+          <w:iCs/>
+        </w:rPr>
+        <w:t xml:space="preserve">[Me]</w:t>
+      </w:r>
+      <w:r>
+        <w:t xml:space="preserve"> </w:t>
+      </w:r>
+      <w:r>
+        <w:rPr>
+          <w:i/>
+          <w:iCs/>
+        </w:rPr>
         <w:t xml:space="preserve">Does that mean that you also have a lot of AI-generated content when it comes to images and stuff like that, or is it just-</w:t>
       </w:r>
     </w:p>
@@ -1647,12 +1999,20 @@
         <w:pStyle w:val="BlockText"/>
       </w:pPr>
       <w:r>
-        <w:t xml:space="preserve">[Me]</w:t>
-      </w:r>
-      <w:r>
-        <w:t xml:space="preserve"> </w:t>
-      </w:r>
-      <w:r>
+        <w:rPr>
+          <w:i/>
+          <w:iCs/>
+        </w:rPr>
+        <w:t xml:space="preserve">[Me]</w:t>
+      </w:r>
+      <w:r>
+        <w:t xml:space="preserve"> </w:t>
+      </w:r>
+      <w:r>
+        <w:rPr>
+          <w:i/>
+          <w:iCs/>
+        </w:rPr>
         <w:t xml:space="preserve">… mixing and matching preexisting assets?</w:t>
       </w:r>
     </w:p>
@@ -1731,12 +2091,20 @@
         <w:pStyle w:val="BlockText"/>
       </w:pPr>
       <w:r>
-        <w:t xml:space="preserve">[Me]</w:t>
-      </w:r>
-      <w:r>
-        <w:t xml:space="preserve"> </w:t>
-      </w:r>
-      <w:r>
+        <w:rPr>
+          <w:i/>
+          <w:iCs/>
+        </w:rPr>
+        <w:t xml:space="preserve">[Me]</w:t>
+      </w:r>
+      <w:r>
+        <w:t xml:space="preserve"> </w:t>
+      </w:r>
+      <w:r>
+        <w:rPr>
+          <w:i/>
+          <w:iCs/>
+        </w:rPr>
         <w:t xml:space="preserve">Yeah, you feel the energy</w:t>
       </w:r>
     </w:p>
@@ -1759,12 +2127,20 @@
         <w:pStyle w:val="BlockText"/>
       </w:pPr>
       <w:r>
-        <w:t xml:space="preserve">[Me]</w:t>
-      </w:r>
-      <w:r>
-        <w:t xml:space="preserve"> </w:t>
-      </w:r>
-      <w:r>
+        <w:rPr>
+          <w:i/>
+          <w:iCs/>
+        </w:rPr>
+        <w:t xml:space="preserve">[Me]</w:t>
+      </w:r>
+      <w:r>
+        <w:t xml:space="preserve"> </w:t>
+      </w:r>
+      <w:r>
+        <w:rPr>
+          <w:i/>
+          <w:iCs/>
+        </w:rPr>
         <w:t xml:space="preserve">Cool. Yeah. So just to [company] it up, anything else in the use case departments?</w:t>
       </w:r>
     </w:p>
@@ -1801,12 +2177,20 @@
         <w:pStyle w:val="BlockText"/>
       </w:pPr>
       <w:r>
-        <w:t xml:space="preserve">[Me]</w:t>
-      </w:r>
-      <w:r>
-        <w:t xml:space="preserve"> </w:t>
-      </w:r>
-      <w:r>
+        <w:rPr>
+          <w:i/>
+          <w:iCs/>
+        </w:rPr>
+        <w:t xml:space="preserve">[Me]</w:t>
+      </w:r>
+      <w:r>
+        <w:t xml:space="preserve"> </w:t>
+      </w:r>
+      <w:r>
+        <w:rPr>
+          <w:i/>
+          <w:iCs/>
+        </w:rPr>
         <w:t xml:space="preserve">So is there AI or more specifically agentic AI in the flow, or is it like you have a process which sets-</w:t>
       </w:r>
     </w:p>
@@ -1885,12 +2269,20 @@
         <w:pStyle w:val="BlockText"/>
       </w:pPr>
       <w:r>
-        <w:t xml:space="preserve">[Me]</w:t>
-      </w:r>
-      <w:r>
-        <w:t xml:space="preserve"> </w:t>
-      </w:r>
-      <w:r>
+        <w:rPr>
+          <w:i/>
+          <w:iCs/>
+        </w:rPr>
+        <w:t xml:space="preserve">[Me]</w:t>
+      </w:r>
+      <w:r>
+        <w:t xml:space="preserve"> </w:t>
+      </w:r>
+      <w:r>
+        <w:rPr>
+          <w:i/>
+          <w:iCs/>
+        </w:rPr>
         <w:t xml:space="preserve">So is this</w:t>
       </w:r>
     </w:p>
@@ -1899,12 +2291,20 @@
         <w:pStyle w:val="BlockText"/>
       </w:pPr>
       <w:r>
-        <w:t xml:space="preserve">[Me]</w:t>
-      </w:r>
-      <w:r>
-        <w:t xml:space="preserve"> </w:t>
-      </w:r>
-      <w:r>
+        <w:rPr>
+          <w:i/>
+          <w:iCs/>
+        </w:rPr>
+        <w:t xml:space="preserve">[Me]</w:t>
+      </w:r>
+      <w:r>
+        <w:t xml:space="preserve"> </w:t>
+      </w:r>
+      <w:r>
+        <w:rPr>
+          <w:i/>
+          <w:iCs/>
+        </w:rPr>
         <w:t xml:space="preserve">comparable to the Ruby case when it comes to architecture and-</w:t>
       </w:r>
     </w:p>
@@ -1927,12 +2327,20 @@
         <w:pStyle w:val="BlockText"/>
       </w:pPr>
       <w:r>
-        <w:t xml:space="preserve">[Me]</w:t>
-      </w:r>
-      <w:r>
-        <w:t xml:space="preserve"> </w:t>
-      </w:r>
-      <w:r>
+        <w:rPr>
+          <w:i/>
+          <w:iCs/>
+        </w:rPr>
+        <w:t xml:space="preserve">[Me]</w:t>
+      </w:r>
+      <w:r>
+        <w:t xml:space="preserve"> </w:t>
+      </w:r>
+      <w:r>
+        <w:rPr>
+          <w:i/>
+          <w:iCs/>
+        </w:rPr>
         <w:t xml:space="preserve">Is it then also</w:t>
       </w:r>
     </w:p>
@@ -1941,12 +2349,20 @@
         <w:pStyle w:val="BlockText"/>
       </w:pPr>
       <w:r>
-        <w:t xml:space="preserve">[Me]</w:t>
-      </w:r>
-      <w:r>
-        <w:t xml:space="preserve"> </w:t>
-      </w:r>
-      <w:r>
+        <w:rPr>
+          <w:i/>
+          <w:iCs/>
+        </w:rPr>
+        <w:t xml:space="preserve">[Me]</w:t>
+      </w:r>
+      <w:r>
+        <w:t xml:space="preserve"> </w:t>
+      </w:r>
+      <w:r>
+        <w:rPr>
+          <w:i/>
+          <w:iCs/>
+        </w:rPr>
         <w:t xml:space="preserve">a Salesforce-based agent or do you really develop it yourselves?</w:t>
       </w:r>
     </w:p>
@@ -1969,12 +2385,20 @@
         <w:pStyle w:val="BlockText"/>
       </w:pPr>
       <w:r>
-        <w:t xml:space="preserve">[Me]</w:t>
-      </w:r>
-      <w:r>
-        <w:t xml:space="preserve"> </w:t>
-      </w:r>
-      <w:r>
+        <w:rPr>
+          <w:i/>
+          <w:iCs/>
+        </w:rPr>
+        <w:t xml:space="preserve">[Me]</w:t>
+      </w:r>
+      <w:r>
+        <w:t xml:space="preserve"> </w:t>
+      </w:r>
+      <w:r>
+        <w:rPr>
+          <w:i/>
+          <w:iCs/>
+        </w:rPr>
         <w:t xml:space="preserve">Check. Cool. So let’s dive into the next topic, which is about what value are we getting from these systems or expecting to get from these systems? And again, I’ll just use it in a very structured manner and you can always feel free to hop off the</w:t>
       </w:r>
     </w:p>
@@ -1983,12 +2407,20 @@
         <w:pStyle w:val="BlockText"/>
       </w:pPr>
       <w:r>
-        <w:t xml:space="preserve">[Me]</w:t>
-      </w:r>
-      <w:r>
-        <w:t xml:space="preserve"> </w:t>
-      </w:r>
-      <w:r>
+        <w:rPr>
+          <w:i/>
+          <w:iCs/>
+        </w:rPr>
+        <w:t xml:space="preserve">[Me]</w:t>
+      </w:r>
+      <w:r>
+        <w:t xml:space="preserve"> </w:t>
+      </w:r>
+      <w:r>
+        <w:rPr>
+          <w:i/>
+          <w:iCs/>
+        </w:rPr>
         <w:t xml:space="preserve">track and discuss something else, but-</w:t>
       </w:r>
     </w:p>
@@ -2011,12 +2443,20 @@
         <w:pStyle w:val="BlockText"/>
       </w:pPr>
       <w:r>
-        <w:t xml:space="preserve">[Me]</w:t>
-      </w:r>
-      <w:r>
-        <w:t xml:space="preserve"> </w:t>
-      </w:r>
-      <w:r>
+        <w:rPr>
+          <w:i/>
+          <w:iCs/>
+        </w:rPr>
+        <w:t xml:space="preserve">[Me]</w:t>
+      </w:r>
+      <w:r>
+        <w:t xml:space="preserve"> </w:t>
+      </w:r>
+      <w:r>
+        <w:rPr>
+          <w:i/>
+          <w:iCs/>
+        </w:rPr>
         <w:t xml:space="preserve">… it helps to structure it.</w:t>
       </w:r>
     </w:p>
@@ -2039,12 +2479,20 @@
         <w:pStyle w:val="BlockText"/>
       </w:pPr>
       <w:r>
-        <w:t xml:space="preserve">[Me]</w:t>
-      </w:r>
-      <w:r>
-        <w:t xml:space="preserve"> </w:t>
-      </w:r>
-      <w:r>
+        <w:rPr>
+          <w:i/>
+          <w:iCs/>
+        </w:rPr>
+        <w:t xml:space="preserve">[Me]</w:t>
+      </w:r>
+      <w:r>
+        <w:t xml:space="preserve"> </w:t>
+      </w:r>
+      <w:r>
+        <w:rPr>
+          <w:i/>
+          <w:iCs/>
+        </w:rPr>
         <w:t xml:space="preserve">So let’s start with Ruby. I think you already had that for quite a while, right?</w:t>
       </w:r>
     </w:p>
@@ -2151,12 +2599,20 @@
         <w:pStyle w:val="BlockText"/>
       </w:pPr>
       <w:r>
-        <w:t xml:space="preserve">[Me]</w:t>
-      </w:r>
-      <w:r>
-        <w:t xml:space="preserve"> </w:t>
-      </w:r>
-      <w:r>
+        <w:rPr>
+          <w:i/>
+          <w:iCs/>
+        </w:rPr>
+        <w:t xml:space="preserve">[Me]</w:t>
+      </w:r>
+      <w:r>
+        <w:t xml:space="preserve"> </w:t>
+      </w:r>
+      <w:r>
+        <w:rPr>
+          <w:i/>
+          <w:iCs/>
+        </w:rPr>
         <w:t xml:space="preserve">Yeah, so Ruby doesn’t only help the customers with their issues, they also help you creating additional revenue streams.</w:t>
       </w:r>
     </w:p>
@@ -2193,12 +2649,20 @@
         <w:pStyle w:val="BlockText"/>
       </w:pPr>
       <w:r>
-        <w:t xml:space="preserve">[Me]</w:t>
-      </w:r>
-      <w:r>
-        <w:t xml:space="preserve"> </w:t>
-      </w:r>
-      <w:r>
+        <w:rPr>
+          <w:i/>
+          <w:iCs/>
+        </w:rPr>
+        <w:t xml:space="preserve">[Me]</w:t>
+      </w:r>
+      <w:r>
+        <w:t xml:space="preserve"> </w:t>
+      </w:r>
+      <w:r>
+        <w:rPr>
+          <w:i/>
+          <w:iCs/>
+        </w:rPr>
         <w:t xml:space="preserve">So do you already measure the impact here, or is it just you feel so confident about its impact that-</w:t>
       </w:r>
     </w:p>
@@ -2221,12 +2685,20 @@
         <w:pStyle w:val="BlockText"/>
       </w:pPr>
       <w:r>
-        <w:t xml:space="preserve">[Me]</w:t>
-      </w:r>
-      <w:r>
-        <w:t xml:space="preserve"> </w:t>
-      </w:r>
-      <w:r>
+        <w:rPr>
+          <w:i/>
+          <w:iCs/>
+        </w:rPr>
+        <w:t xml:space="preserve">[Me]</w:t>
+      </w:r>
+      <w:r>
+        <w:t xml:space="preserve"> </w:t>
+      </w:r>
+      <w:r>
+        <w:rPr>
+          <w:i/>
+          <w:iCs/>
+        </w:rPr>
         <w:t xml:space="preserve">Yeah. And maybe if you can,</w:t>
       </w:r>
     </w:p>
@@ -2235,12 +2707,20 @@
         <w:pStyle w:val="BlockText"/>
       </w:pPr>
       <w:r>
-        <w:t xml:space="preserve">[Me]</w:t>
-      </w:r>
-      <w:r>
-        <w:t xml:space="preserve"> </w:t>
-      </w:r>
-      <w:r>
+        <w:rPr>
+          <w:i/>
+          <w:iCs/>
+        </w:rPr>
+        <w:t xml:space="preserve">[Me]</w:t>
+      </w:r>
+      <w:r>
+        <w:t xml:space="preserve"> </w:t>
+      </w:r>
+      <w:r>
+        <w:rPr>
+          <w:i/>
+          <w:iCs/>
+        </w:rPr>
         <w:t xml:space="preserve">I don’t know if you’re allowed to, but could you give me like a rough indication of what you’re spending on this topic?</w:t>
       </w:r>
     </w:p>
@@ -2291,12 +2771,20 @@
         <w:pStyle w:val="BlockText"/>
       </w:pPr>
       <w:r>
-        <w:t xml:space="preserve">[Me]</w:t>
-      </w:r>
-      <w:r>
-        <w:t xml:space="preserve"> </w:t>
-      </w:r>
-      <w:r>
+        <w:rPr>
+          <w:i/>
+          <w:iCs/>
+        </w:rPr>
+        <w:t xml:space="preserve">[Me]</w:t>
+      </w:r>
+      <w:r>
+        <w:t xml:space="preserve"> </w:t>
+      </w:r>
+      <w:r>
+        <w:rPr>
+          <w:i/>
+          <w:iCs/>
+        </w:rPr>
         <w:t xml:space="preserve">Yeah. That’s significant.</w:t>
       </w:r>
     </w:p>
@@ -2305,12 +2793,20 @@
         <w:pStyle w:val="BlockText"/>
       </w:pPr>
       <w:r>
-        <w:t xml:space="preserve">[Me]</w:t>
-      </w:r>
-      <w:r>
-        <w:t xml:space="preserve"> </w:t>
-      </w:r>
-      <w:r>
+        <w:rPr>
+          <w:i/>
+          <w:iCs/>
+        </w:rPr>
+        <w:t xml:space="preserve">[Me]</w:t>
+      </w:r>
+      <w:r>
+        <w:t xml:space="preserve"> </w:t>
+      </w:r>
+      <w:r>
+        <w:rPr>
+          <w:i/>
+          <w:iCs/>
+        </w:rPr>
         <w:t xml:space="preserve">So do you then use parts of [product] in addition to your own stack? Because you’re also building based on the old flows that you already had in Ruby, and [product] isn’t that old.</w:t>
       </w:r>
     </w:p>
@@ -2333,12 +2829,20 @@
         <w:pStyle w:val="BlockText"/>
       </w:pPr>
       <w:r>
-        <w:t xml:space="preserve">[Me]</w:t>
-      </w:r>
-      <w:r>
-        <w:t xml:space="preserve"> </w:t>
-      </w:r>
-      <w:r>
+        <w:rPr>
+          <w:i/>
+          <w:iCs/>
+        </w:rPr>
+        <w:t xml:space="preserve">[Me]</w:t>
+      </w:r>
+      <w:r>
+        <w:t xml:space="preserve"> </w:t>
+      </w:r>
+      <w:r>
+        <w:rPr>
+          <w:i/>
+          <w:iCs/>
+        </w:rPr>
         <w:t xml:space="preserve">It’s-</w:t>
       </w:r>
     </w:p>
@@ -2375,12 +2879,20 @@
         <w:pStyle w:val="BlockText"/>
       </w:pPr>
       <w:r>
-        <w:t xml:space="preserve">[Me]</w:t>
-      </w:r>
-      <w:r>
-        <w:t xml:space="preserve"> </w:t>
-      </w:r>
-      <w:r>
+        <w:rPr>
+          <w:i/>
+          <w:iCs/>
+        </w:rPr>
+        <w:t xml:space="preserve">[Me]</w:t>
+      </w:r>
+      <w:r>
+        <w:t xml:space="preserve"> </w:t>
+      </w:r>
+      <w:r>
+        <w:rPr>
+          <w:i/>
+          <w:iCs/>
+        </w:rPr>
         <w:t xml:space="preserve">No, so I’m really wondering, this might not even be super relevant for the research, but it’s interesting to me.</w:t>
       </w:r>
     </w:p>
@@ -2389,12 +2901,20 @@
         <w:pStyle w:val="BlockText"/>
       </w:pPr>
       <w:r>
-        <w:t xml:space="preserve">[Me]</w:t>
-      </w:r>
-      <w:r>
-        <w:t xml:space="preserve"> </w:t>
-      </w:r>
-      <w:r>
+        <w:rPr>
+          <w:i/>
+          <w:iCs/>
+        </w:rPr>
+        <w:t xml:space="preserve">[Me]</w:t>
+      </w:r>
+      <w:r>
+        <w:t xml:space="preserve"> </w:t>
+      </w:r>
+      <w:r>
+        <w:rPr>
+          <w:i/>
+          <w:iCs/>
+        </w:rPr>
         <w:t xml:space="preserve">How does the architecture look like from-</w:t>
       </w:r>
     </w:p>
@@ -2417,12 +2937,20 @@
         <w:pStyle w:val="BlockText"/>
       </w:pPr>
       <w:r>
-        <w:t xml:space="preserve">[Me]</w:t>
-      </w:r>
-      <w:r>
-        <w:t xml:space="preserve"> </w:t>
-      </w:r>
-      <w:r>
+        <w:rPr>
+          <w:i/>
+          <w:iCs/>
+        </w:rPr>
+        <w:t xml:space="preserve">[Me]</w:t>
+      </w:r>
+      <w:r>
+        <w:t xml:space="preserve"> </w:t>
+      </w:r>
+      <w:r>
+        <w:rPr>
+          <w:i/>
+          <w:iCs/>
+        </w:rPr>
         <w:t xml:space="preserve">… a mind? So you have built Ruby before, then you transition to an agentic AI system.</w:t>
       </w:r>
     </w:p>
@@ -2445,12 +2973,20 @@
         <w:pStyle w:val="BlockText"/>
       </w:pPr>
       <w:r>
-        <w:t xml:space="preserve">[Me]</w:t>
-      </w:r>
-      <w:r>
-        <w:t xml:space="preserve"> </w:t>
-      </w:r>
-      <w:r>
+        <w:rPr>
+          <w:i/>
+          <w:iCs/>
+        </w:rPr>
+        <w:t xml:space="preserve">[Me]</w:t>
+      </w:r>
+      <w:r>
+        <w:t xml:space="preserve"> </w:t>
+      </w:r>
+      <w:r>
+        <w:rPr>
+          <w:i/>
+          <w:iCs/>
+        </w:rPr>
         <w:t xml:space="preserve">You build that new system using [product], which also kept part of the old process.</w:t>
       </w:r>
     </w:p>
@@ -2473,12 +3009,20 @@
         <w:pStyle w:val="BlockText"/>
       </w:pPr>
       <w:r>
-        <w:t xml:space="preserve">[Me]</w:t>
-      </w:r>
-      <w:r>
-        <w:t xml:space="preserve"> </w:t>
-      </w:r>
-      <w:r>
+        <w:rPr>
+          <w:i/>
+          <w:iCs/>
+        </w:rPr>
+        <w:t xml:space="preserve">[Me]</w:t>
+      </w:r>
+      <w:r>
+        <w:t xml:space="preserve"> </w:t>
+      </w:r>
+      <w:r>
+        <w:rPr>
+          <w:i/>
+          <w:iCs/>
+        </w:rPr>
         <w:t xml:space="preserve">That’s very flex and convoluted as a process.</w:t>
       </w:r>
     </w:p>
@@ -2529,12 +3073,20 @@
         <w:pStyle w:val="BlockText"/>
       </w:pPr>
       <w:r>
-        <w:t xml:space="preserve">[Me]</w:t>
-      </w:r>
-      <w:r>
-        <w:t xml:space="preserve"> </w:t>
-      </w:r>
-      <w:r>
+        <w:rPr>
+          <w:i/>
+          <w:iCs/>
+        </w:rPr>
+        <w:t xml:space="preserve">[Me]</w:t>
+      </w:r>
+      <w:r>
+        <w:t xml:space="preserve"> </w:t>
+      </w:r>
+      <w:r>
+        <w:rPr>
+          <w:i/>
+          <w:iCs/>
+        </w:rPr>
         <w:t xml:space="preserve">Mm-hmm. So in terms of rough ROI, and again you don’t need to say the exact numbers, but where do you see yourself landing approximately?</w:t>
       </w:r>
     </w:p>
@@ -2571,12 +3123,20 @@
         <w:pStyle w:val="BlockText"/>
       </w:pPr>
       <w:r>
-        <w:t xml:space="preserve">[Me]</w:t>
-      </w:r>
-      <w:r>
-        <w:t xml:space="preserve"> </w:t>
-      </w:r>
-      <w:r>
+        <w:rPr>
+          <w:i/>
+          <w:iCs/>
+        </w:rPr>
+        <w:t xml:space="preserve">[Me]</w:t>
+      </w:r>
+      <w:r>
+        <w:t xml:space="preserve"> </w:t>
+      </w:r>
+      <w:r>
+        <w:rPr>
+          <w:i/>
+          <w:iCs/>
+        </w:rPr>
         <w:t xml:space="preserve">And if you had to guesstimate?</w:t>
       </w:r>
     </w:p>
@@ -2599,12 +3159,20 @@
         <w:pStyle w:val="BlockText"/>
       </w:pPr>
       <w:r>
-        <w:t xml:space="preserve">[Me]</w:t>
-      </w:r>
-      <w:r>
-        <w:t xml:space="preserve"> </w:t>
-      </w:r>
-      <w:r>
+        <w:rPr>
+          <w:i/>
+          <w:iCs/>
+        </w:rPr>
+        <w:t xml:space="preserve">[Me]</w:t>
+      </w:r>
+      <w:r>
+        <w:t xml:space="preserve"> </w:t>
+      </w:r>
+      <w:r>
+        <w:rPr>
+          <w:i/>
+          <w:iCs/>
+        </w:rPr>
         <w:t xml:space="preserve">It’s like ballpark. Is it like 2X, 10X, 100X?</w:t>
       </w:r>
     </w:p>
@@ -2627,18 +3195,34 @@
         <w:pStyle w:val="BlockText"/>
       </w:pPr>
       <w:r>
-        <w:t xml:space="preserve">[Me]</w:t>
-      </w:r>
-      <w:r>
-        <w:t xml:space="preserve"> </w:t>
-      </w:r>
-      <w:r>
+        <w:rPr>
+          <w:i/>
+          <w:iCs/>
+        </w:rPr>
+        <w:t xml:space="preserve">[Me]</w:t>
+      </w:r>
+      <w:r>
+        <w:t xml:space="preserve"> </w:t>
+      </w:r>
+      <w:r>
+        <w:rPr>
+          <w:i/>
+          <w:iCs/>
+        </w:rPr>
         <w:t xml:space="preserve">Clear. Yeah, that sounds super fun, and cool that you’re essentially still saying like,</w:t>
       </w:r>
       <w:r>
-        <w:t xml:space="preserve"> </w:t>
-      </w:r>
-      <w:r>
+        <w:rPr>
+          <w:i/>
+          <w:iCs/>
+        </w:rPr>
+        <w:t xml:space="preserve"> </w:t>
+      </w:r>
+      <w:r>
+        <w:rPr>
+          <w:i/>
+          <w:iCs/>
+        </w:rPr>
         <w:t xml:space="preserve">“Let’s just do everything at the same time and see where the ship lands.”</w:t>
       </w:r>
     </w:p>
@@ -2670,12 +3254,20 @@
         <w:pStyle w:val="BlockText"/>
       </w:pPr>
       <w:r>
-        <w:t xml:space="preserve">[Me]</w:t>
-      </w:r>
-      <w:r>
-        <w:t xml:space="preserve"> </w:t>
-      </w:r>
-      <w:r>
+        <w:rPr>
+          <w:i/>
+          <w:iCs/>
+        </w:rPr>
+        <w:t xml:space="preserve">[Me]</w:t>
+      </w:r>
+      <w:r>
+        <w:t xml:space="preserve"> </w:t>
+      </w:r>
+      <w:r>
+        <w:rPr>
+          <w:i/>
+          <w:iCs/>
+        </w:rPr>
         <w:t xml:space="preserve">So that was only one of the examples that you gave.</w:t>
       </w:r>
     </w:p>
@@ -2698,12 +3290,20 @@
         <w:pStyle w:val="BlockText"/>
       </w:pPr>
       <w:r>
-        <w:t xml:space="preserve">[Me]</w:t>
-      </w:r>
-      <w:r>
-        <w:t xml:space="preserve"> </w:t>
-      </w:r>
-      <w:r>
+        <w:rPr>
+          <w:i/>
+          <w:iCs/>
+        </w:rPr>
+        <w:t xml:space="preserve">[Me]</w:t>
+      </w:r>
+      <w:r>
+        <w:t xml:space="preserve"> </w:t>
+      </w:r>
+      <w:r>
+        <w:rPr>
+          <w:i/>
+          <w:iCs/>
+        </w:rPr>
         <w:t xml:space="preserve">Let’s go to the second one, value for email flows.</w:t>
       </w:r>
     </w:p>
@@ -2796,24 +3396,48 @@
         <w:pStyle w:val="BlockText"/>
       </w:pPr>
       <w:r>
-        <w:t xml:space="preserve">[Me]</w:t>
-      </w:r>
-      <w:r>
-        <w:t xml:space="preserve"> </w:t>
-      </w:r>
-      <w:r>
+        <w:rPr>
+          <w:i/>
+          <w:iCs/>
+        </w:rPr>
+        <w:t xml:space="preserve">[Me]</w:t>
+      </w:r>
+      <w:r>
+        <w:t xml:space="preserve"> </w:t>
+      </w:r>
+      <w:r>
+        <w:rPr>
+          <w:i/>
+          <w:iCs/>
+        </w:rPr>
         <w:t xml:space="preserve">Yeah. We were so sad about it, especially like Tom was so conflicted, like,</w:t>
       </w:r>
       <w:r>
-        <w:t xml:space="preserve"> </w:t>
-      </w:r>
-      <w:r>
+        <w:rPr>
+          <w:i/>
+          <w:iCs/>
+        </w:rPr>
+        <w:t xml:space="preserve"> </w:t>
+      </w:r>
+      <w:r>
+        <w:rPr>
+          <w:i/>
+          <w:iCs/>
+        </w:rPr>
         <w:t xml:space="preserve">“Should I call her or should I not?”</w:t>
       </w:r>
       <w:r>
-        <w:t xml:space="preserve"> </w:t>
-      </w:r>
-      <w:r>
+        <w:rPr>
+          <w:i/>
+          <w:iCs/>
+        </w:rPr>
+        <w:t xml:space="preserve"> </w:t>
+      </w:r>
+      <w:r>
+        <w:rPr>
+          <w:i/>
+          <w:iCs/>
+        </w:rPr>
         <w:t xml:space="preserve">After you sent the text-</w:t>
       </w:r>
     </w:p>
@@ -2836,12 +3460,20 @@
         <w:pStyle w:val="BlockText"/>
       </w:pPr>
       <w:r>
-        <w:t xml:space="preserve">[Me]</w:t>
-      </w:r>
-      <w:r>
-        <w:t xml:space="preserve"> </w:t>
-      </w:r>
-      <w:r>
+        <w:rPr>
+          <w:i/>
+          <w:iCs/>
+        </w:rPr>
+        <w:t xml:space="preserve">[Me]</w:t>
+      </w:r>
+      <w:r>
+        <w:t xml:space="preserve"> </w:t>
+      </w:r>
+      <w:r>
+        <w:rPr>
+          <w:i/>
+          <w:iCs/>
+        </w:rPr>
         <w:t xml:space="preserve">… because we thought-</w:t>
       </w:r>
     </w:p>
@@ -2864,24 +3496,48 @@
         <w:pStyle w:val="BlockText"/>
       </w:pPr>
       <w:r>
-        <w:t xml:space="preserve">[Me]</w:t>
-      </w:r>
-      <w:r>
-        <w:t xml:space="preserve"> </w:t>
-      </w:r>
-      <w:r>
+        <w:rPr>
+          <w:i/>
+          <w:iCs/>
+        </w:rPr>
+        <w:t xml:space="preserve">[Me]</w:t>
+      </w:r>
+      <w:r>
+        <w:t xml:space="preserve"> </w:t>
+      </w:r>
+      <w:r>
+        <w:rPr>
+          <w:i/>
+          <w:iCs/>
+        </w:rPr>
         <w:t xml:space="preserve">Yeah. I don’t know Tom that way, but I felt like he was a bit maybe even scared like,</w:t>
       </w:r>
       <w:r>
-        <w:t xml:space="preserve"> </w:t>
-      </w:r>
-      <w:r>
+        <w:rPr>
+          <w:i/>
+          <w:iCs/>
+        </w:rPr>
+        <w:t xml:space="preserve"> </w:t>
+      </w:r>
+      <w:r>
+        <w:rPr>
+          <w:i/>
+          <w:iCs/>
+        </w:rPr>
         <w:t xml:space="preserve">“Would she think if I did call her now?”</w:t>
       </w:r>
       <w:r>
-        <w:t xml:space="preserve"> </w:t>
-      </w:r>
-      <w:r>
+        <w:rPr>
+          <w:i/>
+          <w:iCs/>
+        </w:rPr>
+        <w:t xml:space="preserve"> </w:t>
+      </w:r>
+      <w:r>
+        <w:rPr>
+          <w:i/>
+          <w:iCs/>
+        </w:rPr>
         <w:t xml:space="preserve">Especially after the decision was made.</w:t>
       </w:r>
     </w:p>
@@ -2904,12 +3560,20 @@
         <w:pStyle w:val="BlockText"/>
       </w:pPr>
       <w:r>
-        <w:t xml:space="preserve">[Me]</w:t>
-      </w:r>
-      <w:r>
-        <w:t xml:space="preserve"> </w:t>
-      </w:r>
-      <w:r>
+        <w:rPr>
+          <w:i/>
+          <w:iCs/>
+        </w:rPr>
+        <w:t xml:space="preserve">[Me]</w:t>
+      </w:r>
+      <w:r>
+        <w:t xml:space="preserve"> </w:t>
+      </w:r>
+      <w:r>
+        <w:rPr>
+          <w:i/>
+          <w:iCs/>
+        </w:rPr>
         <w:t xml:space="preserve">Because I’ll just tell him.</w:t>
       </w:r>
     </w:p>
@@ -2932,12 +3596,20 @@
         <w:pStyle w:val="BlockText"/>
       </w:pPr>
       <w:r>
-        <w:t xml:space="preserve">[Me]</w:t>
-      </w:r>
-      <w:r>
-        <w:t xml:space="preserve"> </w:t>
-      </w:r>
-      <w:r>
+        <w:rPr>
+          <w:i/>
+          <w:iCs/>
+        </w:rPr>
+        <w:t xml:space="preserve">[Me]</w:t>
+      </w:r>
+      <w:r>
+        <w:t xml:space="preserve"> </w:t>
+      </w:r>
+      <w:r>
+        <w:rPr>
+          <w:i/>
+          <w:iCs/>
+        </w:rPr>
         <w:t xml:space="preserve">Because he was very happy to hear that, or maybe conflicted to hear that you actually liked our proposal better.</w:t>
       </w:r>
     </w:p>
@@ -2960,12 +3632,20 @@
         <w:pStyle w:val="BlockText"/>
       </w:pPr>
       <w:r>
-        <w:t xml:space="preserve">[Me]</w:t>
-      </w:r>
-      <w:r>
-        <w:t xml:space="preserve"> </w:t>
-      </w:r>
-      <w:r>
+        <w:rPr>
+          <w:i/>
+          <w:iCs/>
+        </w:rPr>
+        <w:t xml:space="preserve">[Me]</w:t>
+      </w:r>
+      <w:r>
+        <w:t xml:space="preserve"> </w:t>
+      </w:r>
+      <w:r>
+        <w:rPr>
+          <w:i/>
+          <w:iCs/>
+        </w:rPr>
         <w:t xml:space="preserve">But maybe, and this will go out of the transcript of course, but did you feel like we highlighted the wrong things in our proposal or?</w:t>
       </w:r>
     </w:p>
@@ -2988,12 +3668,20 @@
         <w:pStyle w:val="BlockText"/>
       </w:pPr>
       <w:r>
-        <w:t xml:space="preserve">[Me]</w:t>
-      </w:r>
-      <w:r>
-        <w:t xml:space="preserve"> </w:t>
-      </w:r>
-      <w:r>
+        <w:rPr>
+          <w:i/>
+          <w:iCs/>
+        </w:rPr>
+        <w:t xml:space="preserve">[Me]</w:t>
+      </w:r>
+      <w:r>
+        <w:t xml:space="preserve"> </w:t>
+      </w:r>
+      <w:r>
+        <w:rPr>
+          <w:i/>
+          <w:iCs/>
+        </w:rPr>
         <w:t xml:space="preserve">Yeah. So it was really just, I should have been there [chuckles] from-</w:t>
       </w:r>
     </w:p>
@@ -3016,12 +3704,20 @@
         <w:pStyle w:val="BlockText"/>
       </w:pPr>
       <w:r>
-        <w:t xml:space="preserve">[Me]</w:t>
-      </w:r>
-      <w:r>
-        <w:t xml:space="preserve"> </w:t>
-      </w:r>
-      <w:r>
+        <w:rPr>
+          <w:i/>
+          <w:iCs/>
+        </w:rPr>
+        <w:t xml:space="preserve">[Me]</w:t>
+      </w:r>
+      <w:r>
+        <w:t xml:space="preserve"> </w:t>
+      </w:r>
+      <w:r>
+        <w:rPr>
+          <w:i/>
+          <w:iCs/>
+        </w:rPr>
         <w:t xml:space="preserve">Then [laughs]</w:t>
       </w:r>
     </w:p>
@@ -3068,12 +3764,20 @@
         <w:pStyle w:val="BlockText"/>
       </w:pPr>
       <w:r>
-        <w:t xml:space="preserve">[Me]</w:t>
-      </w:r>
-      <w:r>
-        <w:t xml:space="preserve"> </w:t>
-      </w:r>
-      <w:r>
+        <w:rPr>
+          <w:i/>
+          <w:iCs/>
+        </w:rPr>
+        <w:t xml:space="preserve">[Me]</w:t>
+      </w:r>
+      <w:r>
+        <w:t xml:space="preserve"> </w:t>
+      </w:r>
+      <w:r>
+        <w:rPr>
+          <w:i/>
+          <w:iCs/>
+        </w:rPr>
         <w:t xml:space="preserve">Not all of the projects that we use are AI-based, so we use it a lot, but not for all of our customers, because some are… A lot of the things that you are talking about, so many of our customers are still scared of.</w:t>
       </w:r>
     </w:p>
@@ -3096,12 +3800,20 @@
         <w:pStyle w:val="BlockText"/>
       </w:pPr>
       <w:r>
-        <w:t xml:space="preserve">[Me]</w:t>
-      </w:r>
-      <w:r>
-        <w:t xml:space="preserve"> </w:t>
-      </w:r>
-      <w:r>
+        <w:rPr>
+          <w:i/>
+          <w:iCs/>
+        </w:rPr>
+        <w:t xml:space="preserve">[Me]</w:t>
+      </w:r>
+      <w:r>
+        <w:t xml:space="preserve"> </w:t>
+      </w:r>
+      <w:r>
+        <w:rPr>
+          <w:i/>
+          <w:iCs/>
+        </w:rPr>
         <w:t xml:space="preserve">Even if there’s a human in the loop, just being scared of people just pressing okay everywhere and-</w:t>
       </w:r>
     </w:p>
@@ -3124,12 +3836,20 @@
         <w:pStyle w:val="BlockText"/>
       </w:pPr>
       <w:r>
-        <w:t xml:space="preserve">[Me]</w:t>
-      </w:r>
-      <w:r>
-        <w:t xml:space="preserve"> </w:t>
-      </w:r>
-      <w:r>
+        <w:rPr>
+          <w:i/>
+          <w:iCs/>
+        </w:rPr>
+        <w:t xml:space="preserve">[Me]</w:t>
+      </w:r>
+      <w:r>
+        <w:t xml:space="preserve"> </w:t>
+      </w:r>
+      <w:r>
+        <w:rPr>
+          <w:i/>
+          <w:iCs/>
+        </w:rPr>
         <w:t xml:space="preserve">… not, yeah.</w:t>
       </w:r>
     </w:p>
@@ -3152,12 +3872,20 @@
         <w:pStyle w:val="BlockText"/>
       </w:pPr>
       <w:r>
-        <w:t xml:space="preserve">[Me]</w:t>
-      </w:r>
-      <w:r>
-        <w:t xml:space="preserve"> </w:t>
-      </w:r>
-      <w:r>
+        <w:rPr>
+          <w:i/>
+          <w:iCs/>
+        </w:rPr>
+        <w:t xml:space="preserve">[Me]</w:t>
+      </w:r>
+      <w:r>
+        <w:t xml:space="preserve"> </w:t>
+      </w:r>
+      <w:r>
+        <w:rPr>
+          <w:i/>
+          <w:iCs/>
+        </w:rPr>
         <w:t xml:space="preserve">[laughs]</w:t>
       </w:r>
     </w:p>
@@ -3180,12 +3908,20 @@
         <w:pStyle w:val="BlockText"/>
       </w:pPr>
       <w:r>
-        <w:t xml:space="preserve">[Me]</w:t>
-      </w:r>
-      <w:r>
-        <w:t xml:space="preserve"> </w:t>
-      </w:r>
-      <w:r>
+        <w:rPr>
+          <w:i/>
+          <w:iCs/>
+        </w:rPr>
+        <w:t xml:space="preserve">[Me]</w:t>
+      </w:r>
+      <w:r>
+        <w:t xml:space="preserve"> </w:t>
+      </w:r>
+      <w:r>
+        <w:rPr>
+          <w:i/>
+          <w:iCs/>
+        </w:rPr>
         <w:t xml:space="preserve">That’s good to hear. Yeah. That makes my research also more fun.</w:t>
       </w:r>
     </w:p>
@@ -3208,12 +3944,20 @@
         <w:pStyle w:val="BlockText"/>
       </w:pPr>
       <w:r>
-        <w:t xml:space="preserve">[Me]</w:t>
-      </w:r>
-      <w:r>
-        <w:t xml:space="preserve"> </w:t>
-      </w:r>
-      <w:r>
+        <w:rPr>
+          <w:i/>
+          <w:iCs/>
+        </w:rPr>
+        <w:t xml:space="preserve">[Me]</w:t>
+      </w:r>
+      <w:r>
+        <w:t xml:space="preserve"> </w:t>
+      </w:r>
+      <w:r>
+        <w:rPr>
+          <w:i/>
+          <w:iCs/>
+        </w:rPr>
         <w:t xml:space="preserve">But I’ll give them the-</w:t>
       </w:r>
     </w:p>
@@ -3250,12 +3994,20 @@
         <w:pStyle w:val="BlockText"/>
       </w:pPr>
       <w:r>
-        <w:t xml:space="preserve">[Me]</w:t>
-      </w:r>
-      <w:r>
-        <w:t xml:space="preserve"> </w:t>
-      </w:r>
-      <w:r>
+        <w:rPr>
+          <w:i/>
+          <w:iCs/>
+        </w:rPr>
+        <w:t xml:space="preserve">[Me]</w:t>
+      </w:r>
+      <w:r>
+        <w:t xml:space="preserve"> </w:t>
+      </w:r>
+      <w:r>
+        <w:rPr>
+          <w:i/>
+          <w:iCs/>
+        </w:rPr>
         <w:t xml:space="preserve">So we’re talking about the value of the email flow.</w:t>
       </w:r>
     </w:p>
@@ -3278,12 +4030,20 @@
         <w:pStyle w:val="BlockText"/>
       </w:pPr>
       <w:r>
-        <w:t xml:space="preserve">[Me]</w:t>
-      </w:r>
-      <w:r>
-        <w:t xml:space="preserve"> </w:t>
-      </w:r>
-      <w:r>
+        <w:rPr>
+          <w:i/>
+          <w:iCs/>
+        </w:rPr>
+        <w:t xml:space="preserve">[Me]</w:t>
+      </w:r>
+      <w:r>
+        <w:t xml:space="preserve"> </w:t>
+      </w:r>
+      <w:r>
+        <w:rPr>
+          <w:i/>
+          <w:iCs/>
+        </w:rPr>
         <w:t xml:space="preserve">Just starting there, we talked about the growth hacking, the member get member-</w:t>
       </w:r>
     </w:p>
@@ -3306,12 +4066,20 @@
         <w:pStyle w:val="BlockText"/>
       </w:pPr>
       <w:r>
-        <w:t xml:space="preserve">[Me]</w:t>
-      </w:r>
-      <w:r>
-        <w:t xml:space="preserve"> </w:t>
-      </w:r>
-      <w:r>
+        <w:rPr>
+          <w:i/>
+          <w:iCs/>
+        </w:rPr>
+        <w:t xml:space="preserve">[Me]</w:t>
+      </w:r>
+      <w:r>
+        <w:t xml:space="preserve"> </w:t>
+      </w:r>
+      <w:r>
+        <w:rPr>
+          <w:i/>
+          <w:iCs/>
+        </w:rPr>
         <w:t xml:space="preserve">… doing that in a personalized manner. Are there other values that you see coming from there?</w:t>
       </w:r>
     </w:p>
@@ -3362,12 +4130,20 @@
         <w:pStyle w:val="BlockText"/>
       </w:pPr>
       <w:r>
-        <w:t xml:space="preserve">[Me]</w:t>
-      </w:r>
-      <w:r>
-        <w:t xml:space="preserve"> </w:t>
-      </w:r>
-      <w:r>
+        <w:rPr>
+          <w:i/>
+          <w:iCs/>
+        </w:rPr>
+        <w:t xml:space="preserve">[Me]</w:t>
+      </w:r>
+      <w:r>
+        <w:t xml:space="preserve"> </w:t>
+      </w:r>
+      <w:r>
+        <w:rPr>
+          <w:i/>
+          <w:iCs/>
+        </w:rPr>
         <w:t xml:space="preserve">Yeah, because that would be my question, which of the elements that we are discussing, what does</w:t>
       </w:r>
     </w:p>
@@ -3376,12 +4152,20 @@
         <w:pStyle w:val="BlockText"/>
       </w:pPr>
       <w:r>
-        <w:t xml:space="preserve">[Me]</w:t>
-      </w:r>
-      <w:r>
-        <w:t xml:space="preserve"> </w:t>
-      </w:r>
-      <w:r>
+        <w:rPr>
+          <w:i/>
+          <w:iCs/>
+        </w:rPr>
+        <w:t xml:space="preserve">[Me]</w:t>
+      </w:r>
+      <w:r>
+        <w:t xml:space="preserve"> </w:t>
+      </w:r>
+      <w:r>
+        <w:rPr>
+          <w:i/>
+          <w:iCs/>
+        </w:rPr>
         <w:t xml:space="preserve">AI add to the upselling process when it comes to the email flows?</w:t>
       </w:r>
     </w:p>
@@ -3418,12 +4202,20 @@
         <w:pStyle w:val="BlockText"/>
       </w:pPr>
       <w:r>
-        <w:t xml:space="preserve">[Me]</w:t>
-      </w:r>
-      <w:r>
-        <w:t xml:space="preserve"> </w:t>
-      </w:r>
-      <w:r>
+        <w:rPr>
+          <w:i/>
+          <w:iCs/>
+        </w:rPr>
+        <w:t xml:space="preserve">[Me]</w:t>
+      </w:r>
+      <w:r>
+        <w:t xml:space="preserve"> </w:t>
+      </w:r>
+      <w:r>
+        <w:rPr>
+          <w:i/>
+          <w:iCs/>
+        </w:rPr>
         <w:t xml:space="preserve">And you talked about that a human still checks every email that goes out, so</w:t>
       </w:r>
     </w:p>
@@ -3432,12 +4224,20 @@
         <w:pStyle w:val="BlockText"/>
       </w:pPr>
       <w:r>
-        <w:t xml:space="preserve">[Me]</w:t>
-      </w:r>
-      <w:r>
-        <w:t xml:space="preserve"> </w:t>
-      </w:r>
-      <w:r>
+        <w:rPr>
+          <w:i/>
+          <w:iCs/>
+        </w:rPr>
+        <w:t xml:space="preserve">[Me]</w:t>
+      </w:r>
+      <w:r>
+        <w:t xml:space="preserve"> </w:t>
+      </w:r>
+      <w:r>
+        <w:rPr>
+          <w:i/>
+          <w:iCs/>
+        </w:rPr>
         <w:t xml:space="preserve">I infer from that that the AI essentially builds the dynamic blocks and then content is personalized based on fields that are already-</w:t>
       </w:r>
     </w:p>
@@ -3460,12 +4260,20 @@
         <w:pStyle w:val="BlockText"/>
       </w:pPr>
       <w:r>
-        <w:t xml:space="preserve">[Me]</w:t>
-      </w:r>
-      <w:r>
-        <w:t xml:space="preserve"> </w:t>
-      </w:r>
-      <w:r>
+        <w:rPr>
+          <w:i/>
+          <w:iCs/>
+        </w:rPr>
+        <w:t xml:space="preserve">[Me]</w:t>
+      </w:r>
+      <w:r>
+        <w:t xml:space="preserve"> </w:t>
+      </w:r>
+      <w:r>
+        <w:rPr>
+          <w:i/>
+          <w:iCs/>
+        </w:rPr>
         <w:t xml:space="preserve">… yeah.</w:t>
       </w:r>
     </w:p>
@@ -3488,12 +4296,20 @@
         <w:pStyle w:val="BlockText"/>
       </w:pPr>
       <w:r>
-        <w:t xml:space="preserve">[Me]</w:t>
-      </w:r>
-      <w:r>
-        <w:t xml:space="preserve"> </w:t>
-      </w:r>
-      <w:r>
+        <w:rPr>
+          <w:i/>
+          <w:iCs/>
+        </w:rPr>
+        <w:t xml:space="preserve">[Me]</w:t>
+      </w:r>
+      <w:r>
+        <w:t xml:space="preserve"> </w:t>
+      </w:r>
+      <w:r>
+        <w:rPr>
+          <w:i/>
+          <w:iCs/>
+        </w:rPr>
         <w:t xml:space="preserve">Cool. So, I think</w:t>
       </w:r>
     </w:p>
@@ -3502,12 +4318,20 @@
         <w:pStyle w:val="BlockText"/>
       </w:pPr>
       <w:r>
-        <w:t xml:space="preserve">[Me]</w:t>
-      </w:r>
-      <w:r>
-        <w:t xml:space="preserve"> </w:t>
-      </w:r>
-      <w:r>
+        <w:rPr>
+          <w:i/>
+          <w:iCs/>
+        </w:rPr>
+        <w:t xml:space="preserve">[Me]</w:t>
+      </w:r>
+      <w:r>
+        <w:t xml:space="preserve"> </w:t>
+      </w:r>
+      <w:r>
+        <w:rPr>
+          <w:i/>
+          <w:iCs/>
+        </w:rPr>
         <w:t xml:space="preserve">before we go into the next elements, do you have any other values that you drive with these email flow agents?</w:t>
       </w:r>
     </w:p>
@@ -3558,12 +4382,20 @@
         <w:pStyle w:val="BlockText"/>
       </w:pPr>
       <w:r>
-        <w:t xml:space="preserve">[Me]</w:t>
-      </w:r>
-      <w:r>
-        <w:t xml:space="preserve"> </w:t>
-      </w:r>
-      <w:r>
+        <w:rPr>
+          <w:i/>
+          <w:iCs/>
+        </w:rPr>
+        <w:t xml:space="preserve">[Me]</w:t>
+      </w:r>
+      <w:r>
+        <w:t xml:space="preserve"> </w:t>
+      </w:r>
+      <w:r>
+        <w:rPr>
+          <w:i/>
+          <w:iCs/>
+        </w:rPr>
         <w:t xml:space="preserve">I already have a lot of inputs on gen AI contents for creation of assets, so I think I’ll skip that one and dive into the service</w:t>
       </w:r>
     </w:p>
@@ -3572,12 +4404,20 @@
         <w:pStyle w:val="BlockText"/>
       </w:pPr>
       <w:r>
-        <w:t xml:space="preserve">[Me]</w:t>
-      </w:r>
-      <w:r>
-        <w:t xml:space="preserve"> </w:t>
-      </w:r>
-      <w:r>
+        <w:rPr>
+          <w:i/>
+          <w:iCs/>
+        </w:rPr>
+        <w:t xml:space="preserve">[Me]</w:t>
+      </w:r>
+      <w:r>
+        <w:t xml:space="preserve"> </w:t>
+      </w:r>
+      <w:r>
+        <w:rPr>
+          <w:i/>
+          <w:iCs/>
+        </w:rPr>
         <w:t xml:space="preserve">use case with you.</w:t>
       </w:r>
     </w:p>
@@ -3600,12 +4440,20 @@
         <w:pStyle w:val="BlockText"/>
       </w:pPr>
       <w:r>
-        <w:t xml:space="preserve">[Me]</w:t>
-      </w:r>
-      <w:r>
-        <w:t xml:space="preserve"> </w:t>
-      </w:r>
-      <w:r>
+        <w:rPr>
+          <w:i/>
+          <w:iCs/>
+        </w:rPr>
+        <w:t xml:space="preserve">[Me]</w:t>
+      </w:r>
+      <w:r>
+        <w:t xml:space="preserve"> </w:t>
+      </w:r>
+      <w:r>
+        <w:rPr>
+          <w:i/>
+          <w:iCs/>
+        </w:rPr>
         <w:t xml:space="preserve">So you already talked about</w:t>
       </w:r>
     </w:p>
@@ -3614,12 +4462,20 @@
         <w:pStyle w:val="BlockText"/>
       </w:pPr>
       <w:r>
-        <w:t xml:space="preserve">[Me]</w:t>
-      </w:r>
-      <w:r>
-        <w:t xml:space="preserve"> </w:t>
-      </w:r>
-      <w:r>
+        <w:rPr>
+          <w:i/>
+          <w:iCs/>
+        </w:rPr>
+        <w:t xml:space="preserve">[Me]</w:t>
+      </w:r>
+      <w:r>
+        <w:t xml:space="preserve"> </w:t>
+      </w:r>
+      <w:r>
+        <w:rPr>
+          <w:i/>
+          <w:iCs/>
+        </w:rPr>
         <w:t xml:space="preserve">building cancellation flows with AI, AI in the flow maybe.</w:t>
       </w:r>
     </w:p>
@@ -3628,12 +4484,20 @@
         <w:pStyle w:val="BlockText"/>
       </w:pPr>
       <w:r>
-        <w:t xml:space="preserve">[Me]</w:t>
-      </w:r>
-      <w:r>
-        <w:t xml:space="preserve"> </w:t>
-      </w:r>
-      <w:r>
+        <w:rPr>
+          <w:i/>
+          <w:iCs/>
+        </w:rPr>
+        <w:t xml:space="preserve">[Me]</w:t>
+      </w:r>
+      <w:r>
+        <w:t xml:space="preserve"> </w:t>
+      </w:r>
+      <w:r>
+        <w:rPr>
+          <w:i/>
+          <w:iCs/>
+        </w:rPr>
         <w:t xml:space="preserve">What do you see there in terms of value?</w:t>
       </w:r>
     </w:p>
@@ -3656,12 +4520,20 @@
         <w:pStyle w:val="BlockText"/>
       </w:pPr>
       <w:r>
-        <w:t xml:space="preserve">[Me]</w:t>
-      </w:r>
-      <w:r>
-        <w:t xml:space="preserve"> </w:t>
-      </w:r>
-      <w:r>
+        <w:rPr>
+          <w:i/>
+          <w:iCs/>
+        </w:rPr>
+        <w:t xml:space="preserve">[Me]</w:t>
+      </w:r>
+      <w:r>
+        <w:t xml:space="preserve"> </w:t>
+      </w:r>
+      <w:r>
+        <w:rPr>
+          <w:i/>
+          <w:iCs/>
+        </w:rPr>
         <w:t xml:space="preserve">Maybe to narrow it down a bit for you, are there things that you see where AI really helps that are different from the use cases that we described with Ruby, or the use cases, the values that we described for Ruby?</w:t>
       </w:r>
     </w:p>
@@ -3698,12 +4570,20 @@
         <w:pStyle w:val="BlockText"/>
       </w:pPr>
       <w:r>
-        <w:t xml:space="preserve">[Me]</w:t>
-      </w:r>
-      <w:r>
-        <w:t xml:space="preserve"> </w:t>
-      </w:r>
-      <w:r>
+        <w:rPr>
+          <w:i/>
+          <w:iCs/>
+        </w:rPr>
+        <w:t xml:space="preserve">[Me]</w:t>
+      </w:r>
+      <w:r>
+        <w:t xml:space="preserve"> </w:t>
+      </w:r>
+      <w:r>
+        <w:rPr>
+          <w:i/>
+          <w:iCs/>
+        </w:rPr>
         <w:t xml:space="preserve">Or is it the same but it’s on a different use case, which can also totally make sense.</w:t>
       </w:r>
     </w:p>
@@ -3768,12 +4648,20 @@
         <w:pStyle w:val="BlockText"/>
       </w:pPr>
       <w:r>
-        <w:t xml:space="preserve">[Me]</w:t>
-      </w:r>
-      <w:r>
-        <w:t xml:space="preserve"> </w:t>
-      </w:r>
-      <w:r>
+        <w:rPr>
+          <w:i/>
+          <w:iCs/>
+        </w:rPr>
+        <w:t xml:space="preserve">[Me]</w:t>
+      </w:r>
+      <w:r>
+        <w:t xml:space="preserve"> </w:t>
+      </w:r>
+      <w:r>
+        <w:rPr>
+          <w:i/>
+          <w:iCs/>
+        </w:rPr>
         <w:t xml:space="preserve">Check. So I would love to dive in with you into the drawbacks as well. Right? You have been using AI.</w:t>
       </w:r>
     </w:p>
@@ -3782,12 +4670,20 @@
         <w:pStyle w:val="BlockText"/>
       </w:pPr>
       <w:r>
-        <w:t xml:space="preserve">[Me]</w:t>
-      </w:r>
-      <w:r>
-        <w:t xml:space="preserve"> </w:t>
-      </w:r>
-      <w:r>
+        <w:rPr>
+          <w:i/>
+          <w:iCs/>
+        </w:rPr>
+        <w:t xml:space="preserve">[Me]</w:t>
+      </w:r>
+      <w:r>
+        <w:t xml:space="preserve"> </w:t>
+      </w:r>
+      <w:r>
+        <w:rPr>
+          <w:i/>
+          <w:iCs/>
+        </w:rPr>
         <w:t xml:space="preserve">It sounds to me like you were one of the early ones to use AI, really, in the marketing process back in ’22, right?</w:t>
       </w:r>
     </w:p>
@@ -3810,12 +4706,20 @@
         <w:pStyle w:val="BlockText"/>
       </w:pPr>
       <w:r>
-        <w:t xml:space="preserve">[Me]</w:t>
-      </w:r>
-      <w:r>
-        <w:t xml:space="preserve"> </w:t>
-      </w:r>
-      <w:r>
+        <w:rPr>
+          <w:i/>
+          <w:iCs/>
+        </w:rPr>
+        <w:t xml:space="preserve">[Me]</w:t>
+      </w:r>
+      <w:r>
+        <w:t xml:space="preserve"> </w:t>
+      </w:r>
+      <w:r>
+        <w:rPr>
+          <w:i/>
+          <w:iCs/>
+        </w:rPr>
         <w:t xml:space="preserve">’23?</w:t>
       </w:r>
     </w:p>
@@ -3838,12 +4742,20 @@
         <w:pStyle w:val="BlockText"/>
       </w:pPr>
       <w:r>
-        <w:t xml:space="preserve">[Me]</w:t>
-      </w:r>
-      <w:r>
-        <w:t xml:space="preserve"> </w:t>
-      </w:r>
-      <w:r>
+        <w:rPr>
+          <w:i/>
+          <w:iCs/>
+        </w:rPr>
+        <w:t xml:space="preserve">[Me]</w:t>
+      </w:r>
+      <w:r>
+        <w:t xml:space="preserve"> </w:t>
+      </w:r>
+      <w:r>
+        <w:rPr>
+          <w:i/>
+          <w:iCs/>
+        </w:rPr>
         <w:t xml:space="preserve">So really just after ChatGPT came out, you were already using large language models in your marketing funnels.</w:t>
       </w:r>
     </w:p>
@@ -3866,12 +4778,20 @@
         <w:pStyle w:val="BlockText"/>
       </w:pPr>
       <w:r>
-        <w:t xml:space="preserve">[Me]</w:t>
-      </w:r>
-      <w:r>
-        <w:t xml:space="preserve"> </w:t>
-      </w:r>
-      <w:r>
+        <w:rPr>
+          <w:i/>
+          <w:iCs/>
+        </w:rPr>
+        <w:t xml:space="preserve">[Me]</w:t>
+      </w:r>
+      <w:r>
+        <w:t xml:space="preserve"> </w:t>
+      </w:r>
+      <w:r>
+        <w:rPr>
+          <w:i/>
+          <w:iCs/>
+        </w:rPr>
         <w:t xml:space="preserve">Good job [laughs].</w:t>
       </w:r>
     </w:p>
@@ -3894,12 +4814,20 @@
         <w:pStyle w:val="BlockText"/>
       </w:pPr>
       <w:r>
-        <w:t xml:space="preserve">[Me]</w:t>
-      </w:r>
-      <w:r>
-        <w:t xml:space="preserve"> </w:t>
-      </w:r>
-      <w:r>
+        <w:rPr>
+          <w:i/>
+          <w:iCs/>
+        </w:rPr>
+        <w:t xml:space="preserve">[Me]</w:t>
+      </w:r>
+      <w:r>
+        <w:t xml:space="preserve"> </w:t>
+      </w:r>
+      <w:r>
+        <w:rPr>
+          <w:i/>
+          <w:iCs/>
+        </w:rPr>
         <w:t xml:space="preserve">But you must have experienced also quite a few drawbacks along the way. Or maybe not. I mean-</w:t>
       </w:r>
     </w:p>
@@ -4006,12 +4934,20 @@
         <w:pStyle w:val="BlockText"/>
       </w:pPr>
       <w:r>
-        <w:t xml:space="preserve">[Me]</w:t>
-      </w:r>
-      <w:r>
-        <w:t xml:space="preserve"> </w:t>
-      </w:r>
-      <w:r>
+        <w:rPr>
+          <w:i/>
+          <w:iCs/>
+        </w:rPr>
+        <w:t xml:space="preserve">[Me]</w:t>
+      </w:r>
+      <w:r>
+        <w:t xml:space="preserve"> </w:t>
+      </w:r>
+      <w:r>
+        <w:rPr>
+          <w:i/>
+          <w:iCs/>
+        </w:rPr>
         <w:t xml:space="preserve">And this is really focused on then, as I understand it, creating a training schedule and sticking to it.</w:t>
       </w:r>
     </w:p>
@@ -4048,12 +4984,20 @@
         <w:pStyle w:val="BlockText"/>
       </w:pPr>
       <w:r>
-        <w:t xml:space="preserve">[Me]</w:t>
-      </w:r>
-      <w:r>
-        <w:t xml:space="preserve"> </w:t>
-      </w:r>
-      <w:r>
+        <w:rPr>
+          <w:i/>
+          <w:iCs/>
+        </w:rPr>
+        <w:t xml:space="preserve">[Me]</w:t>
+      </w:r>
+      <w:r>
+        <w:t xml:space="preserve"> </w:t>
+      </w:r>
+      <w:r>
+        <w:rPr>
+          <w:i/>
+          <w:iCs/>
+        </w:rPr>
         <w:t xml:space="preserve">Yeah. And in what ways–</w:t>
       </w:r>
     </w:p>
@@ -4062,12 +5006,20 @@
         <w:pStyle w:val="BlockText"/>
       </w:pPr>
       <w:r>
-        <w:t xml:space="preserve">[Me]</w:t>
-      </w:r>
-      <w:r>
-        <w:t xml:space="preserve"> </w:t>
-      </w:r>
-      <w:r>
+        <w:rPr>
+          <w:i/>
+          <w:iCs/>
+        </w:rPr>
+        <w:t xml:space="preserve">[Me]</w:t>
+      </w:r>
+      <w:r>
+        <w:t xml:space="preserve"> </w:t>
+      </w:r>
+      <w:r>
+        <w:rPr>
+          <w:i/>
+          <w:iCs/>
+        </w:rPr>
         <w:t xml:space="preserve">So I’m always thinking about the topic of is it really agentic?</w:t>
       </w:r>
     </w:p>
@@ -4090,12 +5042,20 @@
         <w:pStyle w:val="BlockText"/>
       </w:pPr>
       <w:r>
-        <w:t xml:space="preserve">[Me]</w:t>
-      </w:r>
-      <w:r>
-        <w:t xml:space="preserve"> </w:t>
-      </w:r>
-      <w:r>
+        <w:rPr>
+          <w:i/>
+          <w:iCs/>
+        </w:rPr>
+        <w:t xml:space="preserve">[Me]</w:t>
+      </w:r>
+      <w:r>
+        <w:t xml:space="preserve"> </w:t>
+      </w:r>
+      <w:r>
+        <w:rPr>
+          <w:i/>
+          <w:iCs/>
+        </w:rPr>
         <w:t xml:space="preserve">So, it does add new context. Is there also a way in which it performs action in-</w:t>
       </w:r>
     </w:p>
@@ -4132,12 +5092,20 @@
         <w:pStyle w:val="BlockText"/>
       </w:pPr>
       <w:r>
-        <w:t xml:space="preserve">[Me]</w:t>
-      </w:r>
-      <w:r>
-        <w:t xml:space="preserve"> </w:t>
-      </w:r>
-      <w:r>
+        <w:rPr>
+          <w:i/>
+          <w:iCs/>
+        </w:rPr>
+        <w:t xml:space="preserve">[Me]</w:t>
+      </w:r>
+      <w:r>
+        <w:t xml:space="preserve"> </w:t>
+      </w:r>
+      <w:r>
+        <w:rPr>
+          <w:i/>
+          <w:iCs/>
+        </w:rPr>
         <w:t xml:space="preserve">Yep. That’s great.</w:t>
       </w:r>
     </w:p>
@@ -4172,12 +5140,20 @@
         <w:pStyle w:val="BlockText"/>
       </w:pPr>
       <w:r>
-        <w:t xml:space="preserve">[Me]</w:t>
-      </w:r>
-      <w:r>
-        <w:t xml:space="preserve"> </w:t>
-      </w:r>
-      <w:r>
+        <w:rPr>
+          <w:i/>
+          <w:iCs/>
+        </w:rPr>
+        <w:t xml:space="preserve">[Me]</w:t>
+      </w:r>
+      <w:r>
+        <w:t xml:space="preserve"> </w:t>
+      </w:r>
+      <w:r>
+        <w:rPr>
+          <w:i/>
+          <w:iCs/>
+        </w:rPr>
         <w:t xml:space="preserve">Cool. So you already talked about how it drives retention.</w:t>
       </w:r>
     </w:p>
@@ -4200,12 +5176,20 @@
         <w:pStyle w:val="BlockText"/>
       </w:pPr>
       <w:r>
-        <w:t xml:space="preserve">[Me]</w:t>
-      </w:r>
-      <w:r>
-        <w:t xml:space="preserve"> </w:t>
-      </w:r>
-      <w:r>
+        <w:rPr>
+          <w:i/>
+          <w:iCs/>
+        </w:rPr>
+        <w:t xml:space="preserve">[Me]</w:t>
+      </w:r>
+      <w:r>
+        <w:t xml:space="preserve"> </w:t>
+      </w:r>
+      <w:r>
+        <w:rPr>
+          <w:i/>
+          <w:iCs/>
+        </w:rPr>
         <w:t xml:space="preserve">And then, I guess, help from the users.</w:t>
       </w:r>
     </w:p>
@@ -4242,12 +5226,20 @@
         <w:pStyle w:val="BlockText"/>
       </w:pPr>
       <w:r>
-        <w:t xml:space="preserve">[Me]</w:t>
-      </w:r>
-      <w:r>
-        <w:t xml:space="preserve"> </w:t>
-      </w:r>
-      <w:r>
+        <w:rPr>
+          <w:i/>
+          <w:iCs/>
+        </w:rPr>
+        <w:t xml:space="preserve">[Me]</w:t>
+      </w:r>
+      <w:r>
+        <w:t xml:space="preserve"> </w:t>
+      </w:r>
+      <w:r>
+        <w:rPr>
+          <w:i/>
+          <w:iCs/>
+        </w:rPr>
         <w:t xml:space="preserve">Any other benefits that you saw from the Fit Buddy?</w:t>
       </w:r>
     </w:p>
@@ -4270,12 +5262,20 @@
         <w:pStyle w:val="BlockText"/>
       </w:pPr>
       <w:r>
-        <w:t xml:space="preserve">[Me]</w:t>
-      </w:r>
-      <w:r>
-        <w:t xml:space="preserve"> </w:t>
-      </w:r>
-      <w:r>
+        <w:rPr>
+          <w:i/>
+          <w:iCs/>
+        </w:rPr>
+        <w:t xml:space="preserve">[Me]</w:t>
+      </w:r>
+      <w:r>
+        <w:t xml:space="preserve"> </w:t>
+      </w:r>
+      <w:r>
+        <w:rPr>
+          <w:i/>
+          <w:iCs/>
+        </w:rPr>
         <w:t xml:space="preserve">Cool. And now it’s time to dive into the drawbacks.</w:t>
       </w:r>
     </w:p>
@@ -4340,12 +5340,20 @@
         <w:pStyle w:val="BlockText"/>
       </w:pPr>
       <w:r>
-        <w:t xml:space="preserve">[Me]</w:t>
-      </w:r>
-      <w:r>
-        <w:t xml:space="preserve"> </w:t>
-      </w:r>
-      <w:r>
+        <w:rPr>
+          <w:i/>
+          <w:iCs/>
+        </w:rPr>
+        <w:t xml:space="preserve">[Me]</w:t>
+      </w:r>
+      <w:r>
+        <w:t xml:space="preserve"> </w:t>
+      </w:r>
+      <w:r>
+        <w:rPr>
+          <w:i/>
+          <w:iCs/>
+        </w:rPr>
         <w:t xml:space="preserve">Yeah, or for the user, right? Because if the user has a bad experience-</w:t>
       </w:r>
     </w:p>
@@ -4368,12 +5376,20 @@
         <w:pStyle w:val="BlockText"/>
       </w:pPr>
       <w:r>
-        <w:t xml:space="preserve">[Me]</w:t>
-      </w:r>
-      <w:r>
-        <w:t xml:space="preserve"> </w:t>
-      </w:r>
-      <w:r>
+        <w:rPr>
+          <w:i/>
+          <w:iCs/>
+        </w:rPr>
+        <w:t xml:space="preserve">[Me]</w:t>
+      </w:r>
+      <w:r>
+        <w:t xml:space="preserve"> </w:t>
+      </w:r>
+      <w:r>
+        <w:rPr>
+          <w:i/>
+          <w:iCs/>
+        </w:rPr>
         <w:t xml:space="preserve">… it also reflects on you.</w:t>
       </w:r>
     </w:p>
@@ -4452,12 +5468,20 @@
         <w:pStyle w:val="BlockText"/>
       </w:pPr>
       <w:r>
-        <w:t xml:space="preserve">[Me]</w:t>
-      </w:r>
-      <w:r>
-        <w:t xml:space="preserve"> </w:t>
-      </w:r>
-      <w:r>
+        <w:rPr>
+          <w:i/>
+          <w:iCs/>
+        </w:rPr>
+        <w:t xml:space="preserve">[Me]</w:t>
+      </w:r>
+      <w:r>
+        <w:t xml:space="preserve"> </w:t>
+      </w:r>
+      <w:r>
+        <w:rPr>
+          <w:i/>
+          <w:iCs/>
+        </w:rPr>
         <w:t xml:space="preserve">Interesting. So you also talked a bit about the fear from your team, right? I think that’s really-</w:t>
       </w:r>
     </w:p>
@@ -4480,12 +5504,20 @@
         <w:pStyle w:val="BlockText"/>
       </w:pPr>
       <w:r>
-        <w:t xml:space="preserve">[Me]</w:t>
-      </w:r>
-      <w:r>
-        <w:t xml:space="preserve"> </w:t>
-      </w:r>
-      <w:r>
+        <w:rPr>
+          <w:i/>
+          <w:iCs/>
+        </w:rPr>
+        <w:t xml:space="preserve">[Me]</w:t>
+      </w:r>
+      <w:r>
+        <w:t xml:space="preserve"> </w:t>
+      </w:r>
+      <w:r>
+        <w:rPr>
+          <w:i/>
+          <w:iCs/>
+        </w:rPr>
         <w:t xml:space="preserve">… a lived experience probably for you.</w:t>
       </w:r>
     </w:p>
@@ -4508,12 +5540,20 @@
         <w:pStyle w:val="BlockText"/>
       </w:pPr>
       <w:r>
-        <w:t xml:space="preserve">[Me]</w:t>
-      </w:r>
-      <w:r>
-        <w:t xml:space="preserve"> </w:t>
-      </w:r>
-      <w:r>
+        <w:rPr>
+          <w:i/>
+          <w:iCs/>
+        </w:rPr>
+        <w:t xml:space="preserve">[Me]</w:t>
+      </w:r>
+      <w:r>
+        <w:t xml:space="preserve"> </w:t>
+      </w:r>
+      <w:r>
+        <w:rPr>
+          <w:i/>
+          <w:iCs/>
+        </w:rPr>
         <w:t xml:space="preserve">For the other drawbacks, like afraid of making mistakes, it might say stupid stuff, might have security impacts. Did you also live through that with your organization, or is it just a risk that you are wary of?</w:t>
       </w:r>
     </w:p>
@@ -4578,24 +5618,48 @@
         <w:pStyle w:val="BlockText"/>
       </w:pPr>
       <w:r>
-        <w:t xml:space="preserve">[Me]</w:t>
-      </w:r>
-      <w:r>
-        <w:t xml:space="preserve"> </w:t>
-      </w:r>
-      <w:r>
+        <w:rPr>
+          <w:i/>
+          <w:iCs/>
+        </w:rPr>
+        <w:t xml:space="preserve">[Me]</w:t>
+      </w:r>
+      <w:r>
+        <w:t xml:space="preserve"> </w:t>
+      </w:r>
+      <w:r>
+        <w:rPr>
+          <w:i/>
+          <w:iCs/>
+        </w:rPr>
         <w:t xml:space="preserve">Well, and maybe so you said, like,</w:t>
       </w:r>
       <w:r>
-        <w:t xml:space="preserve"> </w:t>
-      </w:r>
-      <w:r>
+        <w:rPr>
+          <w:i/>
+          <w:iCs/>
+        </w:rPr>
+        <w:t xml:space="preserve"> </w:t>
+      </w:r>
+      <w:r>
+        <w:rPr>
+          <w:i/>
+          <w:iCs/>
+        </w:rPr>
         <w:t xml:space="preserve">“Okay, we deployed something that was not fully safe or had bias in it.”</w:t>
       </w:r>
       <w:r>
-        <w:t xml:space="preserve"> </w:t>
-      </w:r>
-      <w:r>
+        <w:rPr>
+          <w:i/>
+          <w:iCs/>
+        </w:rPr>
+        <w:t xml:space="preserve"> </w:t>
+      </w:r>
+      <w:r>
+        <w:rPr>
+          <w:i/>
+          <w:iCs/>
+        </w:rPr>
         <w:t xml:space="preserve">Did</w:t>
       </w:r>
     </w:p>
@@ -4604,12 +5668,20 @@
         <w:pStyle w:val="BlockText"/>
       </w:pPr>
       <w:r>
-        <w:t xml:space="preserve">[Me]</w:t>
-      </w:r>
-      <w:r>
-        <w:t xml:space="preserve"> </w:t>
-      </w:r>
-      <w:r>
+        <w:rPr>
+          <w:i/>
+          <w:iCs/>
+        </w:rPr>
+        <w:t xml:space="preserve">[Me]</w:t>
+      </w:r>
+      <w:r>
+        <w:t xml:space="preserve"> </w:t>
+      </w:r>
+      <w:r>
+        <w:rPr>
+          <w:i/>
+          <w:iCs/>
+        </w:rPr>
         <w:t xml:space="preserve">it affect you as a company at that point? Or-</w:t>
       </w:r>
     </w:p>
@@ -4632,12 +5704,20 @@
         <w:pStyle w:val="BlockText"/>
       </w:pPr>
       <w:r>
-        <w:t xml:space="preserve">[Me]</w:t>
-      </w:r>
-      <w:r>
-        <w:t xml:space="preserve"> </w:t>
-      </w:r>
-      <w:r>
+        <w:rPr>
+          <w:i/>
+          <w:iCs/>
+        </w:rPr>
+        <w:t xml:space="preserve">[Me]</w:t>
+      </w:r>
+      <w:r>
+        <w:t xml:space="preserve"> </w:t>
+      </w:r>
+      <w:r>
+        <w:rPr>
+          <w:i/>
+          <w:iCs/>
+        </w:rPr>
         <w:t xml:space="preserve">… did you manage to solve it before it became an issue?</w:t>
       </w:r>
     </w:p>
@@ -4688,12 +5768,20 @@
         <w:pStyle w:val="BlockText"/>
       </w:pPr>
       <w:r>
-        <w:t xml:space="preserve">[Me]</w:t>
-      </w:r>
-      <w:r>
-        <w:t xml:space="preserve"> </w:t>
-      </w:r>
-      <w:r>
+        <w:rPr>
+          <w:i/>
+          <w:iCs/>
+        </w:rPr>
+        <w:t xml:space="preserve">[Me]</w:t>
+      </w:r>
+      <w:r>
+        <w:t xml:space="preserve"> </w:t>
+      </w:r>
+      <w:r>
+        <w:rPr>
+          <w:i/>
+          <w:iCs/>
+        </w:rPr>
         <w:t xml:space="preserve">Yeah, these are some great quotes. [laughs]</w:t>
       </w:r>
     </w:p>
@@ -4730,12 +5818,20 @@
         <w:pStyle w:val="BlockText"/>
       </w:pPr>
       <w:r>
-        <w:t xml:space="preserve">[Me]</w:t>
-      </w:r>
-      <w:r>
-        <w:t xml:space="preserve"> </w:t>
-      </w:r>
-      <w:r>
+        <w:rPr>
+          <w:i/>
+          <w:iCs/>
+        </w:rPr>
+        <w:t xml:space="preserve">[Me]</w:t>
+      </w:r>
+      <w:r>
+        <w:t xml:space="preserve"> </w:t>
+      </w:r>
+      <w:r>
+        <w:rPr>
+          <w:i/>
+          <w:iCs/>
+        </w:rPr>
         <w:t xml:space="preserve">And I must say that I think you’re</w:t>
       </w:r>
     </w:p>
@@ -4744,12 +5840,20 @@
         <w:pStyle w:val="BlockText"/>
       </w:pPr>
       <w:r>
-        <w:t xml:space="preserve">[Me]</w:t>
-      </w:r>
-      <w:r>
-        <w:t xml:space="preserve"> </w:t>
-      </w:r>
-      <w:r>
+        <w:rPr>
+          <w:i/>
+          <w:iCs/>
+        </w:rPr>
+        <w:t xml:space="preserve">[Me]</w:t>
+      </w:r>
+      <w:r>
+        <w:t xml:space="preserve"> </w:t>
+      </w:r>
+      <w:r>
+        <w:rPr>
+          <w:i/>
+          <w:iCs/>
+        </w:rPr>
         <w:t xml:space="preserve">one of the most eloquent people that I’ve talked to when it comes to just really describing what they are doing and what they are going through and how they see the value.</w:t>
       </w:r>
     </w:p>
@@ -4772,18 +5876,34 @@
         <w:pStyle w:val="BlockText"/>
       </w:pPr>
       <w:r>
-        <w:t xml:space="preserve">[Me]</w:t>
-      </w:r>
-      <w:r>
-        <w:t xml:space="preserve"> </w:t>
-      </w:r>
-      <w:r>
+        <w:rPr>
+          <w:i/>
+          <w:iCs/>
+        </w:rPr>
+        <w:t xml:space="preserve">[Me]</w:t>
+      </w:r>
+      <w:r>
+        <w:t xml:space="preserve"> </w:t>
+      </w:r>
+      <w:r>
+        <w:rPr>
+          <w:i/>
+          <w:iCs/>
+        </w:rPr>
         <w:t xml:space="preserve">Usually, I have so much of an issue to draw that out in terms of they are really thinking like,</w:t>
       </w:r>
       <w:r>
-        <w:t xml:space="preserve"> </w:t>
-      </w:r>
-      <w:r>
+        <w:rPr>
+          <w:i/>
+          <w:iCs/>
+        </w:rPr>
+        <w:t xml:space="preserve"> </w:t>
+      </w:r>
+      <w:r>
+        <w:rPr>
+          <w:i/>
+          <w:iCs/>
+        </w:rPr>
         <w:t xml:space="preserve">“Oh yeah, value is important. What am I really driving with the things that I’m doing?”</w:t>
       </w:r>
     </w:p>
@@ -4820,12 +5940,20 @@
         <w:pStyle w:val="BlockText"/>
       </w:pPr>
       <w:r>
-        <w:t xml:space="preserve">[Me]</w:t>
-      </w:r>
-      <w:r>
-        <w:t xml:space="preserve"> </w:t>
-      </w:r>
-      <w:r>
+        <w:rPr>
+          <w:i/>
+          <w:iCs/>
+        </w:rPr>
+        <w:t xml:space="preserve">[Me]</w:t>
+      </w:r>
+      <w:r>
+        <w:t xml:space="preserve"> </w:t>
+      </w:r>
+      <w:r>
+        <w:rPr>
+          <w:i/>
+          <w:iCs/>
+        </w:rPr>
         <w:t xml:space="preserve">So</w:t>
       </w:r>
     </w:p>
@@ -4834,18 +5962,34 @@
         <w:pStyle w:val="BlockText"/>
       </w:pPr>
       <w:r>
-        <w:t xml:space="preserve">[Me]</w:t>
-      </w:r>
-      <w:r>
-        <w:t xml:space="preserve"> </w:t>
-      </w:r>
-      <w:r>
+        <w:rPr>
+          <w:i/>
+          <w:iCs/>
+        </w:rPr>
+        <w:t xml:space="preserve">[Me]</w:t>
+      </w:r>
+      <w:r>
+        <w:t xml:space="preserve"> </w:t>
+      </w:r>
+      <w:r>
+        <w:rPr>
+          <w:i/>
+          <w:iCs/>
+        </w:rPr>
         <w:t xml:space="preserve">[laughs] I’m writing</w:t>
       </w:r>
       <w:r>
-        <w:t xml:space="preserve"> </w:t>
-      </w:r>
-      <w:r>
+        <w:rPr>
+          <w:i/>
+          <w:iCs/>
+        </w:rPr>
+        <w:t xml:space="preserve"> </w:t>
+      </w:r>
+      <w:r>
+        <w:rPr>
+          <w:i/>
+          <w:iCs/>
+        </w:rPr>
         <w:t xml:space="preserve">“Nice.”</w:t>
       </w:r>
     </w:p>
@@ -4854,12 +5998,20 @@
         <w:pStyle w:val="BlockText"/>
       </w:pPr>
       <w:r>
-        <w:t xml:space="preserve">[Me]</w:t>
-      </w:r>
-      <w:r>
-        <w:t xml:space="preserve"> </w:t>
-      </w:r>
-      <w:r>
+        <w:rPr>
+          <w:i/>
+          <w:iCs/>
+        </w:rPr>
+        <w:t xml:space="preserve">[Me]</w:t>
+      </w:r>
+      <w:r>
+        <w:t xml:space="preserve"> </w:t>
+      </w:r>
+      <w:r>
+        <w:rPr>
+          <w:i/>
+          <w:iCs/>
+        </w:rPr>
         <w:t xml:space="preserve">[laughs]</w:t>
       </w:r>
     </w:p>
@@ -4868,12 +6020,20 @@
         <w:pStyle w:val="BlockText"/>
       </w:pPr>
       <w:r>
-        <w:t xml:space="preserve">[Me]</w:t>
-      </w:r>
-      <w:r>
-        <w:t xml:space="preserve"> </w:t>
-      </w:r>
-      <w:r>
+        <w:rPr>
+          <w:i/>
+          <w:iCs/>
+        </w:rPr>
+        <w:t xml:space="preserve">[Me]</w:t>
+      </w:r>
+      <w:r>
+        <w:t xml:space="preserve"> </w:t>
+      </w:r>
+      <w:r>
+        <w:rPr>
+          <w:i/>
+          <w:iCs/>
+        </w:rPr>
         <w:t xml:space="preserve">Loads of notes. Yeah, that’s how it works.</w:t>
       </w:r>
     </w:p>
@@ -4896,12 +6056,20 @@
         <w:pStyle w:val="BlockText"/>
       </w:pPr>
       <w:r>
-        <w:t xml:space="preserve">[Me]</w:t>
-      </w:r>
-      <w:r>
-        <w:t xml:space="preserve"> </w:t>
-      </w:r>
-      <w:r>
+        <w:rPr>
+          <w:i/>
+          <w:iCs/>
+        </w:rPr>
+        <w:t xml:space="preserve">[Me]</w:t>
+      </w:r>
+      <w:r>
+        <w:t xml:space="preserve"> </w:t>
+      </w:r>
+      <w:r>
+        <w:rPr>
+          <w:i/>
+          <w:iCs/>
+        </w:rPr>
         <w:t xml:space="preserve">So you already described a bit about the context in the sense that you were able to really get the space to make mistakes, but maybe you can also take me through the tailwinds of what enabled your AI journey as a company essentially.</w:t>
       </w:r>
     </w:p>
@@ -5130,12 +6298,20 @@
         <w:pStyle w:val="BlockText"/>
       </w:pPr>
       <w:r>
-        <w:t xml:space="preserve">[Me]</w:t>
-      </w:r>
-      <w:r>
-        <w:t xml:space="preserve"> </w:t>
-      </w:r>
-      <w:r>
+        <w:rPr>
+          <w:i/>
+          <w:iCs/>
+        </w:rPr>
+        <w:t xml:space="preserve">[Me]</w:t>
+      </w:r>
+      <w:r>
+        <w:t xml:space="preserve"> </w:t>
+      </w:r>
+      <w:r>
+        <w:rPr>
+          <w:i/>
+          <w:iCs/>
+        </w:rPr>
         <w:t xml:space="preserve">The purchasing department</w:t>
       </w:r>
     </w:p>
@@ -5210,12 +6386,20 @@
         <w:pStyle w:val="BlockText"/>
       </w:pPr>
       <w:r>
-        <w:t xml:space="preserve">[Me]</w:t>
-      </w:r>
-      <w:r>
-        <w:t xml:space="preserve"> </w:t>
-      </w:r>
-      <w:r>
+        <w:rPr>
+          <w:i/>
+          <w:iCs/>
+        </w:rPr>
+        <w:t xml:space="preserve">[Me]</w:t>
+      </w:r>
+      <w:r>
+        <w:t xml:space="preserve"> </w:t>
+      </w:r>
+      <w:r>
+        <w:rPr>
+          <w:i/>
+          <w:iCs/>
+        </w:rPr>
         <w:t xml:space="preserve">Check. So there are two things that I would like to draw out a little bit more. So you first talked about the ambassadors that you have and people with a vision. Where do you typically see people coming from, and is it just you supporting that, or is it really the whole</w:t>
       </w:r>
     </w:p>
@@ -5224,12 +6408,20 @@
         <w:pStyle w:val="BlockText"/>
       </w:pPr>
       <w:r>
-        <w:t xml:space="preserve">[Me]</w:t>
-      </w:r>
-      <w:r>
-        <w:t xml:space="preserve"> </w:t>
-      </w:r>
-      <w:r>
+        <w:rPr>
+          <w:i/>
+          <w:iCs/>
+        </w:rPr>
+        <w:t xml:space="preserve">[Me]</w:t>
+      </w:r>
+      <w:r>
+        <w:t xml:space="preserve"> </w:t>
+      </w:r>
+      <w:r>
+        <w:rPr>
+          <w:i/>
+          <w:iCs/>
+        </w:rPr>
         <w:t xml:space="preserve">board essentially</w:t>
       </w:r>
     </w:p>
@@ -5238,12 +6430,20 @@
         <w:pStyle w:val="BlockText"/>
       </w:pPr>
       <w:r>
-        <w:t xml:space="preserve">[Me]</w:t>
-      </w:r>
-      <w:r>
-        <w:t xml:space="preserve"> </w:t>
-      </w:r>
-      <w:r>
+        <w:rPr>
+          <w:i/>
+          <w:iCs/>
+        </w:rPr>
+        <w:t xml:space="preserve">[Me]</w:t>
+      </w:r>
+      <w:r>
+        <w:t xml:space="preserve"> </w:t>
+      </w:r>
+      <w:r>
+        <w:rPr>
+          <w:i/>
+          <w:iCs/>
+        </w:rPr>
         <w:t xml:space="preserve">being behind that?</w:t>
       </w:r>
     </w:p>
@@ -5320,12 +6520,20 @@
         <w:pStyle w:val="BlockText"/>
       </w:pPr>
       <w:r>
-        <w:t xml:space="preserve">[Me]</w:t>
-      </w:r>
-      <w:r>
-        <w:t xml:space="preserve"> </w:t>
-      </w:r>
-      <w:r>
+        <w:rPr>
+          <w:i/>
+          <w:iCs/>
+        </w:rPr>
+        <w:t xml:space="preserve">[Me]</w:t>
+      </w:r>
+      <w:r>
+        <w:t xml:space="preserve"> </w:t>
+      </w:r>
+      <w:r>
+        <w:rPr>
+          <w:i/>
+          <w:iCs/>
+        </w:rPr>
         <w:t xml:space="preserve">But I love the answer. [laughs]</w:t>
       </w:r>
     </w:p>
@@ -5348,12 +6556,20 @@
         <w:pStyle w:val="BlockText"/>
       </w:pPr>
       <w:r>
-        <w:t xml:space="preserve">[Me]</w:t>
-      </w:r>
-      <w:r>
-        <w:t xml:space="preserve"> </w:t>
-      </w:r>
-      <w:r>
+        <w:rPr>
+          <w:i/>
+          <w:iCs/>
+        </w:rPr>
+        <w:t xml:space="preserve">[Me]</w:t>
+      </w:r>
+      <w:r>
+        <w:t xml:space="preserve"> </w:t>
+      </w:r>
+      <w:r>
+        <w:rPr>
+          <w:i/>
+          <w:iCs/>
+        </w:rPr>
         <w:t xml:space="preserve">So I was asking you about,</w:t>
       </w:r>
     </w:p>
@@ -5362,12 +6578,20 @@
         <w:pStyle w:val="BlockText"/>
       </w:pPr>
       <w:r>
-        <w:t xml:space="preserve">[Me]</w:t>
-      </w:r>
-      <w:r>
-        <w:t xml:space="preserve"> </w:t>
-      </w:r>
-      <w:r>
+        <w:rPr>
+          <w:i/>
+          <w:iCs/>
+        </w:rPr>
+        <w:t xml:space="preserve">[Me]</w:t>
+      </w:r>
+      <w:r>
+        <w:t xml:space="preserve"> </w:t>
+      </w:r>
+      <w:r>
+        <w:rPr>
+          <w:i/>
+          <w:iCs/>
+        </w:rPr>
         <w:t xml:space="preserve">you talked about really supporting people with a vision and investors internally.</w:t>
       </w:r>
     </w:p>
@@ -5390,12 +6614,20 @@
         <w:pStyle w:val="BlockText"/>
       </w:pPr>
       <w:r>
-        <w:t xml:space="preserve">[Me]</w:t>
-      </w:r>
-      <w:r>
-        <w:t xml:space="preserve"> </w:t>
-      </w:r>
-      <w:r>
+        <w:rPr>
+          <w:i/>
+          <w:iCs/>
+        </w:rPr>
+        <w:t xml:space="preserve">[Me]</w:t>
+      </w:r>
+      <w:r>
+        <w:t xml:space="preserve"> </w:t>
+      </w:r>
+      <w:r>
+        <w:rPr>
+          <w:i/>
+          <w:iCs/>
+        </w:rPr>
         <w:t xml:space="preserve">And I asked you, is it just something that you support or is that also something that is being supported from more widely-</w:t>
       </w:r>
     </w:p>
@@ -5418,12 +6650,20 @@
         <w:pStyle w:val="BlockText"/>
       </w:pPr>
       <w:r>
-        <w:t xml:space="preserve">[Me]</w:t>
-      </w:r>
-      <w:r>
-        <w:t xml:space="preserve"> </w:t>
-      </w:r>
-      <w:r>
+        <w:rPr>
+          <w:i/>
+          <w:iCs/>
+        </w:rPr>
+        <w:t xml:space="preserve">[Me]</w:t>
+      </w:r>
+      <w:r>
+        <w:t xml:space="preserve"> </w:t>
+      </w:r>
+      <w:r>
+        <w:rPr>
+          <w:i/>
+          <w:iCs/>
+        </w:rPr>
         <w:t xml:space="preserve">… in the company and possibly more-</w:t>
       </w:r>
     </w:p>
@@ -5516,12 +6756,20 @@
         <w:pStyle w:val="BlockText"/>
       </w:pPr>
       <w:r>
-        <w:t xml:space="preserve">[Me]</w:t>
-      </w:r>
-      <w:r>
-        <w:t xml:space="preserve"> </w:t>
-      </w:r>
-      <w:r>
+        <w:rPr>
+          <w:i/>
+          <w:iCs/>
+        </w:rPr>
+        <w:t xml:space="preserve">[Me]</w:t>
+      </w:r>
+      <w:r>
+        <w:t xml:space="preserve"> </w:t>
+      </w:r>
+      <w:r>
+        <w:rPr>
+          <w:i/>
+          <w:iCs/>
+        </w:rPr>
         <w:t xml:space="preserve">I could talk to you for hours based on what you’re [laughs] already telling me.</w:t>
       </w:r>
     </w:p>
@@ -5544,12 +6792,20 @@
         <w:pStyle w:val="BlockText"/>
       </w:pPr>
       <w:r>
-        <w:t xml:space="preserve">[Me]</w:t>
-      </w:r>
-      <w:r>
-        <w:t xml:space="preserve"> </w:t>
-      </w:r>
-      <w:r>
+        <w:rPr>
+          <w:i/>
+          <w:iCs/>
+        </w:rPr>
+        <w:t xml:space="preserve">[Me]</w:t>
+      </w:r>
+      <w:r>
+        <w:t xml:space="preserve"> </w:t>
+      </w:r>
+      <w:r>
+        <w:rPr>
+          <w:i/>
+          <w:iCs/>
+        </w:rPr>
         <w:t xml:space="preserve">I find this very interesting as well because I usually hear a lot from marketing teams that they are talking and thinking a lot about AI, but not actually doing that much. And usually, you see that, for instance, the finance departments doesn’t talk about AI at all, but they have automated everything.</w:t>
       </w:r>
     </w:p>
@@ -5572,12 +6828,20 @@
         <w:pStyle w:val="BlockText"/>
       </w:pPr>
       <w:r>
-        <w:t xml:space="preserve">[Me]</w:t>
-      </w:r>
-      <w:r>
-        <w:t xml:space="preserve"> </w:t>
-      </w:r>
-      <w:r>
+        <w:rPr>
+          <w:i/>
+          <w:iCs/>
+        </w:rPr>
+        <w:t xml:space="preserve">[Me]</w:t>
+      </w:r>
+      <w:r>
+        <w:t xml:space="preserve"> </w:t>
+      </w:r>
+      <w:r>
+        <w:rPr>
+          <w:i/>
+          <w:iCs/>
+        </w:rPr>
         <w:t xml:space="preserve">[laughs]</w:t>
       </w:r>
     </w:p>
@@ -5600,12 +6864,20 @@
         <w:pStyle w:val="BlockText"/>
       </w:pPr>
       <w:r>
-        <w:t xml:space="preserve">[Me]</w:t>
-      </w:r>
-      <w:r>
-        <w:t xml:space="preserve"> </w:t>
-      </w:r>
-      <w:r>
+        <w:rPr>
+          <w:i/>
+          <w:iCs/>
+        </w:rPr>
+        <w:t xml:space="preserve">[Me]</w:t>
+      </w:r>
+      <w:r>
+        <w:t xml:space="preserve"> </w:t>
+      </w:r>
+      <w:r>
+        <w:rPr>
+          <w:i/>
+          <w:iCs/>
+        </w:rPr>
         <w:t xml:space="preserve">And that you are driving AI throughout the entire organization, you are the first person with a really commercial stance-</w:t>
       </w:r>
     </w:p>
@@ -5628,12 +6900,20 @@
         <w:pStyle w:val="BlockText"/>
       </w:pPr>
       <w:r>
-        <w:t xml:space="preserve">[Me]</w:t>
-      </w:r>
-      <w:r>
-        <w:t xml:space="preserve"> </w:t>
-      </w:r>
-      <w:r>
+        <w:rPr>
+          <w:i/>
+          <w:iCs/>
+        </w:rPr>
+        <w:t xml:space="preserve">[Me]</w:t>
+      </w:r>
+      <w:r>
+        <w:t xml:space="preserve"> </w:t>
+      </w:r>
+      <w:r>
+        <w:rPr>
+          <w:i/>
+          <w:iCs/>
+        </w:rPr>
         <w:t xml:space="preserve">… in the company that I’ve interviewed that they are actually the lead for AI for the entire company.</w:t>
       </w:r>
     </w:p>
@@ -5694,12 +6974,20 @@
         <w:pStyle w:val="BlockText"/>
       </w:pPr>
       <w:r>
-        <w:t xml:space="preserve">[Me]</w:t>
-      </w:r>
-      <w:r>
-        <w:t xml:space="preserve"> </w:t>
-      </w:r>
-      <w:r>
+        <w:rPr>
+          <w:i/>
+          <w:iCs/>
+        </w:rPr>
+        <w:t xml:space="preserve">[Me]</w:t>
+      </w:r>
+      <w:r>
+        <w:t xml:space="preserve"> </w:t>
+      </w:r>
+      <w:r>
+        <w:rPr>
+          <w:i/>
+          <w:iCs/>
+        </w:rPr>
         <w:t xml:space="preserve">Yeah, for sure.</w:t>
       </w:r>
     </w:p>
@@ -5722,12 +7010,20 @@
         <w:pStyle w:val="BlockText"/>
       </w:pPr>
       <w:r>
-        <w:t xml:space="preserve">[Me]</w:t>
-      </w:r>
-      <w:r>
-        <w:t xml:space="preserve"> </w:t>
-      </w:r>
-      <w:r>
+        <w:rPr>
+          <w:i/>
+          <w:iCs/>
+        </w:rPr>
+        <w:t xml:space="preserve">[Me]</w:t>
+      </w:r>
+      <w:r>
+        <w:t xml:space="preserve"> </w:t>
+      </w:r>
+      <w:r>
+        <w:rPr>
+          <w:i/>
+          <w:iCs/>
+        </w:rPr>
         <w:t xml:space="preserve">For sure. So I’m wary of the time. We have five minutes.</w:t>
       </w:r>
     </w:p>
@@ -5750,12 +7046,20 @@
         <w:pStyle w:val="BlockText"/>
       </w:pPr>
       <w:r>
-        <w:t xml:space="preserve">[Me]</w:t>
-      </w:r>
-      <w:r>
-        <w:t xml:space="preserve"> </w:t>
-      </w:r>
-      <w:r>
+        <w:rPr>
+          <w:i/>
+          <w:iCs/>
+        </w:rPr>
+        <w:t xml:space="preserve">[Me]</w:t>
+      </w:r>
+      <w:r>
+        <w:t xml:space="preserve"> </w:t>
+      </w:r>
+      <w:r>
+        <w:rPr>
+          <w:i/>
+          <w:iCs/>
+        </w:rPr>
         <w:t xml:space="preserve">I don’t think there’s time for any big new questions.</w:t>
       </w:r>
     </w:p>
@@ -5764,12 +7068,20 @@
         <w:pStyle w:val="BlockText"/>
       </w:pPr>
       <w:r>
-        <w:t xml:space="preserve">[Me]</w:t>
-      </w:r>
-      <w:r>
-        <w:t xml:space="preserve"> </w:t>
-      </w:r>
-      <w:r>
+        <w:rPr>
+          <w:i/>
+          <w:iCs/>
+        </w:rPr>
+        <w:t xml:space="preserve">[Me]</w:t>
+      </w:r>
+      <w:r>
+        <w:t xml:space="preserve"> </w:t>
+      </w:r>
+      <w:r>
+        <w:rPr>
+          <w:i/>
+          <w:iCs/>
+        </w:rPr>
         <w:t xml:space="preserve">I have a lot of valuable inputs, so thank you a ton.</w:t>
       </w:r>
     </w:p>
@@ -5792,12 +7104,20 @@
         <w:pStyle w:val="BlockText"/>
       </w:pPr>
       <w:r>
-        <w:t xml:space="preserve">[Me]</w:t>
-      </w:r>
-      <w:r>
-        <w:t xml:space="preserve"> </w:t>
-      </w:r>
-      <w:r>
+        <w:rPr>
+          <w:i/>
+          <w:iCs/>
+        </w:rPr>
+        <w:t xml:space="preserve">[Me]</w:t>
+      </w:r>
+      <w:r>
+        <w:t xml:space="preserve"> </w:t>
+      </w:r>
+      <w:r>
+        <w:rPr>
+          <w:i/>
+          <w:iCs/>
+        </w:rPr>
         <w:t xml:space="preserve">I</w:t>
       </w:r>
     </w:p>
@@ -5806,12 +7126,20 @@
         <w:pStyle w:val="BlockText"/>
       </w:pPr>
       <w:r>
-        <w:t xml:space="preserve">[Me]</w:t>
-      </w:r>
-      <w:r>
-        <w:t xml:space="preserve"> </w:t>
-      </w:r>
-      <w:r>
+        <w:rPr>
+          <w:i/>
+          <w:iCs/>
+        </w:rPr>
+        <w:t xml:space="preserve">[Me]</w:t>
+      </w:r>
+      <w:r>
+        <w:t xml:space="preserve"> </w:t>
+      </w:r>
+      <w:r>
+        <w:rPr>
+          <w:i/>
+          <w:iCs/>
+        </w:rPr>
         <w:t xml:space="preserve">would like to ask you if you have any other people that you think I should really interview.</w:t>
       </w:r>
     </w:p>
@@ -5820,12 +7148,20 @@
         <w:pStyle w:val="BlockText"/>
       </w:pPr>
       <w:r>
-        <w:t xml:space="preserve">[Me]</w:t>
-      </w:r>
-      <w:r>
-        <w:t xml:space="preserve"> </w:t>
-      </w:r>
-      <w:r>
+        <w:rPr>
+          <w:i/>
+          <w:iCs/>
+        </w:rPr>
+        <w:t xml:space="preserve">[Me]</w:t>
+      </w:r>
+      <w:r>
+        <w:t xml:space="preserve"> </w:t>
+      </w:r>
+      <w:r>
+        <w:rPr>
+          <w:i/>
+          <w:iCs/>
+        </w:rPr>
         <w:t xml:space="preserve">That is always super valuable for me.</w:t>
       </w:r>
     </w:p>
@@ -5848,12 +7184,20 @@
         <w:pStyle w:val="BlockText"/>
       </w:pPr>
       <w:r>
-        <w:t xml:space="preserve">[Me]</w:t>
-      </w:r>
-      <w:r>
-        <w:t xml:space="preserve"> </w:t>
-      </w:r>
-      <w:r>
+        <w:rPr>
+          <w:i/>
+          <w:iCs/>
+        </w:rPr>
+        <w:t xml:space="preserve">[Me]</w:t>
+      </w:r>
+      <w:r>
+        <w:t xml:space="preserve"> </w:t>
+      </w:r>
+      <w:r>
+        <w:rPr>
+          <w:i/>
+          <w:iCs/>
+        </w:rPr>
         <w:t xml:space="preserve">So my research question is, how can marketing managers drive value with agentic AI?</w:t>
       </w:r>
     </w:p>
@@ -5876,12 +7220,20 @@
         <w:pStyle w:val="BlockText"/>
       </w:pPr>
       <w:r>
-        <w:t xml:space="preserve">[Me]</w:t>
-      </w:r>
-      <w:r>
-        <w:t xml:space="preserve"> </w:t>
-      </w:r>
-      <w:r>
+        <w:rPr>
+          <w:i/>
+          <w:iCs/>
+        </w:rPr>
+        <w:t xml:space="preserve">[Me]</w:t>
+      </w:r>
+      <w:r>
+        <w:t xml:space="preserve"> </w:t>
+      </w:r>
+      <w:r>
+        <w:rPr>
+          <w:i/>
+          <w:iCs/>
+        </w:rPr>
         <w:t xml:space="preserve">So it’s really about essentially everything that we talked about.</w:t>
       </w:r>
     </w:p>
@@ -5904,12 +7256,20 @@
         <w:pStyle w:val="BlockText"/>
       </w:pPr>
       <w:r>
-        <w:t xml:space="preserve">[Me]</w:t>
-      </w:r>
-      <w:r>
-        <w:t xml:space="preserve"> </w:t>
-      </w:r>
-      <w:r>
+        <w:rPr>
+          <w:i/>
+          <w:iCs/>
+        </w:rPr>
+        <w:t xml:space="preserve">[Me]</w:t>
+      </w:r>
+      <w:r>
+        <w:t xml:space="preserve"> </w:t>
+      </w:r>
+      <w:r>
+        <w:rPr>
+          <w:i/>
+          <w:iCs/>
+        </w:rPr>
         <w:t xml:space="preserve">And I typically interview three types of people.</w:t>
       </w:r>
     </w:p>
@@ -5932,12 +7292,20 @@
         <w:pStyle w:val="BlockText"/>
       </w:pPr>
       <w:r>
-        <w:t xml:space="preserve">[Me]</w:t>
-      </w:r>
-      <w:r>
-        <w:t xml:space="preserve"> </w:t>
-      </w:r>
-      <w:r>
+        <w:rPr>
+          <w:i/>
+          <w:iCs/>
+        </w:rPr>
+        <w:t xml:space="preserve">[Me]</w:t>
+      </w:r>
+      <w:r>
+        <w:t xml:space="preserve"> </w:t>
+      </w:r>
+      <w:r>
+        <w:rPr>
+          <w:i/>
+          <w:iCs/>
+        </w:rPr>
         <w:t xml:space="preserve">So it’s either people who lead marketing departments or are above the people that lead the marketing departments but are involved.</w:t>
       </w:r>
     </w:p>
@@ -5946,12 +7314,20 @@
         <w:pStyle w:val="BlockText"/>
       </w:pPr>
       <w:r>
-        <w:t xml:space="preserve">[Me]</w:t>
-      </w:r>
-      <w:r>
-        <w:t xml:space="preserve"> </w:t>
-      </w:r>
-      <w:r>
+        <w:rPr>
+          <w:i/>
+          <w:iCs/>
+        </w:rPr>
+        <w:t xml:space="preserve">[Me]</w:t>
+      </w:r>
+      <w:r>
+        <w:t xml:space="preserve"> </w:t>
+      </w:r>
+      <w:r>
+        <w:rPr>
+          <w:i/>
+          <w:iCs/>
+        </w:rPr>
         <w:t xml:space="preserve">It is to people who lead AI initiatives within marketing departments.</w:t>
       </w:r>
     </w:p>
@@ -5974,12 +7350,20 @@
         <w:pStyle w:val="BlockText"/>
       </w:pPr>
       <w:r>
-        <w:t xml:space="preserve">[Me]</w:t>
-      </w:r>
-      <w:r>
-        <w:t xml:space="preserve"> </w:t>
-      </w:r>
-      <w:r>
+        <w:rPr>
+          <w:i/>
+          <w:iCs/>
+        </w:rPr>
+        <w:t xml:space="preserve">[Me]</w:t>
+      </w:r>
+      <w:r>
+        <w:t xml:space="preserve"> </w:t>
+      </w:r>
+      <w:r>
+        <w:rPr>
+          <w:i/>
+          <w:iCs/>
+        </w:rPr>
         <w:t xml:space="preserve">Or external consultants, technical experts who help marketing departments get the systems off the ground. So I have a lot of people in that last bucket.</w:t>
       </w:r>
     </w:p>
@@ -6002,12 +7386,20 @@
         <w:pStyle w:val="BlockText"/>
       </w:pPr>
       <w:r>
-        <w:t xml:space="preserve">[Me]</w:t>
-      </w:r>
-      <w:r>
-        <w:t xml:space="preserve"> </w:t>
-      </w:r>
-      <w:r>
+        <w:rPr>
+          <w:i/>
+          <w:iCs/>
+        </w:rPr>
+        <w:t xml:space="preserve">[Me]</w:t>
+      </w:r>
+      <w:r>
+        <w:t xml:space="preserve"> </w:t>
+      </w:r>
+      <w:r>
+        <w:rPr>
+          <w:i/>
+          <w:iCs/>
+        </w:rPr>
         <w:t xml:space="preserve">Yeah. And the first two are harder to get, and I’m really trying to… I have had a few from, for instance, the States where I had very valuable inputs.</w:t>
       </w:r>
     </w:p>
@@ -6016,12 +7408,20 @@
         <w:pStyle w:val="BlockText"/>
       </w:pPr>
       <w:r>
-        <w:t xml:space="preserve">[Me]</w:t>
-      </w:r>
-      <w:r>
-        <w:t xml:space="preserve"> </w:t>
-      </w:r>
-      <w:r>
+        <w:rPr>
+          <w:i/>
+          <w:iCs/>
+        </w:rPr>
+        <w:t xml:space="preserve">[Me]</w:t>
+      </w:r>
+      <w:r>
+        <w:t xml:space="preserve"> </w:t>
+      </w:r>
+      <w:r>
+        <w:rPr>
+          <w:i/>
+          <w:iCs/>
+        </w:rPr>
         <w:t xml:space="preserve">I had a few here in the Netherlands as well, but not as many as I would like.</w:t>
       </w:r>
     </w:p>
@@ -6044,12 +7444,20 @@
         <w:pStyle w:val="BlockText"/>
       </w:pPr>
       <w:r>
-        <w:t xml:space="preserve">[Me]</w:t>
-      </w:r>
-      <w:r>
-        <w:t xml:space="preserve"> </w:t>
-      </w:r>
-      <w:r>
+        <w:rPr>
+          <w:i/>
+          <w:iCs/>
+        </w:rPr>
+        <w:t xml:space="preserve">[Me]</w:t>
+      </w:r>
+      <w:r>
+        <w:t xml:space="preserve"> </w:t>
+      </w:r>
+      <w:r>
+        <w:rPr>
+          <w:i/>
+          <w:iCs/>
+        </w:rPr>
         <w:t xml:space="preserve">And what I would prefer is to not only make it our own cases by talking to our own customers, but also going beyond that into what is actually happening in the market.</w:t>
       </w:r>
     </w:p>
@@ -6110,12 +7518,20 @@
         <w:pStyle w:val="BlockText"/>
       </w:pPr>
       <w:r>
-        <w:t xml:space="preserve">[Me]</w:t>
-      </w:r>
-      <w:r>
-        <w:t xml:space="preserve"> </w:t>
-      </w:r>
-      <w:r>
+        <w:rPr>
+          <w:i/>
+          <w:iCs/>
+        </w:rPr>
+        <w:t xml:space="preserve">[Me]</w:t>
+      </w:r>
+      <w:r>
+        <w:t xml:space="preserve"> </w:t>
+      </w:r>
+      <w:r>
+        <w:rPr>
+          <w:i/>
+          <w:iCs/>
+        </w:rPr>
         <w:t xml:space="preserve">No, I don’t mind. If you have somebody who you say is really from the marketing department and really driving the value there, and we could go a bit deeper on some of the questions that I might still have, that’d be cool. Yeah, for sure. Especially if they’re-</w:t>
       </w:r>
     </w:p>
@@ -6166,12 +7582,20 @@
         <w:pStyle w:val="BlockText"/>
       </w:pPr>
       <w:r>
-        <w:t xml:space="preserve">[Me]</w:t>
-      </w:r>
-      <w:r>
-        <w:t xml:space="preserve"> </w:t>
-      </w:r>
-      <w:r>
+        <w:rPr>
+          <w:i/>
+          <w:iCs/>
+        </w:rPr>
+        <w:t xml:space="preserve">[Me]</w:t>
+      </w:r>
+      <w:r>
+        <w:t xml:space="preserve"> </w:t>
+      </w:r>
+      <w:r>
+        <w:rPr>
+          <w:i/>
+          <w:iCs/>
+        </w:rPr>
         <w:t xml:space="preserve">And do they have a background in RPA or are they really AI first as a company? And just-</w:t>
       </w:r>
     </w:p>
@@ -6194,12 +7618,20 @@
         <w:pStyle w:val="BlockText"/>
       </w:pPr>
       <w:r>
-        <w:t xml:space="preserve">[Me]</w:t>
-      </w:r>
-      <w:r>
-        <w:t xml:space="preserve"> </w:t>
-      </w:r>
-      <w:r>
+        <w:rPr>
+          <w:i/>
+          <w:iCs/>
+        </w:rPr>
+        <w:t xml:space="preserve">[Me]</w:t>
+      </w:r>
+      <w:r>
+        <w:t xml:space="preserve"> </w:t>
+      </w:r>
+      <w:r>
+        <w:rPr>
+          <w:i/>
+          <w:iCs/>
+        </w:rPr>
         <w:t xml:space="preserve">Tilburg</w:t>
       </w:r>
     </w:p>
@@ -6222,12 +7654,20 @@
         <w:pStyle w:val="BlockText"/>
       </w:pPr>
       <w:r>
-        <w:t xml:space="preserve">[Me]</w:t>
-      </w:r>
-      <w:r>
-        <w:t xml:space="preserve"> </w:t>
-      </w:r>
-      <w:r>
+        <w:rPr>
+          <w:i/>
+          <w:iCs/>
+        </w:rPr>
+        <w:t xml:space="preserve">[Me]</w:t>
+      </w:r>
+      <w:r>
+        <w:t xml:space="preserve"> </w:t>
+      </w:r>
+      <w:r>
+        <w:rPr>
+          <w:i/>
+          <w:iCs/>
+        </w:rPr>
         <w:t xml:space="preserve">I do.</w:t>
       </w:r>
     </w:p>
@@ -6250,12 +7690,20 @@
         <w:pStyle w:val="BlockText"/>
       </w:pPr>
       <w:r>
-        <w:t xml:space="preserve">[Me]</w:t>
-      </w:r>
-      <w:r>
-        <w:t xml:space="preserve"> </w:t>
-      </w:r>
-      <w:r>
+        <w:rPr>
+          <w:i/>
+          <w:iCs/>
+        </w:rPr>
+        <w:t xml:space="preserve">[Me]</w:t>
+      </w:r>
+      <w:r>
+        <w:t xml:space="preserve"> </w:t>
+      </w:r>
+      <w:r>
+        <w:rPr>
+          <w:i/>
+          <w:iCs/>
+        </w:rPr>
         <w:t xml:space="preserve">Okay. I have so many notes.</w:t>
       </w:r>
     </w:p>
@@ -6278,12 +7726,20 @@
         <w:pStyle w:val="BlockText"/>
       </w:pPr>
       <w:r>
-        <w:t xml:space="preserve">[Me]</w:t>
-      </w:r>
-      <w:r>
-        <w:t xml:space="preserve"> </w:t>
-      </w:r>
-      <w:r>
+        <w:rPr>
+          <w:i/>
+          <w:iCs/>
+        </w:rPr>
+        <w:t xml:space="preserve">[Me]</w:t>
+      </w:r>
+      <w:r>
+        <w:t xml:space="preserve"> </w:t>
+      </w:r>
+      <w:r>
+        <w:rPr>
+          <w:i/>
+          <w:iCs/>
+        </w:rPr>
         <w:t xml:space="preserve">This was a good conversation. Do you have any questions for me before we leave?</w:t>
       </w:r>
     </w:p>
@@ -6306,12 +7762,20 @@
         <w:pStyle w:val="BlockText"/>
       </w:pPr>
       <w:r>
-        <w:t xml:space="preserve">[Me]</w:t>
-      </w:r>
-      <w:r>
-        <w:t xml:space="preserve"> </w:t>
-      </w:r>
-      <w:r>
+        <w:rPr>
+          <w:i/>
+          <w:iCs/>
+        </w:rPr>
+        <w:t xml:space="preserve">[Me]</w:t>
+      </w:r>
+      <w:r>
+        <w:t xml:space="preserve"> </w:t>
+      </w:r>
+      <w:r>
+        <w:rPr>
+          <w:i/>
+          <w:iCs/>
+        </w:rPr>
         <w:t xml:space="preserve">Thank you.</w:t>
       </w:r>
     </w:p>
@@ -6334,12 +7798,20 @@
         <w:pStyle w:val="BlockText"/>
       </w:pPr>
       <w:r>
-        <w:t xml:space="preserve">[Me]</w:t>
-      </w:r>
-      <w:r>
-        <w:t xml:space="preserve"> </w:t>
-      </w:r>
-      <w:r>
+        <w:rPr>
+          <w:i/>
+          <w:iCs/>
+        </w:rPr>
+        <w:t xml:space="preserve">[Me]</w:t>
+      </w:r>
+      <w:r>
+        <w:t xml:space="preserve"> </w:t>
+      </w:r>
+      <w:r>
+        <w:rPr>
+          <w:i/>
+          <w:iCs/>
+        </w:rPr>
         <w:t xml:space="preserve">I’m trying to focus on that because I found that if I don’t sleep enough, everything else breaks down. [chuckles]</w:t>
       </w:r>
     </w:p>
@@ -6362,12 +7834,20 @@
         <w:pStyle w:val="BlockText"/>
       </w:pPr>
       <w:r>
-        <w:t xml:space="preserve">[Me]</w:t>
-      </w:r>
-      <w:r>
-        <w:t xml:space="preserve"> </w:t>
-      </w:r>
-      <w:r>
+        <w:rPr>
+          <w:i/>
+          <w:iCs/>
+        </w:rPr>
+        <w:t xml:space="preserve">[Me]</w:t>
+      </w:r>
+      <w:r>
+        <w:t xml:space="preserve"> </w:t>
+      </w:r>
+      <w:r>
+        <w:rPr>
+          <w:i/>
+          <w:iCs/>
+        </w:rPr>
         <w:t xml:space="preserve">I’m trying to focus in life, like sleep and sports first, then MBA work, and then I hope to have something left every once in a while. [chuckles]</w:t>
       </w:r>
     </w:p>
@@ -6390,12 +7870,20 @@
         <w:pStyle w:val="BlockText"/>
       </w:pPr>
       <w:r>
-        <w:t xml:space="preserve">[Me]</w:t>
-      </w:r>
-      <w:r>
-        <w:t xml:space="preserve"> </w:t>
-      </w:r>
-      <w:r>
+        <w:rPr>
+          <w:i/>
+          <w:iCs/>
+        </w:rPr>
+        <w:t xml:space="preserve">[Me]</w:t>
+      </w:r>
+      <w:r>
+        <w:t xml:space="preserve"> </w:t>
+      </w:r>
+      <w:r>
+        <w:rPr>
+          <w:i/>
+          <w:iCs/>
+        </w:rPr>
         <w:t xml:space="preserve">Yeah. You wisdom the experience, though.</w:t>
       </w:r>
     </w:p>
@@ -6430,12 +7918,20 @@
         <w:pStyle w:val="BlockText"/>
       </w:pPr>
       <w:r>
-        <w:t xml:space="preserve">[Me]</w:t>
-      </w:r>
-      <w:r>
-        <w:t xml:space="preserve"> </w:t>
-      </w:r>
-      <w:r>
+        <w:rPr>
+          <w:i/>
+          <w:iCs/>
+        </w:rPr>
+        <w:t xml:space="preserve">[Me]</w:t>
+      </w:r>
+      <w:r>
+        <w:t xml:space="preserve"> </w:t>
+      </w:r>
+      <w:r>
+        <w:rPr>
+          <w:i/>
+          <w:iCs/>
+        </w:rPr>
         <w:t xml:space="preserve">I will. But I know the feeling.</w:t>
       </w:r>
     </w:p>
@@ -6458,12 +7954,20 @@
         <w:pStyle w:val="BlockText"/>
       </w:pPr>
       <w:r>
-        <w:t xml:space="preserve">[Me]</w:t>
-      </w:r>
-      <w:r>
-        <w:t xml:space="preserve"> </w:t>
-      </w:r>
-      <w:r>
+        <w:rPr>
+          <w:i/>
+          <w:iCs/>
+        </w:rPr>
+        <w:t xml:space="preserve">[Me]</w:t>
+      </w:r>
+      <w:r>
+        <w:t xml:space="preserve"> </w:t>
+      </w:r>
+      <w:r>
+        <w:rPr>
+          <w:i/>
+          <w:iCs/>
+        </w:rPr>
         <w:t xml:space="preserve">It’s a lot of extra work.</w:t>
       </w:r>
     </w:p>
@@ -6486,12 +7990,20 @@
         <w:pStyle w:val="BlockText"/>
       </w:pPr>
       <w:r>
-        <w:t xml:space="preserve">[Me]</w:t>
-      </w:r>
-      <w:r>
-        <w:t xml:space="preserve"> </w:t>
-      </w:r>
-      <w:r>
+        <w:rPr>
+          <w:i/>
+          <w:iCs/>
+        </w:rPr>
+        <w:t xml:space="preserve">[Me]</w:t>
+      </w:r>
+      <w:r>
+        <w:t xml:space="preserve"> </w:t>
+      </w:r>
+      <w:r>
+        <w:rPr>
+          <w:i/>
+          <w:iCs/>
+        </w:rPr>
         <w:t xml:space="preserve">For sure. Yeah, will do.</w:t>
       </w:r>
     </w:p>
@@ -6514,12 +8026,20 @@
         <w:pStyle w:val="BlockText"/>
       </w:pPr>
       <w:r>
-        <w:t xml:space="preserve">[Me]</w:t>
-      </w:r>
-      <w:r>
-        <w:t xml:space="preserve"> </w:t>
-      </w:r>
-      <w:r>
+        <w:rPr>
+          <w:i/>
+          <w:iCs/>
+        </w:rPr>
+        <w:t xml:space="preserve">[Me]</w:t>
+      </w:r>
+      <w:r>
+        <w:t xml:space="preserve"> </w:t>
+      </w:r>
+      <w:r>
+        <w:rPr>
+          <w:i/>
+          <w:iCs/>
+        </w:rPr>
         <w:t xml:space="preserve">I’ll jot your name down. I have a list of people who are interested. Love to share it.</w:t>
       </w:r>
     </w:p>
@@ -6542,12 +8062,20 @@
         <w:pStyle w:val="BlockText"/>
       </w:pPr>
       <w:r>
-        <w:t xml:space="preserve">[Me]</w:t>
-      </w:r>
-      <w:r>
-        <w:t xml:space="preserve"> </w:t>
-      </w:r>
-      <w:r>
+        <w:rPr>
+          <w:i/>
+          <w:iCs/>
+        </w:rPr>
+        <w:t xml:space="preserve">[Me]</w:t>
+      </w:r>
+      <w:r>
+        <w:t xml:space="preserve"> </w:t>
+      </w:r>
+      <w:r>
+        <w:rPr>
+          <w:i/>
+          <w:iCs/>
+        </w:rPr>
         <w:t xml:space="preserve">Wish you luck. See you. Bye bye.</w:t>
       </w:r>
     </w:p>
